--- a/python.docx
+++ b/python.docx
@@ -4853,7 +4853,7 @@
     <w:p>
       <w:pPr>
         <w:rPr>
-          <w:rFonts w:hint="default"/>
+          <w:rFonts w:hint="eastAsia"/>
           <w:lang w:val="en-US" w:eastAsia="zh-CN"/>
         </w:rPr>
       </w:pPr>
@@ -4885,7 +4885,7 @@
           <w:rFonts w:hint="default"/>
           <w:lang w:val="en-US" w:eastAsia="zh-CN"/>
         </w:rPr>
-        <w:t>”)</w:t>
+        <w:t>”-- a set of multiple values)</w:t>
       </w:r>
       <w:r>
         <w:rPr>
@@ -4894,6 +4894,14 @@
         </w:rPr>
         <w:t xml:space="preserve">   </w:t>
       </w:r>
+    </w:p>
+    <w:p>
+      <w:pPr>
+        <w:rPr>
+          <w:rFonts w:hint="default"/>
+          <w:lang w:val="en-US" w:eastAsia="zh-CN"/>
+        </w:rPr>
+      </w:pPr>
       <w:r>
         <w:rPr>
           <w:rFonts w:hint="eastAsia"/>
@@ -7165,12 +7173,14 @@
       <w:pPr>
         <w:rPr>
           <w:rFonts w:hint="default"/>
+          <w:color w:val="0000FF"/>
           <w:lang w:val="en-US"/>
         </w:rPr>
       </w:pPr>
       <w:r>
         <w:rPr>
           <w:rFonts w:hint="default"/>
+          <w:color w:val="0000FF"/>
           <w:lang w:val="en-US"/>
         </w:rPr>
         <w:t>list</w:t>
@@ -7178,17 +7188,910 @@
     </w:p>
     <w:p>
       <w:pPr>
-        <w:rPr>
-          <w:rFonts w:hint="default"/>
+        <w:keepNext w:val="0"/>
+        <w:keepLines w:val="0"/>
+        <w:widowControl/>
+        <w:suppressLineNumbers w:val="0"/>
+        <w:shd w:val="clear" w:fill="121314"/>
+        <w:spacing w:line="360" w:lineRule="atLeast"/>
+        <w:jc w:val="left"/>
+        <w:rPr>
+          <w:rFonts w:ascii="Menlo" w:hAnsi="Menlo" w:eastAsia="Menlo" w:cs="Menlo"/>
+          <w:b w:val="0"/>
+          <w:bCs w:val="0"/>
+          <w:color w:val="BBBEBF"/>
+          <w:sz w:val="18"/>
+          <w:szCs w:val="18"/>
+        </w:rPr>
+      </w:pPr>
+      <w:r>
+        <w:rPr>
+          <w:rFonts w:hint="default" w:ascii="Menlo" w:hAnsi="Menlo" w:eastAsia="Menlo" w:cs="Menlo"/>
+          <w:b w:val="0"/>
+          <w:bCs w:val="0"/>
+          <w:color w:val="C9D1D9"/>
+          <w:kern w:val="0"/>
+          <w:sz w:val="18"/>
+          <w:szCs w:val="18"/>
+          <w:shd w:val="clear" w:fill="121314"/>
+          <w:lang w:val="en-US" w:eastAsia="zh-CN" w:bidi="ar"/>
+        </w:rPr>
+        <w:t>students</w:t>
+      </w:r>
+      <w:r>
+        <w:rPr>
+          <w:rFonts w:hint="default" w:ascii="Menlo" w:hAnsi="Menlo" w:eastAsia="Menlo" w:cs="Menlo"/>
+          <w:b w:val="0"/>
+          <w:bCs w:val="0"/>
+          <w:color w:val="BBBEBF"/>
+          <w:kern w:val="0"/>
+          <w:sz w:val="18"/>
+          <w:szCs w:val="18"/>
+          <w:shd w:val="clear" w:fill="121314"/>
+          <w:lang w:val="en-US" w:eastAsia="zh-CN" w:bidi="ar"/>
+        </w:rPr>
+        <w:t xml:space="preserve"> </w:t>
+      </w:r>
+      <w:r>
+        <w:rPr>
+          <w:rFonts w:hint="default" w:ascii="Menlo" w:hAnsi="Menlo" w:eastAsia="Menlo" w:cs="Menlo"/>
+          <w:b w:val="0"/>
+          <w:bCs w:val="0"/>
+          <w:color w:val="D4D4D4"/>
+          <w:kern w:val="0"/>
+          <w:sz w:val="18"/>
+          <w:szCs w:val="18"/>
+          <w:shd w:val="clear" w:fill="121314"/>
+          <w:lang w:val="en-US" w:eastAsia="zh-CN" w:bidi="ar"/>
+        </w:rPr>
+        <w:t>=</w:t>
+      </w:r>
+      <w:r>
+        <w:rPr>
+          <w:rFonts w:hint="default" w:ascii="Menlo" w:hAnsi="Menlo" w:eastAsia="Menlo" w:cs="Menlo"/>
+          <w:b w:val="0"/>
+          <w:bCs w:val="0"/>
+          <w:color w:val="BBBEBF"/>
+          <w:kern w:val="0"/>
+          <w:sz w:val="18"/>
+          <w:szCs w:val="18"/>
+          <w:shd w:val="clear" w:fill="121314"/>
+          <w:lang w:val="en-US" w:eastAsia="zh-CN" w:bidi="ar"/>
+        </w:rPr>
+        <w:t xml:space="preserve"> [</w:t>
+      </w:r>
+      <w:r>
+        <w:rPr>
+          <w:rFonts w:hint="default" w:ascii="Menlo" w:hAnsi="Menlo" w:eastAsia="Menlo" w:cs="Menlo"/>
+          <w:b w:val="0"/>
+          <w:bCs w:val="0"/>
+          <w:color w:val="A5D6FF"/>
+          <w:kern w:val="0"/>
+          <w:sz w:val="18"/>
+          <w:szCs w:val="18"/>
+          <w:shd w:val="clear" w:fill="121314"/>
+          <w:lang w:val="en-US" w:eastAsia="zh-CN" w:bidi="ar"/>
+        </w:rPr>
+        <w:t>"Harry"</w:t>
+      </w:r>
+      <w:r>
+        <w:rPr>
+          <w:rFonts w:hint="default" w:ascii="Menlo" w:hAnsi="Menlo" w:eastAsia="Menlo" w:cs="Menlo"/>
+          <w:b w:val="0"/>
+          <w:bCs w:val="0"/>
+          <w:color w:val="BBBEBF"/>
+          <w:kern w:val="0"/>
+          <w:sz w:val="18"/>
+          <w:szCs w:val="18"/>
+          <w:shd w:val="clear" w:fill="121314"/>
+          <w:lang w:val="en-US" w:eastAsia="zh-CN" w:bidi="ar"/>
+        </w:rPr>
+        <w:t xml:space="preserve">, </w:t>
+      </w:r>
+      <w:r>
+        <w:rPr>
+          <w:rFonts w:hint="default" w:ascii="Menlo" w:hAnsi="Menlo" w:eastAsia="Menlo" w:cs="Menlo"/>
+          <w:b w:val="0"/>
+          <w:bCs w:val="0"/>
+          <w:color w:val="A5D6FF"/>
+          <w:kern w:val="0"/>
+          <w:sz w:val="18"/>
+          <w:szCs w:val="18"/>
+          <w:shd w:val="clear" w:fill="121314"/>
+          <w:lang w:val="en-US" w:eastAsia="zh-CN" w:bidi="ar"/>
+        </w:rPr>
+        <w:t>"Hermione"</w:t>
+      </w:r>
+      <w:r>
+        <w:rPr>
+          <w:rFonts w:hint="default" w:ascii="Menlo" w:hAnsi="Menlo" w:eastAsia="Menlo" w:cs="Menlo"/>
+          <w:b w:val="0"/>
+          <w:bCs w:val="0"/>
+          <w:color w:val="BBBEBF"/>
+          <w:kern w:val="0"/>
+          <w:sz w:val="18"/>
+          <w:szCs w:val="18"/>
+          <w:shd w:val="clear" w:fill="121314"/>
+          <w:lang w:val="en-US" w:eastAsia="zh-CN" w:bidi="ar"/>
+        </w:rPr>
+        <w:t xml:space="preserve">, </w:t>
+      </w:r>
+      <w:r>
+        <w:rPr>
+          <w:rFonts w:hint="default" w:ascii="Menlo" w:hAnsi="Menlo" w:eastAsia="Menlo" w:cs="Menlo"/>
+          <w:b w:val="0"/>
+          <w:bCs w:val="0"/>
+          <w:color w:val="A5D6FF"/>
+          <w:kern w:val="0"/>
+          <w:sz w:val="18"/>
+          <w:szCs w:val="18"/>
+          <w:shd w:val="clear" w:fill="121314"/>
+          <w:lang w:val="en-US" w:eastAsia="zh-CN" w:bidi="ar"/>
+        </w:rPr>
+        <w:t>"Ron"</w:t>
+      </w:r>
+      <w:r>
+        <w:rPr>
+          <w:rFonts w:hint="default" w:ascii="Menlo" w:hAnsi="Menlo" w:eastAsia="Menlo" w:cs="Menlo"/>
+          <w:b w:val="0"/>
+          <w:bCs w:val="0"/>
+          <w:color w:val="BBBEBF"/>
+          <w:kern w:val="0"/>
+          <w:sz w:val="18"/>
+          <w:szCs w:val="18"/>
+          <w:shd w:val="clear" w:fill="121314"/>
+          <w:lang w:val="en-US" w:eastAsia="zh-CN" w:bidi="ar"/>
+        </w:rPr>
+        <w:t>]</w:t>
+      </w:r>
+    </w:p>
+    <w:p>
+      <w:pPr>
+        <w:keepNext w:val="0"/>
+        <w:keepLines w:val="0"/>
+        <w:widowControl/>
+        <w:suppressLineNumbers w:val="0"/>
+        <w:shd w:val="clear" w:fill="121314"/>
+        <w:spacing w:line="360" w:lineRule="atLeast"/>
+        <w:jc w:val="left"/>
+        <w:rPr>
+          <w:rFonts w:hint="default" w:ascii="Menlo" w:hAnsi="Menlo" w:eastAsia="Menlo" w:cs="Menlo"/>
+          <w:b w:val="0"/>
+          <w:bCs w:val="0"/>
+          <w:color w:val="BBBEBF"/>
+          <w:sz w:val="18"/>
+          <w:szCs w:val="18"/>
+        </w:rPr>
+      </w:pPr>
+    </w:p>
+    <w:p>
+      <w:pPr>
+        <w:keepNext w:val="0"/>
+        <w:keepLines w:val="0"/>
+        <w:widowControl/>
+        <w:suppressLineNumbers w:val="0"/>
+        <w:shd w:val="clear" w:fill="121314"/>
+        <w:spacing w:line="360" w:lineRule="atLeast"/>
+        <w:jc w:val="left"/>
+        <w:rPr>
+          <w:rFonts w:hint="default" w:ascii="Menlo" w:hAnsi="Menlo" w:eastAsia="Menlo" w:cs="Menlo"/>
+          <w:b w:val="0"/>
+          <w:bCs w:val="0"/>
+          <w:color w:val="BBBEBF"/>
+          <w:sz w:val="18"/>
+          <w:szCs w:val="18"/>
           <w:lang w:val="en-US"/>
+        </w:rPr>
+      </w:pPr>
+      <w:r>
+        <w:rPr>
+          <w:rFonts w:hint="default" w:ascii="Menlo" w:hAnsi="Menlo" w:eastAsia="Menlo" w:cs="Menlo"/>
+          <w:b w:val="0"/>
+          <w:bCs w:val="0"/>
+          <w:color w:val="C586C0"/>
+          <w:kern w:val="0"/>
+          <w:sz w:val="18"/>
+          <w:szCs w:val="18"/>
+          <w:shd w:val="clear" w:fill="121314"/>
+          <w:lang w:val="en-US" w:eastAsia="zh-CN" w:bidi="ar"/>
+        </w:rPr>
+        <w:t>for</w:t>
+      </w:r>
+      <w:r>
+        <w:rPr>
+          <w:rFonts w:hint="default" w:ascii="Menlo" w:hAnsi="Menlo" w:eastAsia="Menlo" w:cs="Menlo"/>
+          <w:b w:val="0"/>
+          <w:bCs w:val="0"/>
+          <w:color w:val="BBBEBF"/>
+          <w:kern w:val="0"/>
+          <w:sz w:val="18"/>
+          <w:szCs w:val="18"/>
+          <w:shd w:val="clear" w:fill="121314"/>
+          <w:lang w:val="en-US" w:eastAsia="zh-CN" w:bidi="ar"/>
+        </w:rPr>
+        <w:t xml:space="preserve"> </w:t>
+      </w:r>
+      <w:r>
+        <w:rPr>
+          <w:rFonts w:hint="default" w:ascii="Menlo" w:hAnsi="Menlo" w:eastAsia="Menlo" w:cs="Menlo"/>
+          <w:b w:val="0"/>
+          <w:bCs w:val="0"/>
+          <w:color w:val="C9D1D9"/>
+          <w:kern w:val="0"/>
+          <w:sz w:val="18"/>
+          <w:szCs w:val="18"/>
+          <w:shd w:val="clear" w:fill="121314"/>
+          <w:lang w:val="en-US" w:eastAsia="zh-CN" w:bidi="ar"/>
+        </w:rPr>
+        <w:t>student</w:t>
+      </w:r>
+      <w:r>
+        <w:rPr>
+          <w:rFonts w:hint="default" w:ascii="Menlo" w:hAnsi="Menlo" w:eastAsia="Menlo" w:cs="Menlo"/>
+          <w:b w:val="0"/>
+          <w:bCs w:val="0"/>
+          <w:color w:val="BBBEBF"/>
+          <w:kern w:val="0"/>
+          <w:sz w:val="18"/>
+          <w:szCs w:val="18"/>
+          <w:shd w:val="clear" w:fill="121314"/>
+          <w:lang w:val="en-US" w:eastAsia="zh-CN" w:bidi="ar"/>
+        </w:rPr>
+        <w:t xml:space="preserve"> </w:t>
+      </w:r>
+      <w:r>
+        <w:rPr>
+          <w:rFonts w:hint="default" w:ascii="Menlo" w:hAnsi="Menlo" w:eastAsia="Menlo" w:cs="Menlo"/>
+          <w:b w:val="0"/>
+          <w:bCs w:val="0"/>
+          <w:color w:val="C586C0"/>
+          <w:kern w:val="0"/>
+          <w:sz w:val="18"/>
+          <w:szCs w:val="18"/>
+          <w:shd w:val="clear" w:fill="121314"/>
+          <w:lang w:val="en-US" w:eastAsia="zh-CN" w:bidi="ar"/>
+        </w:rPr>
+        <w:t>in</w:t>
+      </w:r>
+      <w:r>
+        <w:rPr>
+          <w:rFonts w:hint="default" w:ascii="Menlo" w:hAnsi="Menlo" w:eastAsia="Menlo" w:cs="Menlo"/>
+          <w:b w:val="0"/>
+          <w:bCs w:val="0"/>
+          <w:color w:val="BBBEBF"/>
+          <w:kern w:val="0"/>
+          <w:sz w:val="18"/>
+          <w:szCs w:val="18"/>
+          <w:shd w:val="clear" w:fill="121314"/>
+          <w:lang w:val="en-US" w:eastAsia="zh-CN" w:bidi="ar"/>
+        </w:rPr>
+        <w:t xml:space="preserve"> </w:t>
+      </w:r>
+      <w:r>
+        <w:rPr>
+          <w:rFonts w:hint="default" w:ascii="Menlo" w:hAnsi="Menlo" w:eastAsia="Menlo" w:cs="Menlo"/>
+          <w:b w:val="0"/>
+          <w:bCs w:val="0"/>
+          <w:color w:val="C9D1D9"/>
+          <w:kern w:val="0"/>
+          <w:sz w:val="18"/>
+          <w:szCs w:val="18"/>
+          <w:shd w:val="clear" w:fill="121314"/>
+          <w:lang w:val="en-US" w:eastAsia="zh-CN" w:bidi="ar"/>
+        </w:rPr>
+        <w:t>students</w:t>
+      </w:r>
+      <w:r>
+        <w:rPr>
+          <w:rFonts w:hint="default" w:ascii="Menlo" w:hAnsi="Menlo" w:eastAsia="Menlo" w:cs="Menlo"/>
+          <w:b w:val="0"/>
+          <w:bCs w:val="0"/>
+          <w:color w:val="BBBEBF"/>
+          <w:kern w:val="0"/>
+          <w:sz w:val="18"/>
+          <w:szCs w:val="18"/>
+          <w:shd w:val="clear" w:fill="121314"/>
+          <w:lang w:val="en-US" w:eastAsia="zh-CN" w:bidi="ar"/>
+        </w:rPr>
+        <w:t xml:space="preserve">: (“for </w:t>
+      </w:r>
+      <w:r>
+        <w:rPr>
+          <w:rFonts w:hint="default" w:ascii="Menlo" w:hAnsi="Menlo" w:eastAsia="Menlo" w:cs="Menlo"/>
+          <w:b w:val="0"/>
+          <w:bCs w:val="0"/>
+          <w:color w:val="BBBEBF"/>
+          <w:kern w:val="0"/>
+          <w:sz w:val="18"/>
+          <w:szCs w:val="18"/>
+          <w:highlight w:val="none"/>
+          <w:shd w:val="clear" w:fill="121314"/>
+          <w:lang w:val="en-US" w:eastAsia="zh-CN" w:bidi="ar"/>
+        </w:rPr>
+        <w:t xml:space="preserve">_ </w:t>
+      </w:r>
+      <w:r>
+        <w:rPr>
+          <w:rFonts w:hint="default" w:ascii="Menlo" w:hAnsi="Menlo" w:eastAsia="Menlo" w:cs="Menlo"/>
+          <w:b w:val="0"/>
+          <w:bCs w:val="0"/>
+          <w:color w:val="BBBEBF"/>
+          <w:kern w:val="0"/>
+          <w:sz w:val="18"/>
+          <w:szCs w:val="18"/>
+          <w:shd w:val="clear" w:fill="121314"/>
+          <w:lang w:val="en-US" w:eastAsia="zh-CN" w:bidi="ar"/>
+        </w:rPr>
+        <w:t>in students      is OK as well,   )</w:t>
+      </w:r>
+    </w:p>
+    <w:p>
+      <w:pPr>
+        <w:keepNext w:val="0"/>
+        <w:keepLines w:val="0"/>
+        <w:widowControl/>
+        <w:suppressLineNumbers w:val="0"/>
+        <w:shd w:val="clear" w:fill="121314"/>
+        <w:spacing w:line="360" w:lineRule="atLeast"/>
+        <w:ind w:firstLine="360"/>
+        <w:jc w:val="left"/>
+        <w:rPr>
+          <w:rFonts w:hint="default" w:ascii="Menlo" w:hAnsi="Menlo" w:eastAsia="宋体" w:cs="Menlo"/>
+          <w:b w:val="0"/>
+          <w:bCs w:val="0"/>
+          <w:color w:val="BBBEBF"/>
+          <w:sz w:val="18"/>
+          <w:szCs w:val="18"/>
+          <w:lang w:val="en-US" w:eastAsia="zh-CN"/>
+        </w:rPr>
+      </w:pPr>
+      <w:r>
+        <w:rPr>
+          <w:rFonts w:hint="default" w:ascii="Menlo" w:hAnsi="Menlo" w:eastAsia="Menlo" w:cs="Menlo"/>
+          <w:b w:val="0"/>
+          <w:bCs w:val="0"/>
+          <w:color w:val="D2A8FF"/>
+          <w:kern w:val="0"/>
+          <w:sz w:val="18"/>
+          <w:szCs w:val="18"/>
+          <w:shd w:val="clear" w:fill="121314"/>
+          <w:lang w:val="en-US" w:eastAsia="zh-CN" w:bidi="ar"/>
+        </w:rPr>
+        <w:t>print</w:t>
+      </w:r>
+      <w:r>
+        <w:rPr>
+          <w:rFonts w:hint="default" w:ascii="Menlo" w:hAnsi="Menlo" w:eastAsia="Menlo" w:cs="Menlo"/>
+          <w:b w:val="0"/>
+          <w:bCs w:val="0"/>
+          <w:color w:val="BBBEBF"/>
+          <w:kern w:val="0"/>
+          <w:sz w:val="18"/>
+          <w:szCs w:val="18"/>
+          <w:shd w:val="clear" w:fill="121314"/>
+          <w:lang w:val="en-US" w:eastAsia="zh-CN" w:bidi="ar"/>
+        </w:rPr>
+        <w:t>(</w:t>
+      </w:r>
+      <w:r>
+        <w:rPr>
+          <w:rFonts w:hint="default" w:ascii="Menlo" w:hAnsi="Menlo" w:eastAsia="Menlo" w:cs="Menlo"/>
+          <w:b w:val="0"/>
+          <w:bCs w:val="0"/>
+          <w:color w:val="C9D1D9"/>
+          <w:kern w:val="0"/>
+          <w:sz w:val="18"/>
+          <w:szCs w:val="18"/>
+          <w:shd w:val="clear" w:fill="121314"/>
+          <w:lang w:val="en-US" w:eastAsia="zh-CN" w:bidi="ar"/>
+        </w:rPr>
+        <w:t>student</w:t>
+      </w:r>
+      <w:r>
+        <w:rPr>
+          <w:rFonts w:hint="default" w:ascii="Menlo" w:hAnsi="Menlo" w:eastAsia="Menlo" w:cs="Menlo"/>
+          <w:b w:val="0"/>
+          <w:bCs w:val="0"/>
+          <w:color w:val="BBBEBF"/>
+          <w:kern w:val="0"/>
+          <w:sz w:val="18"/>
+          <w:szCs w:val="18"/>
+          <w:shd w:val="clear" w:fill="121314"/>
+          <w:lang w:val="en-US" w:eastAsia="zh-CN" w:bidi="ar"/>
+        </w:rPr>
+        <w:t>)               print(_)       ”</w:t>
+      </w:r>
+      <w:r>
+        <w:rPr>
+          <w:rFonts w:hint="default" w:ascii="Menlo" w:hAnsi="Menlo" w:eastAsia="Menlo" w:cs="Menlo"/>
+          <w:b w:val="0"/>
+          <w:bCs w:val="0"/>
+          <w:color w:val="BBBEBF"/>
+          <w:sz w:val="18"/>
+          <w:szCs w:val="18"/>
+          <w:lang w:val="en-US"/>
+        </w:rPr>
+        <w:t xml:space="preserve">     </w:t>
+      </w:r>
+      <w:r>
+        <w:rPr>
+          <w:rFonts w:hint="eastAsia" w:ascii="Menlo" w:hAnsi="Menlo" w:eastAsia="宋体" w:cs="Menlo"/>
+          <w:b w:val="0"/>
+          <w:bCs w:val="0"/>
+          <w:color w:val="BBBEBF"/>
+          <w:sz w:val="18"/>
+          <w:szCs w:val="18"/>
+          <w:lang w:val="en-US" w:eastAsia="zh-CN"/>
+        </w:rPr>
+        <w:t xml:space="preserve"> </w:t>
+      </w:r>
+      <w:r>
+        <w:rPr>
+          <w:rFonts w:hint="default" w:ascii="Menlo" w:hAnsi="Menlo" w:eastAsia="宋体" w:cs="Menlo"/>
+          <w:b w:val="0"/>
+          <w:bCs w:val="0"/>
+          <w:color w:val="BBBEBF"/>
+          <w:sz w:val="18"/>
+          <w:szCs w:val="18"/>
+          <w:lang w:val="en-US" w:eastAsia="zh-CN"/>
+        </w:rPr>
+        <w:t xml:space="preserve">but not that </w:t>
+      </w:r>
+      <w:r>
+        <w:rPr>
+          <w:rFonts w:hint="default" w:ascii="Menlo" w:hAnsi="Menlo" w:eastAsia="宋体" w:cs="Menlo"/>
+          <w:b w:val="0"/>
+          <w:bCs w:val="0"/>
+          <w:color w:val="BBBEBF"/>
+          <w:sz w:val="18"/>
+          <w:szCs w:val="18"/>
+          <w:highlight w:val="yellow"/>
+          <w:lang w:val="en-US" w:eastAsia="zh-CN"/>
+        </w:rPr>
+        <w:t>readable</w:t>
+      </w:r>
+      <w:r>
+        <w:rPr>
+          <w:rFonts w:hint="default" w:ascii="Menlo" w:hAnsi="Menlo" w:eastAsia="宋体" w:cs="Menlo"/>
+          <w:b w:val="0"/>
+          <w:bCs w:val="0"/>
+          <w:color w:val="BBBEBF"/>
+          <w:sz w:val="18"/>
+          <w:szCs w:val="18"/>
+          <w:lang w:val="en-US" w:eastAsia="zh-CN"/>
+        </w:rPr>
+        <w:t>.</w:t>
+      </w:r>
+    </w:p>
+    <w:p>
+      <w:pPr>
+        <w:rPr>
+          <w:rFonts w:hint="default"/>
+          <w:lang w:val="en-US"/>
+        </w:rPr>
+      </w:pPr>
+      <w:r>
+        <w:rPr>
+          <w:rFonts w:hint="default"/>
+          <w:lang w:val="en-US"/>
+        </w:rPr>
+        <w:t>You get to choose what variables called, call it “student” just because it makes sense.</w:t>
+      </w:r>
+    </w:p>
+    <w:p>
+      <w:pPr>
+        <w:rPr>
+          <w:rFonts w:hint="default"/>
+          <w:lang w:val="en-US"/>
+        </w:rPr>
+      </w:pPr>
+    </w:p>
+    <w:p>
+      <w:pPr>
+        <w:rPr>
+          <w:rFonts w:hint="default"/>
+          <w:lang w:val="en-US" w:eastAsia="zh-CN"/>
+        </w:rPr>
+      </w:pPr>
+      <w:r>
+        <w:rPr>
+          <w:rFonts w:hint="eastAsia"/>
+          <w:color w:val="0000FF"/>
+          <w:lang w:val="en-US" w:eastAsia="zh-CN"/>
+        </w:rPr>
+        <w:t>len</w:t>
+      </w:r>
+      <w:r>
+        <w:rPr>
+          <w:rFonts w:hint="default"/>
+          <w:color w:val="0000FF"/>
+          <w:lang w:val="en-US" w:eastAsia="zh-CN"/>
+        </w:rPr>
+        <w:t xml:space="preserve"> </w:t>
+      </w:r>
+      <w:r>
+        <w:rPr>
+          <w:rFonts w:hint="default"/>
+          <w:lang w:val="en-US" w:eastAsia="zh-CN"/>
+        </w:rPr>
+        <w:t>(length)</w:t>
+      </w:r>
+    </w:p>
+    <w:p>
+      <w:pPr>
+        <w:keepNext w:val="0"/>
+        <w:keepLines w:val="0"/>
+        <w:widowControl/>
+        <w:suppressLineNumbers w:val="0"/>
+        <w:shd w:val="clear" w:fill="121314"/>
+        <w:spacing w:line="360" w:lineRule="atLeast"/>
+        <w:jc w:val="left"/>
+        <w:rPr>
+          <w:rFonts w:ascii="Menlo" w:hAnsi="Menlo" w:eastAsia="Menlo" w:cs="Menlo"/>
+          <w:b w:val="0"/>
+          <w:bCs w:val="0"/>
+          <w:color w:val="BBBEBF"/>
+          <w:sz w:val="18"/>
+          <w:szCs w:val="18"/>
+        </w:rPr>
+      </w:pPr>
+      <w:r>
+        <w:rPr>
+          <w:rFonts w:hint="default" w:ascii="Menlo" w:hAnsi="Menlo" w:eastAsia="Menlo" w:cs="Menlo"/>
+          <w:b w:val="0"/>
+          <w:bCs w:val="0"/>
+          <w:color w:val="C586C0"/>
+          <w:kern w:val="0"/>
+          <w:sz w:val="18"/>
+          <w:szCs w:val="18"/>
+          <w:shd w:val="clear" w:fill="121314"/>
+          <w:lang w:val="en-US" w:eastAsia="zh-CN" w:bidi="ar"/>
+        </w:rPr>
+        <w:t>for</w:t>
+      </w:r>
+      <w:r>
+        <w:rPr>
+          <w:rFonts w:hint="default" w:ascii="Menlo" w:hAnsi="Menlo" w:eastAsia="Menlo" w:cs="Menlo"/>
+          <w:b w:val="0"/>
+          <w:bCs w:val="0"/>
+          <w:color w:val="BBBEBF"/>
+          <w:kern w:val="0"/>
+          <w:sz w:val="18"/>
+          <w:szCs w:val="18"/>
+          <w:shd w:val="clear" w:fill="121314"/>
+          <w:lang w:val="en-US" w:eastAsia="zh-CN" w:bidi="ar"/>
+        </w:rPr>
+        <w:t xml:space="preserve"> </w:t>
+      </w:r>
+      <w:r>
+        <w:rPr>
+          <w:rFonts w:hint="default" w:ascii="Menlo" w:hAnsi="Menlo" w:eastAsia="Menlo" w:cs="Menlo"/>
+          <w:b w:val="0"/>
+          <w:bCs w:val="0"/>
+          <w:color w:val="C9D1D9"/>
+          <w:kern w:val="0"/>
+          <w:sz w:val="18"/>
+          <w:szCs w:val="18"/>
+          <w:shd w:val="clear" w:fill="121314"/>
+          <w:lang w:val="en-US" w:eastAsia="zh-CN" w:bidi="ar"/>
+        </w:rPr>
+        <w:t>i</w:t>
+      </w:r>
+      <w:r>
+        <w:rPr>
+          <w:rFonts w:hint="default" w:ascii="Menlo" w:hAnsi="Menlo" w:eastAsia="Menlo" w:cs="Menlo"/>
+          <w:b w:val="0"/>
+          <w:bCs w:val="0"/>
+          <w:color w:val="BBBEBF"/>
+          <w:kern w:val="0"/>
+          <w:sz w:val="18"/>
+          <w:szCs w:val="18"/>
+          <w:shd w:val="clear" w:fill="121314"/>
+          <w:lang w:val="en-US" w:eastAsia="zh-CN" w:bidi="ar"/>
+        </w:rPr>
+        <w:t xml:space="preserve"> </w:t>
+      </w:r>
+      <w:r>
+        <w:rPr>
+          <w:rFonts w:hint="default" w:ascii="Menlo" w:hAnsi="Menlo" w:eastAsia="Menlo" w:cs="Menlo"/>
+          <w:b w:val="0"/>
+          <w:bCs w:val="0"/>
+          <w:color w:val="C586C0"/>
+          <w:kern w:val="0"/>
+          <w:sz w:val="18"/>
+          <w:szCs w:val="18"/>
+          <w:shd w:val="clear" w:fill="121314"/>
+          <w:lang w:val="en-US" w:eastAsia="zh-CN" w:bidi="ar"/>
+        </w:rPr>
+        <w:t>in</w:t>
+      </w:r>
+      <w:r>
+        <w:rPr>
+          <w:rFonts w:hint="default" w:ascii="Menlo" w:hAnsi="Menlo" w:eastAsia="Menlo" w:cs="Menlo"/>
+          <w:b w:val="0"/>
+          <w:bCs w:val="0"/>
+          <w:color w:val="BBBEBF"/>
+          <w:kern w:val="0"/>
+          <w:sz w:val="18"/>
+          <w:szCs w:val="18"/>
+          <w:shd w:val="clear" w:fill="121314"/>
+          <w:lang w:val="en-US" w:eastAsia="zh-CN" w:bidi="ar"/>
+        </w:rPr>
+        <w:t xml:space="preserve"> </w:t>
+      </w:r>
+      <w:r>
+        <w:rPr>
+          <w:rFonts w:hint="default" w:ascii="Menlo Bold" w:hAnsi="Menlo Bold" w:eastAsia="Menlo" w:cs="Menlo Bold"/>
+          <w:b/>
+          <w:bCs/>
+          <w:color w:val="4EC9B0"/>
+          <w:kern w:val="0"/>
+          <w:sz w:val="18"/>
+          <w:szCs w:val="18"/>
+          <w:highlight w:val="yellow"/>
+          <w:shd w:val="clear" w:fill="121314"/>
+          <w:lang w:val="en-US" w:eastAsia="zh-CN" w:bidi="ar"/>
+        </w:rPr>
+        <w:t>range</w:t>
+      </w:r>
+      <w:r>
+        <w:rPr>
+          <w:rFonts w:hint="default" w:ascii="Menlo Bold" w:hAnsi="Menlo Bold" w:eastAsia="Menlo" w:cs="Menlo Bold"/>
+          <w:b/>
+          <w:bCs/>
+          <w:color w:val="BBBEBF"/>
+          <w:kern w:val="0"/>
+          <w:sz w:val="18"/>
+          <w:szCs w:val="18"/>
+          <w:highlight w:val="yellow"/>
+          <w:shd w:val="clear" w:fill="121314"/>
+          <w:lang w:val="en-US" w:eastAsia="zh-CN" w:bidi="ar"/>
+        </w:rPr>
+        <w:t>(</w:t>
+      </w:r>
+      <w:r>
+        <w:rPr>
+          <w:rFonts w:hint="default" w:ascii="Menlo Bold" w:hAnsi="Menlo Bold" w:eastAsia="Menlo" w:cs="Menlo Bold"/>
+          <w:b/>
+          <w:bCs/>
+          <w:color w:val="D2A8FF"/>
+          <w:kern w:val="0"/>
+          <w:sz w:val="18"/>
+          <w:szCs w:val="18"/>
+          <w:highlight w:val="yellow"/>
+          <w:shd w:val="clear" w:fill="121314"/>
+          <w:lang w:val="en-US" w:eastAsia="zh-CN" w:bidi="ar"/>
+        </w:rPr>
+        <w:t>len</w:t>
+      </w:r>
+      <w:r>
+        <w:rPr>
+          <w:rFonts w:hint="default" w:ascii="Menlo Bold" w:hAnsi="Menlo Bold" w:eastAsia="Menlo" w:cs="Menlo Bold"/>
+          <w:b/>
+          <w:bCs/>
+          <w:color w:val="BBBEBF"/>
+          <w:kern w:val="0"/>
+          <w:sz w:val="18"/>
+          <w:szCs w:val="18"/>
+          <w:highlight w:val="yellow"/>
+          <w:shd w:val="clear" w:fill="121314"/>
+          <w:lang w:val="en-US" w:eastAsia="zh-CN" w:bidi="ar"/>
+        </w:rPr>
+        <w:t>(</w:t>
+      </w:r>
+      <w:r>
+        <w:rPr>
+          <w:rFonts w:hint="default" w:ascii="Menlo Bold" w:hAnsi="Menlo Bold" w:eastAsia="Menlo" w:cs="Menlo Bold"/>
+          <w:b/>
+          <w:bCs/>
+          <w:color w:val="C9D1D9"/>
+          <w:kern w:val="0"/>
+          <w:sz w:val="18"/>
+          <w:szCs w:val="18"/>
+          <w:highlight w:val="yellow"/>
+          <w:shd w:val="clear" w:fill="121314"/>
+          <w:lang w:val="en-US" w:eastAsia="zh-CN" w:bidi="ar"/>
+        </w:rPr>
+        <w:t>students</w:t>
+      </w:r>
+      <w:r>
+        <w:rPr>
+          <w:rFonts w:hint="default" w:ascii="Menlo Bold" w:hAnsi="Menlo Bold" w:eastAsia="Menlo" w:cs="Menlo Bold"/>
+          <w:b/>
+          <w:bCs/>
+          <w:color w:val="BBBEBF"/>
+          <w:kern w:val="0"/>
+          <w:sz w:val="18"/>
+          <w:szCs w:val="18"/>
+          <w:highlight w:val="yellow"/>
+          <w:shd w:val="clear" w:fill="121314"/>
+          <w:lang w:val="en-US" w:eastAsia="zh-CN" w:bidi="ar"/>
+        </w:rPr>
+        <w:t>))</w:t>
+      </w:r>
+      <w:r>
+        <w:rPr>
+          <w:rFonts w:hint="default" w:ascii="Menlo" w:hAnsi="Menlo" w:eastAsia="Menlo" w:cs="Menlo"/>
+          <w:b w:val="0"/>
+          <w:bCs w:val="0"/>
+          <w:color w:val="BBBEBF"/>
+          <w:kern w:val="0"/>
+          <w:sz w:val="18"/>
+          <w:szCs w:val="18"/>
+          <w:shd w:val="clear" w:fill="121314"/>
+          <w:lang w:val="en-US" w:eastAsia="zh-CN" w:bidi="ar"/>
+        </w:rPr>
+        <w:t>:</w:t>
+      </w:r>
+    </w:p>
+    <w:p>
+      <w:pPr>
+        <w:keepNext w:val="0"/>
+        <w:keepLines w:val="0"/>
+        <w:widowControl/>
+        <w:suppressLineNumbers w:val="0"/>
+        <w:shd w:val="clear" w:fill="121314"/>
+        <w:spacing w:line="360" w:lineRule="atLeast"/>
+        <w:ind w:firstLine="360"/>
+        <w:jc w:val="left"/>
+        <w:rPr>
+          <w:rFonts w:hint="default" w:ascii="Menlo" w:hAnsi="Menlo" w:eastAsia="Menlo" w:cs="Menlo"/>
+          <w:b w:val="0"/>
+          <w:bCs w:val="0"/>
+          <w:color w:val="BBBEBF"/>
+          <w:kern w:val="0"/>
+          <w:sz w:val="18"/>
+          <w:szCs w:val="18"/>
+          <w:shd w:val="clear" w:fill="121314"/>
+          <w:lang w:val="en-US" w:eastAsia="zh-CN" w:bidi="ar"/>
+        </w:rPr>
+      </w:pPr>
+      <w:r>
+        <w:rPr>
+          <w:rFonts w:hint="default" w:ascii="Menlo" w:hAnsi="Menlo" w:eastAsia="Menlo" w:cs="Menlo"/>
+          <w:b w:val="0"/>
+          <w:bCs w:val="0"/>
+          <w:color w:val="D2A8FF"/>
+          <w:kern w:val="0"/>
+          <w:sz w:val="18"/>
+          <w:szCs w:val="18"/>
+          <w:shd w:val="clear" w:fill="121314"/>
+          <w:lang w:val="en-US" w:eastAsia="zh-CN" w:bidi="ar"/>
+        </w:rPr>
+        <w:t>print</w:t>
+      </w:r>
+      <w:r>
+        <w:rPr>
+          <w:rFonts w:hint="default" w:ascii="Menlo" w:hAnsi="Menlo" w:eastAsia="Menlo" w:cs="Menlo"/>
+          <w:b w:val="0"/>
+          <w:bCs w:val="0"/>
+          <w:color w:val="BBBEBF"/>
+          <w:kern w:val="0"/>
+          <w:sz w:val="18"/>
+          <w:szCs w:val="18"/>
+          <w:shd w:val="clear" w:fill="121314"/>
+          <w:lang w:val="en-US" w:eastAsia="zh-CN" w:bidi="ar"/>
+        </w:rPr>
+        <w:t>(</w:t>
+      </w:r>
+      <w:r>
+        <w:rPr>
+          <w:rFonts w:hint="default" w:ascii="Menlo" w:hAnsi="Menlo" w:eastAsia="Menlo" w:cs="Menlo"/>
+          <w:b w:val="0"/>
+          <w:bCs w:val="0"/>
+          <w:color w:val="BBBEBF"/>
+          <w:kern w:val="0"/>
+          <w:sz w:val="18"/>
+          <w:szCs w:val="18"/>
+          <w:highlight w:val="yellow"/>
+          <w:shd w:val="clear" w:fill="121314"/>
+          <w:lang w:val="en-US" w:eastAsia="zh-CN" w:bidi="ar"/>
+        </w:rPr>
+        <w:t xml:space="preserve">i + 1, </w:t>
+      </w:r>
+      <w:r>
+        <w:rPr>
+          <w:rFonts w:hint="default" w:ascii="Menlo" w:hAnsi="Menlo" w:eastAsia="Menlo" w:cs="Menlo"/>
+          <w:b w:val="0"/>
+          <w:bCs w:val="0"/>
+          <w:color w:val="C9D1D9"/>
+          <w:kern w:val="0"/>
+          <w:sz w:val="18"/>
+          <w:szCs w:val="18"/>
+          <w:highlight w:val="yellow"/>
+          <w:shd w:val="clear" w:fill="121314"/>
+          <w:lang w:val="en-US" w:eastAsia="zh-CN" w:bidi="ar"/>
+        </w:rPr>
+        <w:t>students</w:t>
+      </w:r>
+      <w:r>
+        <w:rPr>
+          <w:rFonts w:hint="default" w:ascii="Menlo" w:hAnsi="Menlo" w:eastAsia="Menlo" w:cs="Menlo"/>
+          <w:b w:val="0"/>
+          <w:bCs w:val="0"/>
+          <w:color w:val="BBBEBF"/>
+          <w:kern w:val="0"/>
+          <w:sz w:val="18"/>
+          <w:szCs w:val="18"/>
+          <w:highlight w:val="yellow"/>
+          <w:shd w:val="clear" w:fill="121314"/>
+          <w:lang w:val="en-US" w:eastAsia="zh-CN" w:bidi="ar"/>
+        </w:rPr>
+        <w:t>[</w:t>
+      </w:r>
+      <w:r>
+        <w:rPr>
+          <w:rFonts w:hint="default" w:ascii="Menlo" w:hAnsi="Menlo" w:eastAsia="Menlo" w:cs="Menlo"/>
+          <w:b w:val="0"/>
+          <w:bCs w:val="0"/>
+          <w:color w:val="C9D1D9"/>
+          <w:kern w:val="0"/>
+          <w:sz w:val="18"/>
+          <w:szCs w:val="18"/>
+          <w:highlight w:val="yellow"/>
+          <w:shd w:val="clear" w:fill="121314"/>
+          <w:lang w:val="en-US" w:eastAsia="zh-CN" w:bidi="ar"/>
+        </w:rPr>
+        <w:t>i</w:t>
+      </w:r>
+      <w:r>
+        <w:rPr>
+          <w:rFonts w:hint="default" w:ascii="Menlo" w:hAnsi="Menlo" w:eastAsia="Menlo" w:cs="Menlo"/>
+          <w:b w:val="0"/>
+          <w:bCs w:val="0"/>
+          <w:color w:val="BBBEBF"/>
+          <w:kern w:val="0"/>
+          <w:sz w:val="18"/>
+          <w:szCs w:val="18"/>
+          <w:highlight w:val="yellow"/>
+          <w:shd w:val="clear" w:fill="121314"/>
+          <w:lang w:val="en-US" w:eastAsia="zh-CN" w:bidi="ar"/>
+        </w:rPr>
+        <w:t>]</w:t>
+      </w:r>
+      <w:r>
+        <w:rPr>
+          <w:rFonts w:hint="default" w:ascii="Menlo" w:hAnsi="Menlo" w:eastAsia="Menlo" w:cs="Menlo"/>
+          <w:b w:val="0"/>
+          <w:bCs w:val="0"/>
+          <w:color w:val="BBBEBF"/>
+          <w:kern w:val="0"/>
+          <w:sz w:val="18"/>
+          <w:szCs w:val="18"/>
+          <w:shd w:val="clear" w:fill="121314"/>
+          <w:lang w:val="en-US" w:eastAsia="zh-CN" w:bidi="ar"/>
+        </w:rPr>
+        <w:t>)</w:t>
+      </w:r>
+    </w:p>
+    <w:p>
+      <w:pPr>
+        <w:keepNext w:val="0"/>
+        <w:keepLines w:val="0"/>
+        <w:widowControl/>
+        <w:suppressLineNumbers w:val="0"/>
+        <w:shd w:val="clear" w:fill="121314"/>
+        <w:spacing w:line="360" w:lineRule="atLeast"/>
+        <w:ind w:firstLine="360"/>
+        <w:jc w:val="left"/>
+        <w:rPr>
+          <w:rFonts w:hint="default" w:ascii="Menlo" w:hAnsi="Menlo" w:eastAsia="Menlo" w:cs="Menlo"/>
+          <w:b w:val="0"/>
+          <w:bCs w:val="0"/>
+          <w:color w:val="BBBEBF"/>
+          <w:kern w:val="0"/>
+          <w:sz w:val="18"/>
+          <w:szCs w:val="18"/>
+          <w:shd w:val="clear" w:fill="121314"/>
+          <w:lang w:val="en-US" w:eastAsia="zh-CN" w:bidi="ar"/>
         </w:rPr>
       </w:pPr>
       <w:r>
         <w:drawing>
           <wp:inline distT="0" distB="0" distL="114300" distR="114300">
-            <wp:extent cx="2626360" cy="681355"/>
-            <wp:effectExtent l="0" t="0" r="15240" b="4445"/>
-            <wp:docPr id="51" name="图片 23"/>
+            <wp:extent cx="1016000" cy="546100"/>
+            <wp:effectExtent l="0" t="0" r="0" b="12700"/>
+            <wp:docPr id="52" name="图片 24"/>
             <wp:cNvGraphicFramePr>
               <a:graphicFrameLocks xmlns:a="http://schemas.openxmlformats.org/drawingml/2006/main" noChangeAspect="1"/>
             </wp:cNvGraphicFramePr>
@@ -7196,7 +8099,7 @@
               <a:graphicData uri="http://schemas.openxmlformats.org/drawingml/2006/picture">
                 <pic:pic xmlns:pic="http://schemas.openxmlformats.org/drawingml/2006/picture">
                   <pic:nvPicPr>
-                    <pic:cNvPr id="51" name="图片 23"/>
+                    <pic:cNvPr id="52" name="图片 24"/>
                     <pic:cNvPicPr>
                       <a:picLocks noChangeAspect="1"/>
                     </pic:cNvPicPr>
@@ -7210,7 +8113,7 @@
                   <pic:spPr>
                     <a:xfrm>
                       <a:off x="0" y="0"/>
-                      <a:ext cx="2626360" cy="681355"/>
+                      <a:ext cx="1016000" cy="546100"/>
                     </a:xfrm>
                     <a:prstGeom prst="rect">
                       <a:avLst/>
@@ -7231,28 +8134,5398 @@
       <w:pPr>
         <w:rPr>
           <w:rFonts w:hint="default"/>
+          <w:lang w:val="en-US" w:eastAsia="zh-CN"/>
+        </w:rPr>
+      </w:pPr>
+    </w:p>
+    <w:p>
+      <w:pPr>
+        <w:rPr>
+          <w:rFonts w:hint="default"/>
           <w:lang w:val="en-US"/>
         </w:rPr>
       </w:pPr>
+      <w:r>
+        <w:rPr>
+          <w:rFonts w:hint="default"/>
+          <w:color w:val="0000FF"/>
+          <w:lang w:val="en-US"/>
+        </w:rPr>
+        <w:t>dics</w:t>
+      </w:r>
+      <w:r>
+        <w:rPr>
+          <w:rFonts w:hint="default"/>
+          <w:lang w:val="en-US"/>
+        </w:rPr>
+        <w:t xml:space="preserve">(dictionaries--a data structure allows you to </w:t>
+      </w:r>
+      <w:r>
+        <w:rPr>
+          <w:rFonts w:hint="default"/>
+          <w:highlight w:val="yellow"/>
+          <w:lang w:val="en-US"/>
+        </w:rPr>
+        <w:t>associate</w:t>
+      </w:r>
+      <w:r>
+        <w:rPr>
+          <w:rFonts w:hint="default"/>
+          <w:lang w:val="en-US"/>
+        </w:rPr>
+        <w:t xml:space="preserve"> one value with another)</w:t>
+      </w:r>
+    </w:p>
+    <w:p>
+      <w:pPr>
+        <w:rPr>
+          <w:rFonts w:hint="default" w:eastAsiaTheme="minorEastAsia"/>
+          <w:lang w:val="en-US" w:eastAsia="zh-CN"/>
+        </w:rPr>
+      </w:pPr>
+      <w:r>
+        <w:rPr>
+          <w:rFonts w:hint="eastAsia"/>
+          <w:highlight w:val="yellow"/>
+          <w:lang w:val="en-US" w:eastAsia="zh-CN"/>
+        </w:rPr>
+        <w:t>keys</w:t>
+      </w:r>
+      <w:r>
+        <w:rPr>
+          <w:rFonts w:hint="default"/>
+          <w:highlight w:val="yellow"/>
+          <w:lang w:val="en-US" w:eastAsia="zh-CN"/>
+        </w:rPr>
+        <w:t xml:space="preserve"> and values</w:t>
+      </w:r>
+      <w:r>
+        <w:rPr>
+          <w:rFonts w:hint="default"/>
+          <w:lang w:val="en-US" w:eastAsia="zh-CN"/>
+        </w:rPr>
+        <w:t xml:space="preserve">, words and </w:t>
+      </w:r>
+      <w:r>
+        <w:rPr>
+          <w:rFonts w:hint="eastAsia"/>
+          <w:lang w:val="en-US" w:eastAsia="zh-CN"/>
+        </w:rPr>
+        <w:t xml:space="preserve">definitions </w:t>
+      </w:r>
+    </w:p>
+    <w:p>
+      <w:pPr>
+        <w:keepNext w:val="0"/>
+        <w:keepLines w:val="0"/>
+        <w:widowControl/>
+        <w:suppressLineNumbers w:val="0"/>
+        <w:shd w:val="clear" w:fill="121314"/>
+        <w:spacing w:line="360" w:lineRule="atLeast"/>
+        <w:jc w:val="left"/>
+        <w:rPr>
+          <w:rFonts w:ascii="Menlo" w:hAnsi="Menlo" w:eastAsia="Menlo" w:cs="Menlo"/>
+          <w:b w:val="0"/>
+          <w:bCs w:val="0"/>
+          <w:color w:val="BBBEBF"/>
+          <w:sz w:val="18"/>
+          <w:szCs w:val="18"/>
+        </w:rPr>
+      </w:pPr>
+      <w:r>
+        <w:rPr>
+          <w:rFonts w:hint="default" w:ascii="Menlo" w:hAnsi="Menlo" w:eastAsia="Menlo" w:cs="Menlo"/>
+          <w:b w:val="0"/>
+          <w:bCs w:val="0"/>
+          <w:color w:val="C9D1D9"/>
+          <w:kern w:val="0"/>
+          <w:sz w:val="18"/>
+          <w:szCs w:val="18"/>
+          <w:shd w:val="clear" w:fill="121314"/>
+          <w:lang w:val="en-US" w:eastAsia="zh-CN" w:bidi="ar"/>
+        </w:rPr>
+        <w:t>students</w:t>
+      </w:r>
+      <w:r>
+        <w:rPr>
+          <w:rFonts w:hint="default" w:ascii="Menlo" w:hAnsi="Menlo" w:eastAsia="Menlo" w:cs="Menlo"/>
+          <w:b w:val="0"/>
+          <w:bCs w:val="0"/>
+          <w:color w:val="BBBEBF"/>
+          <w:kern w:val="0"/>
+          <w:sz w:val="18"/>
+          <w:szCs w:val="18"/>
+          <w:shd w:val="clear" w:fill="121314"/>
+          <w:lang w:val="en-US" w:eastAsia="zh-CN" w:bidi="ar"/>
+        </w:rPr>
+        <w:t xml:space="preserve"> </w:t>
+      </w:r>
+      <w:r>
+        <w:rPr>
+          <w:rFonts w:hint="default" w:ascii="Menlo" w:hAnsi="Menlo" w:eastAsia="Menlo" w:cs="Menlo"/>
+          <w:b w:val="0"/>
+          <w:bCs w:val="0"/>
+          <w:color w:val="D4D4D4"/>
+          <w:kern w:val="0"/>
+          <w:sz w:val="18"/>
+          <w:szCs w:val="18"/>
+          <w:shd w:val="clear" w:fill="121314"/>
+          <w:lang w:val="en-US" w:eastAsia="zh-CN" w:bidi="ar"/>
+        </w:rPr>
+        <w:t>=</w:t>
+      </w:r>
+      <w:r>
+        <w:rPr>
+          <w:rFonts w:hint="default" w:ascii="Menlo" w:hAnsi="Menlo" w:eastAsia="Menlo" w:cs="Menlo"/>
+          <w:b w:val="0"/>
+          <w:bCs w:val="0"/>
+          <w:color w:val="BBBEBF"/>
+          <w:kern w:val="0"/>
+          <w:sz w:val="18"/>
+          <w:szCs w:val="18"/>
+          <w:shd w:val="clear" w:fill="121314"/>
+          <w:lang w:val="en-US" w:eastAsia="zh-CN" w:bidi="ar"/>
+        </w:rPr>
+        <w:t xml:space="preserve"> {</w:t>
+      </w:r>
+    </w:p>
+    <w:p>
+      <w:pPr>
+        <w:keepNext w:val="0"/>
+        <w:keepLines w:val="0"/>
+        <w:widowControl/>
+        <w:suppressLineNumbers w:val="0"/>
+        <w:shd w:val="clear" w:fill="121314"/>
+        <w:spacing w:line="360" w:lineRule="atLeast"/>
+        <w:jc w:val="left"/>
+        <w:rPr>
+          <w:rFonts w:hint="default" w:ascii="Menlo" w:hAnsi="Menlo" w:eastAsia="Menlo" w:cs="Menlo"/>
+          <w:b w:val="0"/>
+          <w:bCs w:val="0"/>
+          <w:color w:val="BBBEBF"/>
+          <w:sz w:val="18"/>
+          <w:szCs w:val="18"/>
+        </w:rPr>
+      </w:pPr>
+      <w:r>
+        <w:rPr>
+          <w:rFonts w:hint="default" w:ascii="Menlo" w:hAnsi="Menlo" w:eastAsia="Menlo" w:cs="Menlo"/>
+          <w:b w:val="0"/>
+          <w:bCs w:val="0"/>
+          <w:color w:val="BBBEBF"/>
+          <w:kern w:val="0"/>
+          <w:sz w:val="18"/>
+          <w:szCs w:val="18"/>
+          <w:shd w:val="clear" w:fill="121314"/>
+          <w:lang w:val="en-US" w:eastAsia="zh-CN" w:bidi="ar"/>
+        </w:rPr>
+        <w:t xml:space="preserve">    </w:t>
+      </w:r>
+      <w:r>
+        <w:rPr>
+          <w:rFonts w:hint="default" w:ascii="Menlo" w:hAnsi="Menlo" w:eastAsia="Menlo" w:cs="Menlo"/>
+          <w:b w:val="0"/>
+          <w:bCs w:val="0"/>
+          <w:color w:val="A5D6FF"/>
+          <w:kern w:val="0"/>
+          <w:sz w:val="18"/>
+          <w:szCs w:val="18"/>
+          <w:shd w:val="clear" w:fill="121314"/>
+          <w:lang w:val="en-US" w:eastAsia="zh-CN" w:bidi="ar"/>
+        </w:rPr>
+        <w:t>"Hermione"</w:t>
+      </w:r>
+      <w:r>
+        <w:rPr>
+          <w:rFonts w:hint="default" w:ascii="Menlo" w:hAnsi="Menlo" w:eastAsia="Menlo" w:cs="Menlo"/>
+          <w:b w:val="0"/>
+          <w:bCs w:val="0"/>
+          <w:color w:val="BBBEBF"/>
+          <w:kern w:val="0"/>
+          <w:sz w:val="18"/>
+          <w:szCs w:val="18"/>
+          <w:shd w:val="clear" w:fill="121314"/>
+          <w:lang w:val="en-US" w:eastAsia="zh-CN" w:bidi="ar"/>
+        </w:rPr>
+        <w:t xml:space="preserve">: </w:t>
+      </w:r>
+      <w:r>
+        <w:rPr>
+          <w:rFonts w:hint="default" w:ascii="Menlo" w:hAnsi="Menlo" w:eastAsia="Menlo" w:cs="Menlo"/>
+          <w:b w:val="0"/>
+          <w:bCs w:val="0"/>
+          <w:color w:val="A5D6FF"/>
+          <w:kern w:val="0"/>
+          <w:sz w:val="18"/>
+          <w:szCs w:val="18"/>
+          <w:shd w:val="clear" w:fill="121314"/>
+          <w:lang w:val="en-US" w:eastAsia="zh-CN" w:bidi="ar"/>
+        </w:rPr>
+        <w:t>"Gryffindor"</w:t>
+      </w:r>
+      <w:r>
+        <w:rPr>
+          <w:rFonts w:hint="default" w:ascii="Menlo" w:hAnsi="Menlo" w:eastAsia="Menlo" w:cs="Menlo"/>
+          <w:b w:val="0"/>
+          <w:bCs w:val="0"/>
+          <w:color w:val="BBBEBF"/>
+          <w:kern w:val="0"/>
+          <w:sz w:val="18"/>
+          <w:szCs w:val="18"/>
+          <w:shd w:val="clear" w:fill="121314"/>
+          <w:lang w:val="en-US" w:eastAsia="zh-CN" w:bidi="ar"/>
+        </w:rPr>
+        <w:t>,</w:t>
+      </w:r>
+    </w:p>
+    <w:p>
+      <w:pPr>
+        <w:keepNext w:val="0"/>
+        <w:keepLines w:val="0"/>
+        <w:widowControl/>
+        <w:suppressLineNumbers w:val="0"/>
+        <w:shd w:val="clear" w:fill="121314"/>
+        <w:spacing w:line="360" w:lineRule="atLeast"/>
+        <w:jc w:val="left"/>
+        <w:rPr>
+          <w:rFonts w:hint="default" w:ascii="Menlo" w:hAnsi="Menlo" w:eastAsia="Menlo" w:cs="Menlo"/>
+          <w:b w:val="0"/>
+          <w:bCs w:val="0"/>
+          <w:color w:val="BBBEBF"/>
+          <w:sz w:val="18"/>
+          <w:szCs w:val="18"/>
+        </w:rPr>
+      </w:pPr>
+      <w:r>
+        <w:rPr>
+          <w:rFonts w:hint="default" w:ascii="Menlo" w:hAnsi="Menlo" w:eastAsia="Menlo" w:cs="Menlo"/>
+          <w:b w:val="0"/>
+          <w:bCs w:val="0"/>
+          <w:color w:val="BBBEBF"/>
+          <w:kern w:val="0"/>
+          <w:sz w:val="18"/>
+          <w:szCs w:val="18"/>
+          <w:shd w:val="clear" w:fill="121314"/>
+          <w:lang w:val="en-US" w:eastAsia="zh-CN" w:bidi="ar"/>
+        </w:rPr>
+        <w:t xml:space="preserve">    </w:t>
+      </w:r>
+      <w:r>
+        <w:rPr>
+          <w:rFonts w:hint="default" w:ascii="Menlo" w:hAnsi="Menlo" w:eastAsia="Menlo" w:cs="Menlo"/>
+          <w:b w:val="0"/>
+          <w:bCs w:val="0"/>
+          <w:color w:val="A5D6FF"/>
+          <w:kern w:val="0"/>
+          <w:sz w:val="18"/>
+          <w:szCs w:val="18"/>
+          <w:shd w:val="clear" w:fill="121314"/>
+          <w:lang w:val="en-US" w:eastAsia="zh-CN" w:bidi="ar"/>
+        </w:rPr>
+        <w:t>"Harry"</w:t>
+      </w:r>
+      <w:r>
+        <w:rPr>
+          <w:rFonts w:hint="default" w:ascii="Menlo" w:hAnsi="Menlo" w:eastAsia="Menlo" w:cs="Menlo"/>
+          <w:b w:val="0"/>
+          <w:bCs w:val="0"/>
+          <w:color w:val="BBBEBF"/>
+          <w:kern w:val="0"/>
+          <w:sz w:val="18"/>
+          <w:szCs w:val="18"/>
+          <w:shd w:val="clear" w:fill="121314"/>
+          <w:lang w:val="en-US" w:eastAsia="zh-CN" w:bidi="ar"/>
+        </w:rPr>
+        <w:t xml:space="preserve">: </w:t>
+      </w:r>
+      <w:r>
+        <w:rPr>
+          <w:rFonts w:hint="default" w:ascii="Menlo" w:hAnsi="Menlo" w:eastAsia="Menlo" w:cs="Menlo"/>
+          <w:b w:val="0"/>
+          <w:bCs w:val="0"/>
+          <w:color w:val="A5D6FF"/>
+          <w:kern w:val="0"/>
+          <w:sz w:val="18"/>
+          <w:szCs w:val="18"/>
+          <w:shd w:val="clear" w:fill="121314"/>
+          <w:lang w:val="en-US" w:eastAsia="zh-CN" w:bidi="ar"/>
+        </w:rPr>
+        <w:t>"Gryffindor"</w:t>
+      </w:r>
+      <w:r>
+        <w:rPr>
+          <w:rFonts w:hint="default" w:ascii="Menlo" w:hAnsi="Menlo" w:eastAsia="Menlo" w:cs="Menlo"/>
+          <w:b w:val="0"/>
+          <w:bCs w:val="0"/>
+          <w:color w:val="BBBEBF"/>
+          <w:kern w:val="0"/>
+          <w:sz w:val="18"/>
+          <w:szCs w:val="18"/>
+          <w:shd w:val="clear" w:fill="121314"/>
+          <w:lang w:val="en-US" w:eastAsia="zh-CN" w:bidi="ar"/>
+        </w:rPr>
+        <w:t>,</w:t>
+      </w:r>
+    </w:p>
+    <w:p>
+      <w:pPr>
+        <w:keepNext w:val="0"/>
+        <w:keepLines w:val="0"/>
+        <w:widowControl/>
+        <w:suppressLineNumbers w:val="0"/>
+        <w:shd w:val="clear" w:fill="121314"/>
+        <w:spacing w:line="360" w:lineRule="atLeast"/>
+        <w:jc w:val="left"/>
+        <w:rPr>
+          <w:rFonts w:hint="default" w:ascii="Menlo" w:hAnsi="Menlo" w:eastAsia="Menlo" w:cs="Menlo"/>
+          <w:b w:val="0"/>
+          <w:bCs w:val="0"/>
+          <w:color w:val="BBBEBF"/>
+          <w:sz w:val="18"/>
+          <w:szCs w:val="18"/>
+        </w:rPr>
+      </w:pPr>
+      <w:r>
+        <w:rPr>
+          <w:rFonts w:hint="default" w:ascii="Menlo" w:hAnsi="Menlo" w:eastAsia="Menlo" w:cs="Menlo"/>
+          <w:b w:val="0"/>
+          <w:bCs w:val="0"/>
+          <w:color w:val="BBBEBF"/>
+          <w:kern w:val="0"/>
+          <w:sz w:val="18"/>
+          <w:szCs w:val="18"/>
+          <w:shd w:val="clear" w:fill="121314"/>
+          <w:lang w:val="en-US" w:eastAsia="zh-CN" w:bidi="ar"/>
+        </w:rPr>
+        <w:t xml:space="preserve">    </w:t>
+      </w:r>
+      <w:r>
+        <w:rPr>
+          <w:rFonts w:hint="default" w:ascii="Menlo" w:hAnsi="Menlo" w:eastAsia="Menlo" w:cs="Menlo"/>
+          <w:b w:val="0"/>
+          <w:bCs w:val="0"/>
+          <w:color w:val="A5D6FF"/>
+          <w:kern w:val="0"/>
+          <w:sz w:val="18"/>
+          <w:szCs w:val="18"/>
+          <w:shd w:val="clear" w:fill="121314"/>
+          <w:lang w:val="en-US" w:eastAsia="zh-CN" w:bidi="ar"/>
+        </w:rPr>
+        <w:t>"Ron"</w:t>
+      </w:r>
+      <w:r>
+        <w:rPr>
+          <w:rFonts w:hint="default" w:ascii="Menlo" w:hAnsi="Menlo" w:eastAsia="Menlo" w:cs="Menlo"/>
+          <w:b w:val="0"/>
+          <w:bCs w:val="0"/>
+          <w:color w:val="BBBEBF"/>
+          <w:kern w:val="0"/>
+          <w:sz w:val="18"/>
+          <w:szCs w:val="18"/>
+          <w:shd w:val="clear" w:fill="121314"/>
+          <w:lang w:val="en-US" w:eastAsia="zh-CN" w:bidi="ar"/>
+        </w:rPr>
+        <w:t xml:space="preserve">: </w:t>
+      </w:r>
+      <w:r>
+        <w:rPr>
+          <w:rFonts w:hint="default" w:ascii="Menlo" w:hAnsi="Menlo" w:eastAsia="Menlo" w:cs="Menlo"/>
+          <w:b w:val="0"/>
+          <w:bCs w:val="0"/>
+          <w:color w:val="A5D6FF"/>
+          <w:kern w:val="0"/>
+          <w:sz w:val="18"/>
+          <w:szCs w:val="18"/>
+          <w:shd w:val="clear" w:fill="121314"/>
+          <w:lang w:val="en-US" w:eastAsia="zh-CN" w:bidi="ar"/>
+        </w:rPr>
+        <w:t>"Gryffindor"</w:t>
+      </w:r>
+      <w:r>
+        <w:rPr>
+          <w:rFonts w:hint="default" w:ascii="Menlo" w:hAnsi="Menlo" w:eastAsia="Menlo" w:cs="Menlo"/>
+          <w:b w:val="0"/>
+          <w:bCs w:val="0"/>
+          <w:color w:val="BBBEBF"/>
+          <w:kern w:val="0"/>
+          <w:sz w:val="18"/>
+          <w:szCs w:val="18"/>
+          <w:shd w:val="clear" w:fill="121314"/>
+          <w:lang w:val="en-US" w:eastAsia="zh-CN" w:bidi="ar"/>
+        </w:rPr>
+        <w:t>,</w:t>
+      </w:r>
+    </w:p>
+    <w:p>
+      <w:pPr>
+        <w:keepNext w:val="0"/>
+        <w:keepLines w:val="0"/>
+        <w:widowControl/>
+        <w:suppressLineNumbers w:val="0"/>
+        <w:shd w:val="clear" w:fill="121314"/>
+        <w:spacing w:line="360" w:lineRule="atLeast"/>
+        <w:jc w:val="left"/>
+        <w:rPr>
+          <w:rFonts w:hint="default" w:ascii="Menlo" w:hAnsi="Menlo" w:eastAsia="Menlo" w:cs="Menlo"/>
+          <w:b w:val="0"/>
+          <w:bCs w:val="0"/>
+          <w:color w:val="BBBEBF"/>
+          <w:sz w:val="18"/>
+          <w:szCs w:val="18"/>
+        </w:rPr>
+      </w:pPr>
+      <w:r>
+        <w:rPr>
+          <w:rFonts w:hint="default" w:ascii="Menlo" w:hAnsi="Menlo" w:eastAsia="Menlo" w:cs="Menlo"/>
+          <w:b w:val="0"/>
+          <w:bCs w:val="0"/>
+          <w:color w:val="BBBEBF"/>
+          <w:kern w:val="0"/>
+          <w:sz w:val="18"/>
+          <w:szCs w:val="18"/>
+          <w:shd w:val="clear" w:fill="121314"/>
+          <w:lang w:val="en-US" w:eastAsia="zh-CN" w:bidi="ar"/>
+        </w:rPr>
+        <w:t xml:space="preserve">    </w:t>
+      </w:r>
+      <w:r>
+        <w:rPr>
+          <w:rFonts w:hint="default" w:ascii="Menlo" w:hAnsi="Menlo" w:eastAsia="Menlo" w:cs="Menlo"/>
+          <w:b w:val="0"/>
+          <w:bCs w:val="0"/>
+          <w:color w:val="A5D6FF"/>
+          <w:kern w:val="0"/>
+          <w:sz w:val="18"/>
+          <w:szCs w:val="18"/>
+          <w:shd w:val="clear" w:fill="121314"/>
+          <w:lang w:val="en-US" w:eastAsia="zh-CN" w:bidi="ar"/>
+        </w:rPr>
+        <w:t>"Draco"</w:t>
+      </w:r>
+      <w:r>
+        <w:rPr>
+          <w:rFonts w:hint="default" w:ascii="Menlo" w:hAnsi="Menlo" w:eastAsia="Menlo" w:cs="Menlo"/>
+          <w:b w:val="0"/>
+          <w:bCs w:val="0"/>
+          <w:color w:val="BBBEBF"/>
+          <w:kern w:val="0"/>
+          <w:sz w:val="18"/>
+          <w:szCs w:val="18"/>
+          <w:shd w:val="clear" w:fill="121314"/>
+          <w:lang w:val="en-US" w:eastAsia="zh-CN" w:bidi="ar"/>
+        </w:rPr>
+        <w:t xml:space="preserve">: </w:t>
+      </w:r>
+      <w:r>
+        <w:rPr>
+          <w:rFonts w:hint="default" w:ascii="Menlo" w:hAnsi="Menlo" w:eastAsia="Menlo" w:cs="Menlo"/>
+          <w:b w:val="0"/>
+          <w:bCs w:val="0"/>
+          <w:color w:val="A5D6FF"/>
+          <w:kern w:val="0"/>
+          <w:sz w:val="18"/>
+          <w:szCs w:val="18"/>
+          <w:shd w:val="clear" w:fill="121314"/>
+          <w:lang w:val="en-US" w:eastAsia="zh-CN" w:bidi="ar"/>
+        </w:rPr>
+        <w:t>"Slytherin"</w:t>
+      </w:r>
+    </w:p>
+    <w:p>
+      <w:pPr>
+        <w:keepNext w:val="0"/>
+        <w:keepLines w:val="0"/>
+        <w:widowControl/>
+        <w:suppressLineNumbers w:val="0"/>
+        <w:shd w:val="clear" w:fill="121314"/>
+        <w:spacing w:line="360" w:lineRule="atLeast"/>
+        <w:jc w:val="left"/>
+        <w:rPr>
+          <w:rFonts w:hint="default" w:ascii="Menlo" w:hAnsi="Menlo" w:eastAsia="Menlo" w:cs="Menlo"/>
+          <w:b w:val="0"/>
+          <w:bCs w:val="0"/>
+          <w:color w:val="BBBEBF"/>
+          <w:sz w:val="18"/>
+          <w:szCs w:val="18"/>
+        </w:rPr>
+      </w:pPr>
+      <w:r>
+        <w:rPr>
+          <w:rFonts w:hint="default" w:ascii="Menlo" w:hAnsi="Menlo" w:eastAsia="Menlo" w:cs="Menlo"/>
+          <w:b w:val="0"/>
+          <w:bCs w:val="0"/>
+          <w:color w:val="BBBEBF"/>
+          <w:kern w:val="0"/>
+          <w:sz w:val="18"/>
+          <w:szCs w:val="18"/>
+          <w:shd w:val="clear" w:fill="121314"/>
+          <w:lang w:val="en-US" w:eastAsia="zh-CN" w:bidi="ar"/>
+        </w:rPr>
+        <w:t>}</w:t>
+      </w:r>
+    </w:p>
+    <w:p>
+      <w:pPr>
+        <w:keepNext w:val="0"/>
+        <w:keepLines w:val="0"/>
+        <w:widowControl/>
+        <w:suppressLineNumbers w:val="0"/>
+        <w:shd w:val="clear" w:fill="121314"/>
+        <w:spacing w:line="360" w:lineRule="atLeast"/>
+        <w:jc w:val="left"/>
+        <w:rPr>
+          <w:rFonts w:hint="default" w:ascii="Menlo" w:hAnsi="Menlo" w:eastAsia="Menlo" w:cs="Menlo"/>
+          <w:b w:val="0"/>
+          <w:bCs w:val="0"/>
+          <w:color w:val="BBBEBF"/>
+          <w:sz w:val="18"/>
+          <w:szCs w:val="18"/>
+        </w:rPr>
+      </w:pPr>
+    </w:p>
+    <w:p>
+      <w:pPr>
+        <w:keepNext w:val="0"/>
+        <w:keepLines w:val="0"/>
+        <w:widowControl/>
+        <w:suppressLineNumbers w:val="0"/>
+        <w:shd w:val="clear" w:fill="121314"/>
+        <w:spacing w:line="360" w:lineRule="atLeast"/>
+        <w:jc w:val="left"/>
+        <w:rPr>
+          <w:rFonts w:hint="default" w:ascii="Menlo" w:hAnsi="Menlo" w:eastAsia="Menlo" w:cs="Menlo"/>
+          <w:b w:val="0"/>
+          <w:bCs w:val="0"/>
+          <w:color w:val="BBBEBF"/>
+          <w:sz w:val="18"/>
+          <w:szCs w:val="18"/>
+        </w:rPr>
+      </w:pPr>
+      <w:r>
+        <w:rPr>
+          <w:rFonts w:hint="default" w:ascii="Menlo" w:hAnsi="Menlo" w:eastAsia="Menlo" w:cs="Menlo"/>
+          <w:b w:val="0"/>
+          <w:bCs w:val="0"/>
+          <w:color w:val="C586C0"/>
+          <w:kern w:val="0"/>
+          <w:sz w:val="18"/>
+          <w:szCs w:val="18"/>
+          <w:shd w:val="clear" w:fill="121314"/>
+          <w:lang w:val="en-US" w:eastAsia="zh-CN" w:bidi="ar"/>
+        </w:rPr>
+        <w:t>for</w:t>
+      </w:r>
+      <w:r>
+        <w:rPr>
+          <w:rFonts w:hint="default" w:ascii="Menlo" w:hAnsi="Menlo" w:eastAsia="Menlo" w:cs="Menlo"/>
+          <w:b w:val="0"/>
+          <w:bCs w:val="0"/>
+          <w:color w:val="BBBEBF"/>
+          <w:kern w:val="0"/>
+          <w:sz w:val="18"/>
+          <w:szCs w:val="18"/>
+          <w:shd w:val="clear" w:fill="121314"/>
+          <w:lang w:val="en-US" w:eastAsia="zh-CN" w:bidi="ar"/>
+        </w:rPr>
+        <w:t xml:space="preserve"> </w:t>
+      </w:r>
+      <w:r>
+        <w:rPr>
+          <w:rFonts w:hint="default" w:ascii="Menlo" w:hAnsi="Menlo" w:eastAsia="Menlo" w:cs="Menlo"/>
+          <w:b w:val="0"/>
+          <w:bCs w:val="0"/>
+          <w:color w:val="C9D1D9"/>
+          <w:kern w:val="0"/>
+          <w:sz w:val="18"/>
+          <w:szCs w:val="18"/>
+          <w:shd w:val="clear" w:fill="121314"/>
+          <w:lang w:val="en-US" w:eastAsia="zh-CN" w:bidi="ar"/>
+        </w:rPr>
+        <w:t>student</w:t>
+      </w:r>
+      <w:r>
+        <w:rPr>
+          <w:rFonts w:hint="default" w:ascii="Menlo" w:hAnsi="Menlo" w:eastAsia="Menlo" w:cs="Menlo"/>
+          <w:b w:val="0"/>
+          <w:bCs w:val="0"/>
+          <w:color w:val="BBBEBF"/>
+          <w:kern w:val="0"/>
+          <w:sz w:val="18"/>
+          <w:szCs w:val="18"/>
+          <w:shd w:val="clear" w:fill="121314"/>
+          <w:lang w:val="en-US" w:eastAsia="zh-CN" w:bidi="ar"/>
+        </w:rPr>
+        <w:t xml:space="preserve"> </w:t>
+      </w:r>
+      <w:r>
+        <w:rPr>
+          <w:rFonts w:hint="default" w:ascii="Menlo" w:hAnsi="Menlo" w:eastAsia="Menlo" w:cs="Menlo"/>
+          <w:b w:val="0"/>
+          <w:bCs w:val="0"/>
+          <w:color w:val="C586C0"/>
+          <w:kern w:val="0"/>
+          <w:sz w:val="18"/>
+          <w:szCs w:val="18"/>
+          <w:shd w:val="clear" w:fill="121314"/>
+          <w:lang w:val="en-US" w:eastAsia="zh-CN" w:bidi="ar"/>
+        </w:rPr>
+        <w:t>in</w:t>
+      </w:r>
+      <w:r>
+        <w:rPr>
+          <w:rFonts w:hint="default" w:ascii="Menlo" w:hAnsi="Menlo" w:eastAsia="Menlo" w:cs="Menlo"/>
+          <w:b w:val="0"/>
+          <w:bCs w:val="0"/>
+          <w:color w:val="BBBEBF"/>
+          <w:kern w:val="0"/>
+          <w:sz w:val="18"/>
+          <w:szCs w:val="18"/>
+          <w:shd w:val="clear" w:fill="121314"/>
+          <w:lang w:val="en-US" w:eastAsia="zh-CN" w:bidi="ar"/>
+        </w:rPr>
+        <w:t xml:space="preserve"> </w:t>
+      </w:r>
+      <w:r>
+        <w:rPr>
+          <w:rFonts w:hint="default" w:ascii="Menlo" w:hAnsi="Menlo" w:eastAsia="Menlo" w:cs="Menlo"/>
+          <w:b w:val="0"/>
+          <w:bCs w:val="0"/>
+          <w:color w:val="C9D1D9"/>
+          <w:kern w:val="0"/>
+          <w:sz w:val="18"/>
+          <w:szCs w:val="18"/>
+          <w:shd w:val="clear" w:fill="121314"/>
+          <w:lang w:val="en-US" w:eastAsia="zh-CN" w:bidi="ar"/>
+        </w:rPr>
+        <w:t>students</w:t>
+      </w:r>
+      <w:r>
+        <w:rPr>
+          <w:rFonts w:hint="default" w:ascii="Menlo" w:hAnsi="Menlo" w:eastAsia="Menlo" w:cs="Menlo"/>
+          <w:b w:val="0"/>
+          <w:bCs w:val="0"/>
+          <w:color w:val="BBBEBF"/>
+          <w:kern w:val="0"/>
+          <w:sz w:val="18"/>
+          <w:szCs w:val="18"/>
+          <w:shd w:val="clear" w:fill="121314"/>
+          <w:lang w:val="en-US" w:eastAsia="zh-CN" w:bidi="ar"/>
+        </w:rPr>
+        <w:t>:</w:t>
+      </w:r>
+    </w:p>
+    <w:p>
+      <w:pPr>
+        <w:keepNext w:val="0"/>
+        <w:keepLines w:val="0"/>
+        <w:widowControl/>
+        <w:suppressLineNumbers w:val="0"/>
+        <w:shd w:val="clear" w:fill="121314"/>
+        <w:spacing w:line="360" w:lineRule="atLeast"/>
+        <w:jc w:val="left"/>
+        <w:rPr>
+          <w:rFonts w:hint="default"/>
+          <w:lang w:val="en-US"/>
+        </w:rPr>
+      </w:pPr>
+      <w:r>
+        <w:rPr>
+          <w:rFonts w:hint="default" w:ascii="Menlo" w:hAnsi="Menlo" w:eastAsia="Menlo" w:cs="Menlo"/>
+          <w:b w:val="0"/>
+          <w:bCs w:val="0"/>
+          <w:color w:val="BBBEBF"/>
+          <w:kern w:val="0"/>
+          <w:sz w:val="18"/>
+          <w:szCs w:val="18"/>
+          <w:shd w:val="clear" w:fill="121314"/>
+          <w:lang w:val="en-US" w:eastAsia="zh-CN" w:bidi="ar"/>
+        </w:rPr>
+        <w:t xml:space="preserve">    </w:t>
+      </w:r>
+      <w:r>
+        <w:rPr>
+          <w:rFonts w:hint="default" w:ascii="Menlo" w:hAnsi="Menlo" w:eastAsia="Menlo" w:cs="Menlo"/>
+          <w:b w:val="0"/>
+          <w:bCs w:val="0"/>
+          <w:color w:val="D2A8FF"/>
+          <w:kern w:val="0"/>
+          <w:sz w:val="18"/>
+          <w:szCs w:val="18"/>
+          <w:shd w:val="clear" w:fill="121314"/>
+          <w:lang w:val="en-US" w:eastAsia="zh-CN" w:bidi="ar"/>
+        </w:rPr>
+        <w:t>print</w:t>
+      </w:r>
+      <w:r>
+        <w:rPr>
+          <w:rFonts w:hint="default" w:ascii="Menlo" w:hAnsi="Menlo" w:eastAsia="Menlo" w:cs="Menlo"/>
+          <w:b w:val="0"/>
+          <w:bCs w:val="0"/>
+          <w:color w:val="BBBEBF"/>
+          <w:kern w:val="0"/>
+          <w:sz w:val="18"/>
+          <w:szCs w:val="18"/>
+          <w:shd w:val="clear" w:fill="121314"/>
+          <w:lang w:val="en-US" w:eastAsia="zh-CN" w:bidi="ar"/>
+        </w:rPr>
+        <w:t>(</w:t>
+      </w:r>
+      <w:r>
+        <w:rPr>
+          <w:rFonts w:hint="default" w:ascii="Menlo" w:hAnsi="Menlo" w:eastAsia="Menlo" w:cs="Menlo"/>
+          <w:b w:val="0"/>
+          <w:bCs w:val="0"/>
+          <w:color w:val="C9D1D9"/>
+          <w:kern w:val="0"/>
+          <w:sz w:val="18"/>
+          <w:szCs w:val="18"/>
+          <w:shd w:val="clear" w:fill="121314"/>
+          <w:lang w:val="en-US" w:eastAsia="zh-CN" w:bidi="ar"/>
+        </w:rPr>
+        <w:t>student</w:t>
+      </w:r>
+      <w:r>
+        <w:rPr>
+          <w:rFonts w:hint="default" w:ascii="Menlo" w:hAnsi="Menlo" w:eastAsia="Menlo" w:cs="Menlo"/>
+          <w:b w:val="0"/>
+          <w:bCs w:val="0"/>
+          <w:color w:val="BBBEBF"/>
+          <w:kern w:val="0"/>
+          <w:sz w:val="18"/>
+          <w:szCs w:val="18"/>
+          <w:shd w:val="clear" w:fill="121314"/>
+          <w:lang w:val="en-US" w:eastAsia="zh-CN" w:bidi="ar"/>
+        </w:rPr>
+        <w:t xml:space="preserve">, </w:t>
+      </w:r>
+      <w:r>
+        <w:rPr>
+          <w:rFonts w:hint="default" w:ascii="Menlo" w:hAnsi="Menlo" w:eastAsia="Menlo" w:cs="Menlo"/>
+          <w:b w:val="0"/>
+          <w:bCs w:val="0"/>
+          <w:color w:val="C9D1D9"/>
+          <w:kern w:val="0"/>
+          <w:sz w:val="18"/>
+          <w:szCs w:val="18"/>
+          <w:shd w:val="clear" w:fill="121314"/>
+          <w:lang w:val="en-US" w:eastAsia="zh-CN" w:bidi="ar"/>
+        </w:rPr>
+        <w:t>students</w:t>
+      </w:r>
+      <w:r>
+        <w:rPr>
+          <w:rFonts w:hint="default" w:ascii="Menlo" w:hAnsi="Menlo" w:eastAsia="Menlo" w:cs="Menlo"/>
+          <w:b w:val="0"/>
+          <w:bCs w:val="0"/>
+          <w:color w:val="BBBEBF"/>
+          <w:kern w:val="0"/>
+          <w:sz w:val="18"/>
+          <w:szCs w:val="18"/>
+          <w:shd w:val="clear" w:fill="121314"/>
+          <w:lang w:val="en-US" w:eastAsia="zh-CN" w:bidi="ar"/>
+        </w:rPr>
+        <w:t>[</w:t>
+      </w:r>
+      <w:r>
+        <w:rPr>
+          <w:rFonts w:hint="default" w:ascii="Menlo" w:hAnsi="Menlo" w:eastAsia="Menlo" w:cs="Menlo"/>
+          <w:b w:val="0"/>
+          <w:bCs w:val="0"/>
+          <w:color w:val="C9D1D9"/>
+          <w:kern w:val="0"/>
+          <w:sz w:val="18"/>
+          <w:szCs w:val="18"/>
+          <w:shd w:val="clear" w:fill="121314"/>
+          <w:lang w:val="en-US" w:eastAsia="zh-CN" w:bidi="ar"/>
+        </w:rPr>
+        <w:t>student</w:t>
+      </w:r>
+      <w:r>
+        <w:rPr>
+          <w:rFonts w:hint="default" w:ascii="Menlo" w:hAnsi="Menlo" w:eastAsia="Menlo" w:cs="Menlo"/>
+          <w:b w:val="0"/>
+          <w:bCs w:val="0"/>
+          <w:color w:val="BBBEBF"/>
+          <w:kern w:val="0"/>
+          <w:sz w:val="18"/>
+          <w:szCs w:val="18"/>
+          <w:shd w:val="clear" w:fill="121314"/>
+          <w:lang w:val="en-US" w:eastAsia="zh-CN" w:bidi="ar"/>
+        </w:rPr>
+        <w:t xml:space="preserve">], </w:t>
+      </w:r>
+      <w:r>
+        <w:rPr>
+          <w:rFonts w:hint="default" w:ascii="Menlo" w:hAnsi="Menlo" w:eastAsia="Menlo" w:cs="Menlo"/>
+          <w:b w:val="0"/>
+          <w:bCs w:val="0"/>
+          <w:color w:val="FFA657"/>
+          <w:kern w:val="0"/>
+          <w:sz w:val="18"/>
+          <w:szCs w:val="18"/>
+          <w:shd w:val="clear" w:fill="121314"/>
+          <w:lang w:val="en-US" w:eastAsia="zh-CN" w:bidi="ar"/>
+        </w:rPr>
+        <w:t>sep</w:t>
+      </w:r>
+      <w:r>
+        <w:rPr>
+          <w:rFonts w:hint="default" w:ascii="Menlo" w:hAnsi="Menlo" w:eastAsia="Menlo" w:cs="Menlo"/>
+          <w:b w:val="0"/>
+          <w:bCs w:val="0"/>
+          <w:color w:val="BBBEBF"/>
+          <w:kern w:val="0"/>
+          <w:sz w:val="18"/>
+          <w:szCs w:val="18"/>
+          <w:shd w:val="clear" w:fill="121314"/>
+          <w:lang w:val="en-US" w:eastAsia="zh-CN" w:bidi="ar"/>
+        </w:rPr>
+        <w:t xml:space="preserve"> </w:t>
+      </w:r>
+      <w:r>
+        <w:rPr>
+          <w:rFonts w:hint="default" w:ascii="Menlo" w:hAnsi="Menlo" w:eastAsia="Menlo" w:cs="Menlo"/>
+          <w:b w:val="0"/>
+          <w:bCs w:val="0"/>
+          <w:color w:val="D4D4D4"/>
+          <w:kern w:val="0"/>
+          <w:sz w:val="18"/>
+          <w:szCs w:val="18"/>
+          <w:shd w:val="clear" w:fill="121314"/>
+          <w:lang w:val="en-US" w:eastAsia="zh-CN" w:bidi="ar"/>
+        </w:rPr>
+        <w:t>=</w:t>
+      </w:r>
+      <w:r>
+        <w:rPr>
+          <w:rFonts w:hint="default" w:ascii="Menlo" w:hAnsi="Menlo" w:eastAsia="Menlo" w:cs="Menlo"/>
+          <w:b w:val="0"/>
+          <w:bCs w:val="0"/>
+          <w:color w:val="BBBEBF"/>
+          <w:kern w:val="0"/>
+          <w:sz w:val="18"/>
+          <w:szCs w:val="18"/>
+          <w:shd w:val="clear" w:fill="121314"/>
+          <w:lang w:val="en-US" w:eastAsia="zh-CN" w:bidi="ar"/>
+        </w:rPr>
+        <w:t xml:space="preserve"> </w:t>
+      </w:r>
+      <w:r>
+        <w:rPr>
+          <w:rFonts w:hint="default" w:ascii="Menlo" w:hAnsi="Menlo" w:eastAsia="Menlo" w:cs="Menlo"/>
+          <w:b w:val="0"/>
+          <w:bCs w:val="0"/>
+          <w:color w:val="A5D6FF"/>
+          <w:kern w:val="0"/>
+          <w:sz w:val="18"/>
+          <w:szCs w:val="18"/>
+          <w:shd w:val="clear" w:fill="121314"/>
+          <w:lang w:val="en-US" w:eastAsia="zh-CN" w:bidi="ar"/>
+        </w:rPr>
+        <w:t>", "</w:t>
+      </w:r>
+      <w:r>
+        <w:rPr>
+          <w:rFonts w:hint="default" w:ascii="Menlo" w:hAnsi="Menlo" w:eastAsia="Menlo" w:cs="Menlo"/>
+          <w:b w:val="0"/>
+          <w:bCs w:val="0"/>
+          <w:color w:val="BBBEBF"/>
+          <w:kern w:val="0"/>
+          <w:sz w:val="18"/>
+          <w:szCs w:val="18"/>
+          <w:shd w:val="clear" w:fill="121314"/>
+          <w:lang w:val="en-US" w:eastAsia="zh-CN" w:bidi="ar"/>
+        </w:rPr>
+        <w:t>)</w:t>
+      </w:r>
+    </w:p>
+    <w:p>
+      <w:pPr>
+        <w:rPr>
+          <w:rFonts w:hint="default"/>
+          <w:lang w:val="en-US" w:eastAsia="zh-CN"/>
+        </w:rPr>
+      </w:pPr>
+      <w:r>
+        <w:rPr>
+          <w:rFonts w:hint="default"/>
+          <w:color w:val="0000FF"/>
+          <w:lang w:val="en-US" w:eastAsia="zh-CN"/>
+        </w:rPr>
+        <w:t>None</w:t>
+      </w:r>
+    </w:p>
+    <w:p>
+      <w:pPr>
+        <w:keepNext w:val="0"/>
+        <w:keepLines w:val="0"/>
+        <w:widowControl/>
+        <w:suppressLineNumbers w:val="0"/>
+        <w:shd w:val="clear" w:fill="121314"/>
+        <w:spacing w:line="360" w:lineRule="atLeast"/>
+        <w:jc w:val="left"/>
+        <w:rPr>
+          <w:rFonts w:ascii="Menlo" w:hAnsi="Menlo" w:eastAsia="Menlo" w:cs="Menlo"/>
+          <w:b w:val="0"/>
+          <w:bCs w:val="0"/>
+          <w:color w:val="BBBEBF"/>
+          <w:sz w:val="18"/>
+          <w:szCs w:val="18"/>
+        </w:rPr>
+      </w:pPr>
+      <w:r>
+        <w:rPr>
+          <w:rFonts w:hint="default" w:ascii="Menlo" w:hAnsi="Menlo" w:eastAsia="Menlo" w:cs="Menlo"/>
+          <w:b w:val="0"/>
+          <w:bCs w:val="0"/>
+          <w:color w:val="C9D1D9"/>
+          <w:kern w:val="0"/>
+          <w:sz w:val="18"/>
+          <w:szCs w:val="18"/>
+          <w:shd w:val="clear" w:fill="121314"/>
+          <w:lang w:val="en-US" w:eastAsia="zh-CN" w:bidi="ar"/>
+        </w:rPr>
+        <w:t>students</w:t>
+      </w:r>
+      <w:r>
+        <w:rPr>
+          <w:rFonts w:hint="default" w:ascii="Menlo" w:hAnsi="Menlo" w:eastAsia="Menlo" w:cs="Menlo"/>
+          <w:b w:val="0"/>
+          <w:bCs w:val="0"/>
+          <w:color w:val="BBBEBF"/>
+          <w:kern w:val="0"/>
+          <w:sz w:val="18"/>
+          <w:szCs w:val="18"/>
+          <w:shd w:val="clear" w:fill="121314"/>
+          <w:lang w:val="en-US" w:eastAsia="zh-CN" w:bidi="ar"/>
+        </w:rPr>
+        <w:t xml:space="preserve"> </w:t>
+      </w:r>
+      <w:r>
+        <w:rPr>
+          <w:rFonts w:hint="default" w:ascii="Menlo" w:hAnsi="Menlo" w:eastAsia="Menlo" w:cs="Menlo"/>
+          <w:b w:val="0"/>
+          <w:bCs w:val="0"/>
+          <w:color w:val="D4D4D4"/>
+          <w:kern w:val="0"/>
+          <w:sz w:val="18"/>
+          <w:szCs w:val="18"/>
+          <w:shd w:val="clear" w:fill="121314"/>
+          <w:lang w:val="en-US" w:eastAsia="zh-CN" w:bidi="ar"/>
+        </w:rPr>
+        <w:t>=</w:t>
+      </w:r>
+      <w:r>
+        <w:rPr>
+          <w:rFonts w:hint="default" w:ascii="Menlo" w:hAnsi="Menlo" w:eastAsia="Menlo" w:cs="Menlo"/>
+          <w:b w:val="0"/>
+          <w:bCs w:val="0"/>
+          <w:color w:val="BBBEBF"/>
+          <w:kern w:val="0"/>
+          <w:sz w:val="18"/>
+          <w:szCs w:val="18"/>
+          <w:shd w:val="clear" w:fill="121314"/>
+          <w:lang w:val="en-US" w:eastAsia="zh-CN" w:bidi="ar"/>
+        </w:rPr>
+        <w:t xml:space="preserve"> [</w:t>
+      </w:r>
+    </w:p>
+    <w:p>
+      <w:pPr>
+        <w:keepNext w:val="0"/>
+        <w:keepLines w:val="0"/>
+        <w:widowControl/>
+        <w:suppressLineNumbers w:val="0"/>
+        <w:shd w:val="clear" w:fill="121314"/>
+        <w:spacing w:line="360" w:lineRule="atLeast"/>
+        <w:jc w:val="left"/>
+        <w:rPr>
+          <w:rFonts w:hint="default" w:ascii="Menlo" w:hAnsi="Menlo" w:eastAsia="Menlo" w:cs="Menlo"/>
+          <w:b w:val="0"/>
+          <w:bCs w:val="0"/>
+          <w:color w:val="BBBEBF"/>
+          <w:sz w:val="18"/>
+          <w:szCs w:val="18"/>
+        </w:rPr>
+      </w:pPr>
+      <w:r>
+        <w:rPr>
+          <w:rFonts w:hint="default" w:ascii="Menlo" w:hAnsi="Menlo" w:eastAsia="Menlo" w:cs="Menlo"/>
+          <w:b w:val="0"/>
+          <w:bCs w:val="0"/>
+          <w:color w:val="BBBEBF"/>
+          <w:kern w:val="0"/>
+          <w:sz w:val="18"/>
+          <w:szCs w:val="18"/>
+          <w:shd w:val="clear" w:fill="121314"/>
+          <w:lang w:val="en-US" w:eastAsia="zh-CN" w:bidi="ar"/>
+        </w:rPr>
+        <w:t xml:space="preserve">    {</w:t>
+      </w:r>
+      <w:r>
+        <w:rPr>
+          <w:rFonts w:hint="default" w:ascii="Menlo" w:hAnsi="Menlo" w:eastAsia="Menlo" w:cs="Menlo"/>
+          <w:b w:val="0"/>
+          <w:bCs w:val="0"/>
+          <w:color w:val="A5D6FF"/>
+          <w:kern w:val="0"/>
+          <w:sz w:val="18"/>
+          <w:szCs w:val="18"/>
+          <w:shd w:val="clear" w:fill="121314"/>
+          <w:lang w:val="en-US" w:eastAsia="zh-CN" w:bidi="ar"/>
+        </w:rPr>
+        <w:t>"name"</w:t>
+      </w:r>
+      <w:r>
+        <w:rPr>
+          <w:rFonts w:hint="default" w:ascii="Menlo" w:hAnsi="Menlo" w:eastAsia="Menlo" w:cs="Menlo"/>
+          <w:b w:val="0"/>
+          <w:bCs w:val="0"/>
+          <w:color w:val="BBBEBF"/>
+          <w:kern w:val="0"/>
+          <w:sz w:val="18"/>
+          <w:szCs w:val="18"/>
+          <w:shd w:val="clear" w:fill="121314"/>
+          <w:lang w:val="en-US" w:eastAsia="zh-CN" w:bidi="ar"/>
+        </w:rPr>
+        <w:t xml:space="preserve">: </w:t>
+      </w:r>
+      <w:r>
+        <w:rPr>
+          <w:rFonts w:hint="default" w:ascii="Menlo" w:hAnsi="Menlo" w:eastAsia="Menlo" w:cs="Menlo"/>
+          <w:b w:val="0"/>
+          <w:bCs w:val="0"/>
+          <w:color w:val="A5D6FF"/>
+          <w:kern w:val="0"/>
+          <w:sz w:val="18"/>
+          <w:szCs w:val="18"/>
+          <w:shd w:val="clear" w:fill="121314"/>
+          <w:lang w:val="en-US" w:eastAsia="zh-CN" w:bidi="ar"/>
+        </w:rPr>
+        <w:t>"Hermione"</w:t>
+      </w:r>
+      <w:r>
+        <w:rPr>
+          <w:rFonts w:hint="default" w:ascii="Menlo" w:hAnsi="Menlo" w:eastAsia="Menlo" w:cs="Menlo"/>
+          <w:b w:val="0"/>
+          <w:bCs w:val="0"/>
+          <w:color w:val="BBBEBF"/>
+          <w:kern w:val="0"/>
+          <w:sz w:val="18"/>
+          <w:szCs w:val="18"/>
+          <w:shd w:val="clear" w:fill="121314"/>
+          <w:lang w:val="en-US" w:eastAsia="zh-CN" w:bidi="ar"/>
+        </w:rPr>
+        <w:t xml:space="preserve">, </w:t>
+      </w:r>
+      <w:r>
+        <w:rPr>
+          <w:rFonts w:hint="default" w:ascii="Menlo" w:hAnsi="Menlo" w:eastAsia="Menlo" w:cs="Menlo"/>
+          <w:b w:val="0"/>
+          <w:bCs w:val="0"/>
+          <w:color w:val="A5D6FF"/>
+          <w:kern w:val="0"/>
+          <w:sz w:val="18"/>
+          <w:szCs w:val="18"/>
+          <w:shd w:val="clear" w:fill="121314"/>
+          <w:lang w:val="en-US" w:eastAsia="zh-CN" w:bidi="ar"/>
+        </w:rPr>
+        <w:t>"house"</w:t>
+      </w:r>
+      <w:r>
+        <w:rPr>
+          <w:rFonts w:hint="default" w:ascii="Menlo" w:hAnsi="Menlo" w:eastAsia="Menlo" w:cs="Menlo"/>
+          <w:b w:val="0"/>
+          <w:bCs w:val="0"/>
+          <w:color w:val="BBBEBF"/>
+          <w:kern w:val="0"/>
+          <w:sz w:val="18"/>
+          <w:szCs w:val="18"/>
+          <w:shd w:val="clear" w:fill="121314"/>
+          <w:lang w:val="en-US" w:eastAsia="zh-CN" w:bidi="ar"/>
+        </w:rPr>
+        <w:t xml:space="preserve">: </w:t>
+      </w:r>
+      <w:r>
+        <w:rPr>
+          <w:rFonts w:hint="default" w:ascii="Menlo" w:hAnsi="Menlo" w:eastAsia="Menlo" w:cs="Menlo"/>
+          <w:b w:val="0"/>
+          <w:bCs w:val="0"/>
+          <w:color w:val="A5D6FF"/>
+          <w:kern w:val="0"/>
+          <w:sz w:val="18"/>
+          <w:szCs w:val="18"/>
+          <w:shd w:val="clear" w:fill="121314"/>
+          <w:lang w:val="en-US" w:eastAsia="zh-CN" w:bidi="ar"/>
+        </w:rPr>
+        <w:t>"Gryffindor"</w:t>
+      </w:r>
+      <w:r>
+        <w:rPr>
+          <w:rFonts w:hint="default" w:ascii="Menlo" w:hAnsi="Menlo" w:eastAsia="Menlo" w:cs="Menlo"/>
+          <w:b w:val="0"/>
+          <w:bCs w:val="0"/>
+          <w:color w:val="BBBEBF"/>
+          <w:kern w:val="0"/>
+          <w:sz w:val="18"/>
+          <w:szCs w:val="18"/>
+          <w:shd w:val="clear" w:fill="121314"/>
+          <w:lang w:val="en-US" w:eastAsia="zh-CN" w:bidi="ar"/>
+        </w:rPr>
+        <w:t xml:space="preserve">, </w:t>
+      </w:r>
+      <w:r>
+        <w:rPr>
+          <w:rFonts w:hint="default" w:ascii="Menlo" w:hAnsi="Menlo" w:eastAsia="Menlo" w:cs="Menlo"/>
+          <w:b w:val="0"/>
+          <w:bCs w:val="0"/>
+          <w:color w:val="A5D6FF"/>
+          <w:kern w:val="0"/>
+          <w:sz w:val="18"/>
+          <w:szCs w:val="18"/>
+          <w:shd w:val="clear" w:fill="121314"/>
+          <w:lang w:val="en-US" w:eastAsia="zh-CN" w:bidi="ar"/>
+        </w:rPr>
+        <w:t>"patronous"</w:t>
+      </w:r>
+      <w:r>
+        <w:rPr>
+          <w:rFonts w:hint="default" w:ascii="Menlo" w:hAnsi="Menlo" w:eastAsia="Menlo" w:cs="Menlo"/>
+          <w:b w:val="0"/>
+          <w:bCs w:val="0"/>
+          <w:color w:val="BBBEBF"/>
+          <w:kern w:val="0"/>
+          <w:sz w:val="18"/>
+          <w:szCs w:val="18"/>
+          <w:shd w:val="clear" w:fill="121314"/>
+          <w:lang w:val="en-US" w:eastAsia="zh-CN" w:bidi="ar"/>
+        </w:rPr>
+        <w:t xml:space="preserve">: </w:t>
+      </w:r>
+      <w:r>
+        <w:rPr>
+          <w:rFonts w:hint="default" w:ascii="Menlo" w:hAnsi="Menlo" w:eastAsia="Menlo" w:cs="Menlo"/>
+          <w:b w:val="0"/>
+          <w:bCs w:val="0"/>
+          <w:color w:val="A5D6FF"/>
+          <w:kern w:val="0"/>
+          <w:sz w:val="18"/>
+          <w:szCs w:val="18"/>
+          <w:shd w:val="clear" w:fill="121314"/>
+          <w:lang w:val="en-US" w:eastAsia="zh-CN" w:bidi="ar"/>
+        </w:rPr>
+        <w:t>"otter"</w:t>
+      </w:r>
+      <w:r>
+        <w:rPr>
+          <w:rFonts w:hint="default" w:ascii="Menlo" w:hAnsi="Menlo" w:eastAsia="Menlo" w:cs="Menlo"/>
+          <w:b w:val="0"/>
+          <w:bCs w:val="0"/>
+          <w:color w:val="BBBEBF"/>
+          <w:kern w:val="0"/>
+          <w:sz w:val="18"/>
+          <w:szCs w:val="18"/>
+          <w:shd w:val="clear" w:fill="121314"/>
+          <w:lang w:val="en-US" w:eastAsia="zh-CN" w:bidi="ar"/>
+        </w:rPr>
+        <w:t>},</w:t>
+      </w:r>
+    </w:p>
+    <w:p>
+      <w:pPr>
+        <w:keepNext w:val="0"/>
+        <w:keepLines w:val="0"/>
+        <w:widowControl/>
+        <w:suppressLineNumbers w:val="0"/>
+        <w:shd w:val="clear" w:fill="121314"/>
+        <w:spacing w:line="360" w:lineRule="atLeast"/>
+        <w:jc w:val="left"/>
+        <w:rPr>
+          <w:rFonts w:hint="default" w:ascii="Menlo" w:hAnsi="Menlo" w:eastAsia="Menlo" w:cs="Menlo"/>
+          <w:b w:val="0"/>
+          <w:bCs w:val="0"/>
+          <w:color w:val="BBBEBF"/>
+          <w:sz w:val="18"/>
+          <w:szCs w:val="18"/>
+        </w:rPr>
+      </w:pPr>
+      <w:r>
+        <w:rPr>
+          <w:rFonts w:hint="default" w:ascii="Menlo" w:hAnsi="Menlo" w:eastAsia="Menlo" w:cs="Menlo"/>
+          <w:b w:val="0"/>
+          <w:bCs w:val="0"/>
+          <w:color w:val="BBBEBF"/>
+          <w:kern w:val="0"/>
+          <w:sz w:val="18"/>
+          <w:szCs w:val="18"/>
+          <w:shd w:val="clear" w:fill="121314"/>
+          <w:lang w:val="en-US" w:eastAsia="zh-CN" w:bidi="ar"/>
+        </w:rPr>
+        <w:t xml:space="preserve">    {</w:t>
+      </w:r>
+      <w:r>
+        <w:rPr>
+          <w:rFonts w:hint="default" w:ascii="Menlo" w:hAnsi="Menlo" w:eastAsia="Menlo" w:cs="Menlo"/>
+          <w:b w:val="0"/>
+          <w:bCs w:val="0"/>
+          <w:color w:val="A5D6FF"/>
+          <w:kern w:val="0"/>
+          <w:sz w:val="18"/>
+          <w:szCs w:val="18"/>
+          <w:shd w:val="clear" w:fill="121314"/>
+          <w:lang w:val="en-US" w:eastAsia="zh-CN" w:bidi="ar"/>
+        </w:rPr>
+        <w:t>"name"</w:t>
+      </w:r>
+      <w:r>
+        <w:rPr>
+          <w:rFonts w:hint="default" w:ascii="Menlo" w:hAnsi="Menlo" w:eastAsia="Menlo" w:cs="Menlo"/>
+          <w:b w:val="0"/>
+          <w:bCs w:val="0"/>
+          <w:color w:val="BBBEBF"/>
+          <w:kern w:val="0"/>
+          <w:sz w:val="18"/>
+          <w:szCs w:val="18"/>
+          <w:shd w:val="clear" w:fill="121314"/>
+          <w:lang w:val="en-US" w:eastAsia="zh-CN" w:bidi="ar"/>
+        </w:rPr>
+        <w:t xml:space="preserve">: </w:t>
+      </w:r>
+      <w:r>
+        <w:rPr>
+          <w:rFonts w:hint="default" w:ascii="Menlo" w:hAnsi="Menlo" w:eastAsia="Menlo" w:cs="Menlo"/>
+          <w:b w:val="0"/>
+          <w:bCs w:val="0"/>
+          <w:color w:val="A5D6FF"/>
+          <w:kern w:val="0"/>
+          <w:sz w:val="18"/>
+          <w:szCs w:val="18"/>
+          <w:shd w:val="clear" w:fill="121314"/>
+          <w:lang w:val="en-US" w:eastAsia="zh-CN" w:bidi="ar"/>
+        </w:rPr>
+        <w:t>"Harry"</w:t>
+      </w:r>
+      <w:r>
+        <w:rPr>
+          <w:rFonts w:hint="default" w:ascii="Menlo" w:hAnsi="Menlo" w:eastAsia="Menlo" w:cs="Menlo"/>
+          <w:b w:val="0"/>
+          <w:bCs w:val="0"/>
+          <w:color w:val="BBBEBF"/>
+          <w:kern w:val="0"/>
+          <w:sz w:val="18"/>
+          <w:szCs w:val="18"/>
+          <w:shd w:val="clear" w:fill="121314"/>
+          <w:lang w:val="en-US" w:eastAsia="zh-CN" w:bidi="ar"/>
+        </w:rPr>
+        <w:t xml:space="preserve">, </w:t>
+      </w:r>
+      <w:r>
+        <w:rPr>
+          <w:rFonts w:hint="default" w:ascii="Menlo" w:hAnsi="Menlo" w:eastAsia="Menlo" w:cs="Menlo"/>
+          <w:b w:val="0"/>
+          <w:bCs w:val="0"/>
+          <w:color w:val="A5D6FF"/>
+          <w:kern w:val="0"/>
+          <w:sz w:val="18"/>
+          <w:szCs w:val="18"/>
+          <w:shd w:val="clear" w:fill="121314"/>
+          <w:lang w:val="en-US" w:eastAsia="zh-CN" w:bidi="ar"/>
+        </w:rPr>
+        <w:t>"house"</w:t>
+      </w:r>
+      <w:r>
+        <w:rPr>
+          <w:rFonts w:hint="default" w:ascii="Menlo" w:hAnsi="Menlo" w:eastAsia="Menlo" w:cs="Menlo"/>
+          <w:b w:val="0"/>
+          <w:bCs w:val="0"/>
+          <w:color w:val="BBBEBF"/>
+          <w:kern w:val="0"/>
+          <w:sz w:val="18"/>
+          <w:szCs w:val="18"/>
+          <w:shd w:val="clear" w:fill="121314"/>
+          <w:lang w:val="en-US" w:eastAsia="zh-CN" w:bidi="ar"/>
+        </w:rPr>
+        <w:t xml:space="preserve">: </w:t>
+      </w:r>
+      <w:r>
+        <w:rPr>
+          <w:rFonts w:hint="default" w:ascii="Menlo" w:hAnsi="Menlo" w:eastAsia="Menlo" w:cs="Menlo"/>
+          <w:b w:val="0"/>
+          <w:bCs w:val="0"/>
+          <w:color w:val="A5D6FF"/>
+          <w:kern w:val="0"/>
+          <w:sz w:val="18"/>
+          <w:szCs w:val="18"/>
+          <w:shd w:val="clear" w:fill="121314"/>
+          <w:lang w:val="en-US" w:eastAsia="zh-CN" w:bidi="ar"/>
+        </w:rPr>
+        <w:t>"Gryffindor"</w:t>
+      </w:r>
+      <w:r>
+        <w:rPr>
+          <w:rFonts w:hint="default" w:ascii="Menlo" w:hAnsi="Menlo" w:eastAsia="Menlo" w:cs="Menlo"/>
+          <w:b w:val="0"/>
+          <w:bCs w:val="0"/>
+          <w:color w:val="BBBEBF"/>
+          <w:kern w:val="0"/>
+          <w:sz w:val="18"/>
+          <w:szCs w:val="18"/>
+          <w:shd w:val="clear" w:fill="121314"/>
+          <w:lang w:val="en-US" w:eastAsia="zh-CN" w:bidi="ar"/>
+        </w:rPr>
+        <w:t xml:space="preserve">, </w:t>
+      </w:r>
+      <w:r>
+        <w:rPr>
+          <w:rFonts w:hint="default" w:ascii="Menlo" w:hAnsi="Menlo" w:eastAsia="Menlo" w:cs="Menlo"/>
+          <w:b w:val="0"/>
+          <w:bCs w:val="0"/>
+          <w:color w:val="A5D6FF"/>
+          <w:kern w:val="0"/>
+          <w:sz w:val="18"/>
+          <w:szCs w:val="18"/>
+          <w:shd w:val="clear" w:fill="121314"/>
+          <w:lang w:val="en-US" w:eastAsia="zh-CN" w:bidi="ar"/>
+        </w:rPr>
+        <w:t>"patronous"</w:t>
+      </w:r>
+      <w:r>
+        <w:rPr>
+          <w:rFonts w:hint="default" w:ascii="Menlo" w:hAnsi="Menlo" w:eastAsia="Menlo" w:cs="Menlo"/>
+          <w:b w:val="0"/>
+          <w:bCs w:val="0"/>
+          <w:color w:val="BBBEBF"/>
+          <w:kern w:val="0"/>
+          <w:sz w:val="18"/>
+          <w:szCs w:val="18"/>
+          <w:shd w:val="clear" w:fill="121314"/>
+          <w:lang w:val="en-US" w:eastAsia="zh-CN" w:bidi="ar"/>
+        </w:rPr>
+        <w:t>:</w:t>
+      </w:r>
+      <w:r>
+        <w:rPr>
+          <w:rFonts w:hint="default" w:ascii="Menlo" w:hAnsi="Menlo" w:eastAsia="Menlo" w:cs="Menlo"/>
+          <w:b w:val="0"/>
+          <w:bCs w:val="0"/>
+          <w:color w:val="A5D6FF"/>
+          <w:kern w:val="0"/>
+          <w:sz w:val="18"/>
+          <w:szCs w:val="18"/>
+          <w:shd w:val="clear" w:fill="121314"/>
+          <w:lang w:val="en-US" w:eastAsia="zh-CN" w:bidi="ar"/>
+        </w:rPr>
+        <w:t>"Stag"</w:t>
+      </w:r>
+      <w:r>
+        <w:rPr>
+          <w:rFonts w:hint="default" w:ascii="Menlo" w:hAnsi="Menlo" w:eastAsia="Menlo" w:cs="Menlo"/>
+          <w:b w:val="0"/>
+          <w:bCs w:val="0"/>
+          <w:color w:val="BBBEBF"/>
+          <w:kern w:val="0"/>
+          <w:sz w:val="18"/>
+          <w:szCs w:val="18"/>
+          <w:shd w:val="clear" w:fill="121314"/>
+          <w:lang w:val="en-US" w:eastAsia="zh-CN" w:bidi="ar"/>
+        </w:rPr>
+        <w:t>},</w:t>
+      </w:r>
+    </w:p>
+    <w:p>
+      <w:pPr>
+        <w:keepNext w:val="0"/>
+        <w:keepLines w:val="0"/>
+        <w:widowControl/>
+        <w:suppressLineNumbers w:val="0"/>
+        <w:shd w:val="clear" w:fill="121314"/>
+        <w:spacing w:line="360" w:lineRule="atLeast"/>
+        <w:jc w:val="left"/>
+        <w:rPr>
+          <w:rFonts w:hint="default" w:ascii="Menlo" w:hAnsi="Menlo" w:eastAsia="Menlo" w:cs="Menlo"/>
+          <w:b w:val="0"/>
+          <w:bCs w:val="0"/>
+          <w:color w:val="BBBEBF"/>
+          <w:sz w:val="18"/>
+          <w:szCs w:val="18"/>
+        </w:rPr>
+      </w:pPr>
+      <w:r>
+        <w:rPr>
+          <w:rFonts w:hint="default" w:ascii="Menlo" w:hAnsi="Menlo" w:eastAsia="Menlo" w:cs="Menlo"/>
+          <w:b w:val="0"/>
+          <w:bCs w:val="0"/>
+          <w:color w:val="BBBEBF"/>
+          <w:kern w:val="0"/>
+          <w:sz w:val="18"/>
+          <w:szCs w:val="18"/>
+          <w:shd w:val="clear" w:fill="121314"/>
+          <w:lang w:val="en-US" w:eastAsia="zh-CN" w:bidi="ar"/>
+        </w:rPr>
+        <w:t xml:space="preserve">    {</w:t>
+      </w:r>
+      <w:r>
+        <w:rPr>
+          <w:rFonts w:hint="default" w:ascii="Menlo" w:hAnsi="Menlo" w:eastAsia="Menlo" w:cs="Menlo"/>
+          <w:b w:val="0"/>
+          <w:bCs w:val="0"/>
+          <w:color w:val="A5D6FF"/>
+          <w:kern w:val="0"/>
+          <w:sz w:val="18"/>
+          <w:szCs w:val="18"/>
+          <w:shd w:val="clear" w:fill="121314"/>
+          <w:lang w:val="en-US" w:eastAsia="zh-CN" w:bidi="ar"/>
+        </w:rPr>
+        <w:t>"name"</w:t>
+      </w:r>
+      <w:r>
+        <w:rPr>
+          <w:rFonts w:hint="default" w:ascii="Menlo" w:hAnsi="Menlo" w:eastAsia="Menlo" w:cs="Menlo"/>
+          <w:b w:val="0"/>
+          <w:bCs w:val="0"/>
+          <w:color w:val="BBBEBF"/>
+          <w:kern w:val="0"/>
+          <w:sz w:val="18"/>
+          <w:szCs w:val="18"/>
+          <w:shd w:val="clear" w:fill="121314"/>
+          <w:lang w:val="en-US" w:eastAsia="zh-CN" w:bidi="ar"/>
+        </w:rPr>
+        <w:t xml:space="preserve">: </w:t>
+      </w:r>
+      <w:r>
+        <w:rPr>
+          <w:rFonts w:hint="default" w:ascii="Menlo" w:hAnsi="Menlo" w:eastAsia="Menlo" w:cs="Menlo"/>
+          <w:b w:val="0"/>
+          <w:bCs w:val="0"/>
+          <w:color w:val="A5D6FF"/>
+          <w:kern w:val="0"/>
+          <w:sz w:val="18"/>
+          <w:szCs w:val="18"/>
+          <w:shd w:val="clear" w:fill="121314"/>
+          <w:lang w:val="en-US" w:eastAsia="zh-CN" w:bidi="ar"/>
+        </w:rPr>
+        <w:t>"Ron "</w:t>
+      </w:r>
+      <w:r>
+        <w:rPr>
+          <w:rFonts w:hint="default" w:ascii="Menlo" w:hAnsi="Menlo" w:eastAsia="Menlo" w:cs="Menlo"/>
+          <w:b w:val="0"/>
+          <w:bCs w:val="0"/>
+          <w:color w:val="BBBEBF"/>
+          <w:kern w:val="0"/>
+          <w:sz w:val="18"/>
+          <w:szCs w:val="18"/>
+          <w:shd w:val="clear" w:fill="121314"/>
+          <w:lang w:val="en-US" w:eastAsia="zh-CN" w:bidi="ar"/>
+        </w:rPr>
+        <w:t xml:space="preserve">, </w:t>
+      </w:r>
+      <w:r>
+        <w:rPr>
+          <w:rFonts w:hint="default" w:ascii="Menlo" w:hAnsi="Menlo" w:eastAsia="Menlo" w:cs="Menlo"/>
+          <w:b w:val="0"/>
+          <w:bCs w:val="0"/>
+          <w:color w:val="A5D6FF"/>
+          <w:kern w:val="0"/>
+          <w:sz w:val="18"/>
+          <w:szCs w:val="18"/>
+          <w:shd w:val="clear" w:fill="121314"/>
+          <w:lang w:val="en-US" w:eastAsia="zh-CN" w:bidi="ar"/>
+        </w:rPr>
+        <w:t>"house"</w:t>
+      </w:r>
+      <w:r>
+        <w:rPr>
+          <w:rFonts w:hint="default" w:ascii="Menlo" w:hAnsi="Menlo" w:eastAsia="Menlo" w:cs="Menlo"/>
+          <w:b w:val="0"/>
+          <w:bCs w:val="0"/>
+          <w:color w:val="BBBEBF"/>
+          <w:kern w:val="0"/>
+          <w:sz w:val="18"/>
+          <w:szCs w:val="18"/>
+          <w:shd w:val="clear" w:fill="121314"/>
+          <w:lang w:val="en-US" w:eastAsia="zh-CN" w:bidi="ar"/>
+        </w:rPr>
+        <w:t xml:space="preserve">: </w:t>
+      </w:r>
+      <w:r>
+        <w:rPr>
+          <w:rFonts w:hint="default" w:ascii="Menlo" w:hAnsi="Menlo" w:eastAsia="Menlo" w:cs="Menlo"/>
+          <w:b w:val="0"/>
+          <w:bCs w:val="0"/>
+          <w:color w:val="A5D6FF"/>
+          <w:kern w:val="0"/>
+          <w:sz w:val="18"/>
+          <w:szCs w:val="18"/>
+          <w:shd w:val="clear" w:fill="121314"/>
+          <w:lang w:val="en-US" w:eastAsia="zh-CN" w:bidi="ar"/>
+        </w:rPr>
+        <w:t>"Gryffindor"</w:t>
+      </w:r>
+      <w:r>
+        <w:rPr>
+          <w:rFonts w:hint="default" w:ascii="Menlo" w:hAnsi="Menlo" w:eastAsia="Menlo" w:cs="Menlo"/>
+          <w:b w:val="0"/>
+          <w:bCs w:val="0"/>
+          <w:color w:val="BBBEBF"/>
+          <w:kern w:val="0"/>
+          <w:sz w:val="18"/>
+          <w:szCs w:val="18"/>
+          <w:shd w:val="clear" w:fill="121314"/>
+          <w:lang w:val="en-US" w:eastAsia="zh-CN" w:bidi="ar"/>
+        </w:rPr>
+        <w:t xml:space="preserve">, </w:t>
+      </w:r>
+      <w:r>
+        <w:rPr>
+          <w:rFonts w:hint="default" w:ascii="Menlo" w:hAnsi="Menlo" w:eastAsia="Menlo" w:cs="Menlo"/>
+          <w:b w:val="0"/>
+          <w:bCs w:val="0"/>
+          <w:color w:val="A5D6FF"/>
+          <w:kern w:val="0"/>
+          <w:sz w:val="18"/>
+          <w:szCs w:val="18"/>
+          <w:shd w:val="clear" w:fill="121314"/>
+          <w:lang w:val="en-US" w:eastAsia="zh-CN" w:bidi="ar"/>
+        </w:rPr>
+        <w:t>"patronous"</w:t>
+      </w:r>
+      <w:r>
+        <w:rPr>
+          <w:rFonts w:hint="default" w:ascii="Menlo" w:hAnsi="Menlo" w:eastAsia="Menlo" w:cs="Menlo"/>
+          <w:b w:val="0"/>
+          <w:bCs w:val="0"/>
+          <w:color w:val="BBBEBF"/>
+          <w:kern w:val="0"/>
+          <w:sz w:val="18"/>
+          <w:szCs w:val="18"/>
+          <w:shd w:val="clear" w:fill="121314"/>
+          <w:lang w:val="en-US" w:eastAsia="zh-CN" w:bidi="ar"/>
+        </w:rPr>
+        <w:t>:</w:t>
+      </w:r>
+      <w:r>
+        <w:rPr>
+          <w:rFonts w:hint="default" w:ascii="Menlo" w:hAnsi="Menlo" w:eastAsia="Menlo" w:cs="Menlo"/>
+          <w:b w:val="0"/>
+          <w:bCs w:val="0"/>
+          <w:color w:val="A5D6FF"/>
+          <w:kern w:val="0"/>
+          <w:sz w:val="18"/>
+          <w:szCs w:val="18"/>
+          <w:shd w:val="clear" w:fill="121314"/>
+          <w:lang w:val="en-US" w:eastAsia="zh-CN" w:bidi="ar"/>
+        </w:rPr>
+        <w:t>"Jack Russell terrir"</w:t>
+      </w:r>
+      <w:r>
+        <w:rPr>
+          <w:rFonts w:hint="default" w:ascii="Menlo" w:hAnsi="Menlo" w:eastAsia="Menlo" w:cs="Menlo"/>
+          <w:b w:val="0"/>
+          <w:bCs w:val="0"/>
+          <w:color w:val="BBBEBF"/>
+          <w:kern w:val="0"/>
+          <w:sz w:val="18"/>
+          <w:szCs w:val="18"/>
+          <w:shd w:val="clear" w:fill="121314"/>
+          <w:lang w:val="en-US" w:eastAsia="zh-CN" w:bidi="ar"/>
+        </w:rPr>
+        <w:t>},</w:t>
+      </w:r>
+    </w:p>
+    <w:p>
+      <w:pPr>
+        <w:keepNext w:val="0"/>
+        <w:keepLines w:val="0"/>
+        <w:widowControl/>
+        <w:suppressLineNumbers w:val="0"/>
+        <w:shd w:val="clear" w:fill="121314"/>
+        <w:spacing w:line="360" w:lineRule="atLeast"/>
+        <w:jc w:val="left"/>
+        <w:rPr>
+          <w:rFonts w:hint="default" w:ascii="Menlo" w:hAnsi="Menlo" w:eastAsia="Menlo" w:cs="Menlo"/>
+          <w:b w:val="0"/>
+          <w:bCs w:val="0"/>
+          <w:color w:val="BBBEBF"/>
+          <w:sz w:val="18"/>
+          <w:szCs w:val="18"/>
+        </w:rPr>
+      </w:pPr>
+      <w:r>
+        <w:rPr>
+          <w:rFonts w:hint="default" w:ascii="Menlo" w:hAnsi="Menlo" w:eastAsia="Menlo" w:cs="Menlo"/>
+          <w:b w:val="0"/>
+          <w:bCs w:val="0"/>
+          <w:color w:val="BBBEBF"/>
+          <w:kern w:val="0"/>
+          <w:sz w:val="18"/>
+          <w:szCs w:val="18"/>
+          <w:shd w:val="clear" w:fill="121314"/>
+          <w:lang w:val="en-US" w:eastAsia="zh-CN" w:bidi="ar"/>
+        </w:rPr>
+        <w:t xml:space="preserve">    {</w:t>
+      </w:r>
+      <w:r>
+        <w:rPr>
+          <w:rFonts w:hint="default" w:ascii="Menlo" w:hAnsi="Menlo" w:eastAsia="Menlo" w:cs="Menlo"/>
+          <w:b w:val="0"/>
+          <w:bCs w:val="0"/>
+          <w:color w:val="A5D6FF"/>
+          <w:kern w:val="0"/>
+          <w:sz w:val="18"/>
+          <w:szCs w:val="18"/>
+          <w:shd w:val="clear" w:fill="121314"/>
+          <w:lang w:val="en-US" w:eastAsia="zh-CN" w:bidi="ar"/>
+        </w:rPr>
+        <w:t>"name"</w:t>
+      </w:r>
+      <w:r>
+        <w:rPr>
+          <w:rFonts w:hint="default" w:ascii="Menlo" w:hAnsi="Menlo" w:eastAsia="Menlo" w:cs="Menlo"/>
+          <w:b w:val="0"/>
+          <w:bCs w:val="0"/>
+          <w:color w:val="BBBEBF"/>
+          <w:kern w:val="0"/>
+          <w:sz w:val="18"/>
+          <w:szCs w:val="18"/>
+          <w:shd w:val="clear" w:fill="121314"/>
+          <w:lang w:val="en-US" w:eastAsia="zh-CN" w:bidi="ar"/>
+        </w:rPr>
+        <w:t xml:space="preserve">: </w:t>
+      </w:r>
+      <w:r>
+        <w:rPr>
+          <w:rFonts w:hint="default" w:ascii="Menlo" w:hAnsi="Menlo" w:eastAsia="Menlo" w:cs="Menlo"/>
+          <w:b w:val="0"/>
+          <w:bCs w:val="0"/>
+          <w:color w:val="A5D6FF"/>
+          <w:kern w:val="0"/>
+          <w:sz w:val="18"/>
+          <w:szCs w:val="18"/>
+          <w:shd w:val="clear" w:fill="121314"/>
+          <w:lang w:val="en-US" w:eastAsia="zh-CN" w:bidi="ar"/>
+        </w:rPr>
+        <w:t>"Graco"</w:t>
+      </w:r>
+      <w:r>
+        <w:rPr>
+          <w:rFonts w:hint="default" w:ascii="Menlo" w:hAnsi="Menlo" w:eastAsia="Menlo" w:cs="Menlo"/>
+          <w:b w:val="0"/>
+          <w:bCs w:val="0"/>
+          <w:color w:val="BBBEBF"/>
+          <w:kern w:val="0"/>
+          <w:sz w:val="18"/>
+          <w:szCs w:val="18"/>
+          <w:shd w:val="clear" w:fill="121314"/>
+          <w:lang w:val="en-US" w:eastAsia="zh-CN" w:bidi="ar"/>
+        </w:rPr>
+        <w:t xml:space="preserve">, </w:t>
+      </w:r>
+      <w:r>
+        <w:rPr>
+          <w:rFonts w:hint="default" w:ascii="Menlo" w:hAnsi="Menlo" w:eastAsia="Menlo" w:cs="Menlo"/>
+          <w:b w:val="0"/>
+          <w:bCs w:val="0"/>
+          <w:color w:val="A5D6FF"/>
+          <w:kern w:val="0"/>
+          <w:sz w:val="18"/>
+          <w:szCs w:val="18"/>
+          <w:shd w:val="clear" w:fill="121314"/>
+          <w:lang w:val="en-US" w:eastAsia="zh-CN" w:bidi="ar"/>
+        </w:rPr>
+        <w:t>"house"</w:t>
+      </w:r>
+      <w:r>
+        <w:rPr>
+          <w:rFonts w:hint="default" w:ascii="Menlo" w:hAnsi="Menlo" w:eastAsia="Menlo" w:cs="Menlo"/>
+          <w:b w:val="0"/>
+          <w:bCs w:val="0"/>
+          <w:color w:val="BBBEBF"/>
+          <w:kern w:val="0"/>
+          <w:sz w:val="18"/>
+          <w:szCs w:val="18"/>
+          <w:shd w:val="clear" w:fill="121314"/>
+          <w:lang w:val="en-US" w:eastAsia="zh-CN" w:bidi="ar"/>
+        </w:rPr>
+        <w:t xml:space="preserve">: </w:t>
+      </w:r>
+      <w:r>
+        <w:rPr>
+          <w:rFonts w:hint="default" w:ascii="Menlo" w:hAnsi="Menlo" w:eastAsia="Menlo" w:cs="Menlo"/>
+          <w:b w:val="0"/>
+          <w:bCs w:val="0"/>
+          <w:color w:val="A5D6FF"/>
+          <w:kern w:val="0"/>
+          <w:sz w:val="18"/>
+          <w:szCs w:val="18"/>
+          <w:shd w:val="clear" w:fill="121314"/>
+          <w:lang w:val="en-US" w:eastAsia="zh-CN" w:bidi="ar"/>
+        </w:rPr>
+        <w:t>"Slytherin"</w:t>
+      </w:r>
+      <w:r>
+        <w:rPr>
+          <w:rFonts w:hint="default" w:ascii="Menlo" w:hAnsi="Menlo" w:eastAsia="Menlo" w:cs="Menlo"/>
+          <w:b w:val="0"/>
+          <w:bCs w:val="0"/>
+          <w:color w:val="BBBEBF"/>
+          <w:kern w:val="0"/>
+          <w:sz w:val="18"/>
+          <w:szCs w:val="18"/>
+          <w:shd w:val="clear" w:fill="121314"/>
+          <w:lang w:val="en-US" w:eastAsia="zh-CN" w:bidi="ar"/>
+        </w:rPr>
+        <w:t xml:space="preserve">, </w:t>
+      </w:r>
+      <w:r>
+        <w:rPr>
+          <w:rFonts w:hint="default" w:ascii="Menlo" w:hAnsi="Menlo" w:eastAsia="Menlo" w:cs="Menlo"/>
+          <w:b w:val="0"/>
+          <w:bCs w:val="0"/>
+          <w:color w:val="A5D6FF"/>
+          <w:kern w:val="0"/>
+          <w:sz w:val="18"/>
+          <w:szCs w:val="18"/>
+          <w:shd w:val="clear" w:fill="121314"/>
+          <w:lang w:val="en-US" w:eastAsia="zh-CN" w:bidi="ar"/>
+        </w:rPr>
+        <w:t>"patronous"</w:t>
+      </w:r>
+      <w:r>
+        <w:rPr>
+          <w:rFonts w:hint="default" w:ascii="Menlo" w:hAnsi="Menlo" w:eastAsia="Menlo" w:cs="Menlo"/>
+          <w:b w:val="0"/>
+          <w:bCs w:val="0"/>
+          <w:color w:val="BBBEBF"/>
+          <w:kern w:val="0"/>
+          <w:sz w:val="18"/>
+          <w:szCs w:val="18"/>
+          <w:shd w:val="clear" w:fill="121314"/>
+          <w:lang w:val="en-US" w:eastAsia="zh-CN" w:bidi="ar"/>
+        </w:rPr>
+        <w:t xml:space="preserve">: </w:t>
+      </w:r>
+      <w:r>
+        <w:rPr>
+          <w:rFonts w:hint="default" w:ascii="Menlo" w:hAnsi="Menlo" w:eastAsia="Menlo" w:cs="Menlo"/>
+          <w:b w:val="0"/>
+          <w:bCs w:val="0"/>
+          <w:color w:val="569CD6"/>
+          <w:kern w:val="0"/>
+          <w:sz w:val="18"/>
+          <w:szCs w:val="18"/>
+          <w:shd w:val="clear" w:fill="121314"/>
+          <w:lang w:val="en-US" w:eastAsia="zh-CN" w:bidi="ar"/>
+        </w:rPr>
+        <w:t>None</w:t>
+      </w:r>
+      <w:r>
+        <w:rPr>
+          <w:rFonts w:hint="default" w:ascii="Menlo" w:hAnsi="Menlo" w:eastAsia="Menlo" w:cs="Menlo"/>
+          <w:b w:val="0"/>
+          <w:bCs w:val="0"/>
+          <w:color w:val="BBBEBF"/>
+          <w:kern w:val="0"/>
+          <w:sz w:val="18"/>
+          <w:szCs w:val="18"/>
+          <w:shd w:val="clear" w:fill="121314"/>
+          <w:lang w:val="en-US" w:eastAsia="zh-CN" w:bidi="ar"/>
+        </w:rPr>
+        <w:t>},</w:t>
+      </w:r>
+    </w:p>
+    <w:p>
+      <w:pPr>
+        <w:keepNext w:val="0"/>
+        <w:keepLines w:val="0"/>
+        <w:widowControl/>
+        <w:suppressLineNumbers w:val="0"/>
+        <w:shd w:val="clear" w:fill="121314"/>
+        <w:spacing w:line="360" w:lineRule="atLeast"/>
+        <w:jc w:val="left"/>
+        <w:rPr>
+          <w:rFonts w:hint="default" w:ascii="Menlo" w:hAnsi="Menlo" w:eastAsia="Menlo" w:cs="Menlo"/>
+          <w:b w:val="0"/>
+          <w:bCs w:val="0"/>
+          <w:color w:val="BBBEBF"/>
+          <w:sz w:val="18"/>
+          <w:szCs w:val="18"/>
+        </w:rPr>
+      </w:pPr>
+      <w:r>
+        <w:rPr>
+          <w:rFonts w:hint="default" w:ascii="Menlo" w:hAnsi="Menlo" w:eastAsia="Menlo" w:cs="Menlo"/>
+          <w:b w:val="0"/>
+          <w:bCs w:val="0"/>
+          <w:color w:val="BBBEBF"/>
+          <w:kern w:val="0"/>
+          <w:sz w:val="18"/>
+          <w:szCs w:val="18"/>
+          <w:shd w:val="clear" w:fill="121314"/>
+          <w:lang w:val="en-US" w:eastAsia="zh-CN" w:bidi="ar"/>
+        </w:rPr>
+        <w:t>]</w:t>
+      </w:r>
+    </w:p>
+    <w:p>
+      <w:pPr>
+        <w:keepNext w:val="0"/>
+        <w:keepLines w:val="0"/>
+        <w:widowControl/>
+        <w:suppressLineNumbers w:val="0"/>
+        <w:shd w:val="clear" w:fill="121314"/>
+        <w:spacing w:line="360" w:lineRule="atLeast"/>
+        <w:jc w:val="left"/>
+        <w:rPr>
+          <w:rFonts w:hint="default" w:ascii="Menlo" w:hAnsi="Menlo" w:eastAsia="Menlo" w:cs="Menlo"/>
+          <w:b w:val="0"/>
+          <w:bCs w:val="0"/>
+          <w:color w:val="BBBEBF"/>
+          <w:sz w:val="18"/>
+          <w:szCs w:val="18"/>
+        </w:rPr>
+      </w:pPr>
+      <w:r>
+        <w:rPr>
+          <w:rFonts w:hint="default" w:ascii="Menlo" w:hAnsi="Menlo" w:eastAsia="Menlo" w:cs="Menlo"/>
+          <w:b w:val="0"/>
+          <w:bCs w:val="0"/>
+          <w:color w:val="C586C0"/>
+          <w:kern w:val="0"/>
+          <w:sz w:val="18"/>
+          <w:szCs w:val="18"/>
+          <w:shd w:val="clear" w:fill="121314"/>
+          <w:lang w:val="en-US" w:eastAsia="zh-CN" w:bidi="ar"/>
+        </w:rPr>
+        <w:t>for</w:t>
+      </w:r>
+      <w:r>
+        <w:rPr>
+          <w:rFonts w:hint="default" w:ascii="Menlo" w:hAnsi="Menlo" w:eastAsia="Menlo" w:cs="Menlo"/>
+          <w:b w:val="0"/>
+          <w:bCs w:val="0"/>
+          <w:color w:val="BBBEBF"/>
+          <w:kern w:val="0"/>
+          <w:sz w:val="18"/>
+          <w:szCs w:val="18"/>
+          <w:shd w:val="clear" w:fill="121314"/>
+          <w:lang w:val="en-US" w:eastAsia="zh-CN" w:bidi="ar"/>
+        </w:rPr>
+        <w:t xml:space="preserve"> </w:t>
+      </w:r>
+      <w:r>
+        <w:rPr>
+          <w:rFonts w:hint="default" w:ascii="Menlo" w:hAnsi="Menlo" w:eastAsia="Menlo" w:cs="Menlo"/>
+          <w:b w:val="0"/>
+          <w:bCs w:val="0"/>
+          <w:color w:val="C9D1D9"/>
+          <w:kern w:val="0"/>
+          <w:sz w:val="18"/>
+          <w:szCs w:val="18"/>
+          <w:shd w:val="clear" w:fill="121314"/>
+          <w:lang w:val="en-US" w:eastAsia="zh-CN" w:bidi="ar"/>
+        </w:rPr>
+        <w:t>student</w:t>
+      </w:r>
+      <w:r>
+        <w:rPr>
+          <w:rFonts w:hint="default" w:ascii="Menlo" w:hAnsi="Menlo" w:eastAsia="Menlo" w:cs="Menlo"/>
+          <w:b w:val="0"/>
+          <w:bCs w:val="0"/>
+          <w:color w:val="BBBEBF"/>
+          <w:kern w:val="0"/>
+          <w:sz w:val="18"/>
+          <w:szCs w:val="18"/>
+          <w:shd w:val="clear" w:fill="121314"/>
+          <w:lang w:val="en-US" w:eastAsia="zh-CN" w:bidi="ar"/>
+        </w:rPr>
+        <w:t xml:space="preserve"> </w:t>
+      </w:r>
+      <w:r>
+        <w:rPr>
+          <w:rFonts w:hint="default" w:ascii="Menlo" w:hAnsi="Menlo" w:eastAsia="Menlo" w:cs="Menlo"/>
+          <w:b w:val="0"/>
+          <w:bCs w:val="0"/>
+          <w:color w:val="C586C0"/>
+          <w:kern w:val="0"/>
+          <w:sz w:val="18"/>
+          <w:szCs w:val="18"/>
+          <w:shd w:val="clear" w:fill="121314"/>
+          <w:lang w:val="en-US" w:eastAsia="zh-CN" w:bidi="ar"/>
+        </w:rPr>
+        <w:t>in</w:t>
+      </w:r>
+      <w:r>
+        <w:rPr>
+          <w:rFonts w:hint="default" w:ascii="Menlo" w:hAnsi="Menlo" w:eastAsia="Menlo" w:cs="Menlo"/>
+          <w:b w:val="0"/>
+          <w:bCs w:val="0"/>
+          <w:color w:val="BBBEBF"/>
+          <w:kern w:val="0"/>
+          <w:sz w:val="18"/>
+          <w:szCs w:val="18"/>
+          <w:shd w:val="clear" w:fill="121314"/>
+          <w:lang w:val="en-US" w:eastAsia="zh-CN" w:bidi="ar"/>
+        </w:rPr>
+        <w:t xml:space="preserve"> </w:t>
+      </w:r>
+      <w:r>
+        <w:rPr>
+          <w:rFonts w:hint="default" w:ascii="Menlo" w:hAnsi="Menlo" w:eastAsia="Menlo" w:cs="Menlo"/>
+          <w:b w:val="0"/>
+          <w:bCs w:val="0"/>
+          <w:color w:val="C9D1D9"/>
+          <w:kern w:val="0"/>
+          <w:sz w:val="18"/>
+          <w:szCs w:val="18"/>
+          <w:shd w:val="clear" w:fill="121314"/>
+          <w:lang w:val="en-US" w:eastAsia="zh-CN" w:bidi="ar"/>
+        </w:rPr>
+        <w:t>students</w:t>
+      </w:r>
+      <w:r>
+        <w:rPr>
+          <w:rFonts w:hint="default" w:ascii="Menlo" w:hAnsi="Menlo" w:eastAsia="Menlo" w:cs="Menlo"/>
+          <w:b w:val="0"/>
+          <w:bCs w:val="0"/>
+          <w:color w:val="BBBEBF"/>
+          <w:kern w:val="0"/>
+          <w:sz w:val="18"/>
+          <w:szCs w:val="18"/>
+          <w:shd w:val="clear" w:fill="121314"/>
+          <w:lang w:val="en-US" w:eastAsia="zh-CN" w:bidi="ar"/>
+        </w:rPr>
+        <w:t>:</w:t>
+      </w:r>
+    </w:p>
+    <w:p>
+      <w:pPr>
+        <w:keepNext w:val="0"/>
+        <w:keepLines w:val="0"/>
+        <w:widowControl/>
+        <w:suppressLineNumbers w:val="0"/>
+        <w:shd w:val="clear" w:fill="121314"/>
+        <w:spacing w:line="360" w:lineRule="atLeast"/>
+        <w:jc w:val="left"/>
+        <w:rPr>
+          <w:rFonts w:hint="default" w:cstheme="minorBidi"/>
+          <w:kern w:val="2"/>
+          <w:sz w:val="21"/>
+          <w:szCs w:val="24"/>
+          <w:lang w:val="en-US" w:eastAsia="zh-CN" w:bidi="ar-SA"/>
+        </w:rPr>
+      </w:pPr>
+      <w:r>
+        <w:rPr>
+          <w:rFonts w:hint="default" w:ascii="Menlo" w:hAnsi="Menlo" w:eastAsia="Menlo" w:cs="Menlo"/>
+          <w:b w:val="0"/>
+          <w:bCs w:val="0"/>
+          <w:color w:val="BBBEBF"/>
+          <w:kern w:val="0"/>
+          <w:sz w:val="18"/>
+          <w:szCs w:val="18"/>
+          <w:shd w:val="clear" w:fill="121314"/>
+          <w:lang w:val="en-US" w:eastAsia="zh-CN" w:bidi="ar"/>
+        </w:rPr>
+        <w:t xml:space="preserve">    </w:t>
+      </w:r>
+      <w:r>
+        <w:rPr>
+          <w:rFonts w:hint="default" w:ascii="Menlo" w:hAnsi="Menlo" w:eastAsia="Menlo" w:cs="Menlo"/>
+          <w:b w:val="0"/>
+          <w:bCs w:val="0"/>
+          <w:color w:val="D2A8FF"/>
+          <w:kern w:val="0"/>
+          <w:sz w:val="18"/>
+          <w:szCs w:val="18"/>
+          <w:shd w:val="clear" w:fill="121314"/>
+          <w:lang w:val="en-US" w:eastAsia="zh-CN" w:bidi="ar"/>
+        </w:rPr>
+        <w:t>print</w:t>
+      </w:r>
+      <w:r>
+        <w:rPr>
+          <w:rFonts w:hint="default" w:ascii="Menlo" w:hAnsi="Menlo" w:eastAsia="Menlo" w:cs="Menlo"/>
+          <w:b w:val="0"/>
+          <w:bCs w:val="0"/>
+          <w:color w:val="BBBEBF"/>
+          <w:kern w:val="0"/>
+          <w:sz w:val="18"/>
+          <w:szCs w:val="18"/>
+          <w:shd w:val="clear" w:fill="121314"/>
+          <w:lang w:val="en-US" w:eastAsia="zh-CN" w:bidi="ar"/>
+        </w:rPr>
+        <w:t>(</w:t>
+      </w:r>
+      <w:r>
+        <w:rPr>
+          <w:rFonts w:hint="default" w:ascii="Menlo Bold" w:hAnsi="Menlo Bold" w:eastAsia="Menlo" w:cs="Menlo Bold"/>
+          <w:b/>
+          <w:bCs/>
+          <w:color w:val="C9D1D9"/>
+          <w:kern w:val="0"/>
+          <w:sz w:val="18"/>
+          <w:szCs w:val="18"/>
+          <w:highlight w:val="yellow"/>
+          <w:shd w:val="clear" w:fill="121314"/>
+          <w:lang w:val="en-US" w:eastAsia="zh-CN" w:bidi="ar"/>
+        </w:rPr>
+        <w:t>student</w:t>
+      </w:r>
+      <w:r>
+        <w:rPr>
+          <w:rFonts w:hint="default" w:ascii="Menlo" w:hAnsi="Menlo" w:eastAsia="Menlo" w:cs="Menlo"/>
+          <w:b w:val="0"/>
+          <w:bCs w:val="0"/>
+          <w:color w:val="BBBEBF"/>
+          <w:kern w:val="0"/>
+          <w:sz w:val="18"/>
+          <w:szCs w:val="18"/>
+          <w:highlight w:val="yellow"/>
+          <w:shd w:val="clear" w:fill="121314"/>
+          <w:lang w:val="en-US" w:eastAsia="zh-CN" w:bidi="ar"/>
+        </w:rPr>
+        <w:t>[</w:t>
+      </w:r>
+      <w:r>
+        <w:rPr>
+          <w:rFonts w:hint="default" w:ascii="Menlo" w:hAnsi="Menlo" w:eastAsia="Menlo" w:cs="Menlo"/>
+          <w:b w:val="0"/>
+          <w:bCs w:val="0"/>
+          <w:color w:val="A5D6FF"/>
+          <w:kern w:val="0"/>
+          <w:sz w:val="18"/>
+          <w:szCs w:val="18"/>
+          <w:highlight w:val="yellow"/>
+          <w:shd w:val="clear" w:fill="121314"/>
+          <w:lang w:val="en-US" w:eastAsia="zh-CN" w:bidi="ar"/>
+        </w:rPr>
+        <w:t>"name"</w:t>
+      </w:r>
+      <w:r>
+        <w:rPr>
+          <w:rFonts w:hint="default" w:ascii="Menlo" w:hAnsi="Menlo" w:eastAsia="Menlo" w:cs="Menlo"/>
+          <w:b w:val="0"/>
+          <w:bCs w:val="0"/>
+          <w:color w:val="BBBEBF"/>
+          <w:kern w:val="0"/>
+          <w:sz w:val="18"/>
+          <w:szCs w:val="18"/>
+          <w:highlight w:val="yellow"/>
+          <w:shd w:val="clear" w:fill="121314"/>
+          <w:lang w:val="en-US" w:eastAsia="zh-CN" w:bidi="ar"/>
+        </w:rPr>
+        <w:t>]</w:t>
+      </w:r>
+      <w:r>
+        <w:rPr>
+          <w:rFonts w:hint="default" w:ascii="Menlo" w:hAnsi="Menlo" w:eastAsia="Menlo" w:cs="Menlo"/>
+          <w:b w:val="0"/>
+          <w:bCs w:val="0"/>
+          <w:color w:val="BBBEBF"/>
+          <w:kern w:val="0"/>
+          <w:sz w:val="18"/>
+          <w:szCs w:val="18"/>
+          <w:shd w:val="clear" w:fill="121314"/>
+          <w:lang w:val="en-US" w:eastAsia="zh-CN" w:bidi="ar"/>
+        </w:rPr>
+        <w:t>, student[“house”], student[“patronous”], sep = “, ”)</w:t>
+      </w:r>
+    </w:p>
+    <w:p>
+      <w:pPr>
+        <w:bidi w:val="0"/>
+        <w:rPr>
+          <w:rFonts w:hint="default" w:cstheme="minorBidi"/>
+          <w:kern w:val="2"/>
+          <w:sz w:val="21"/>
+          <w:szCs w:val="24"/>
+          <w:lang w:val="en-US" w:eastAsia="zh-CN" w:bidi="ar-SA"/>
+        </w:rPr>
+      </w:pPr>
+      <w:r>
+        <w:rPr>
+          <w:rFonts w:hint="default" w:cstheme="minorBidi"/>
+          <w:kern w:val="2"/>
+          <w:sz w:val="21"/>
+          <w:szCs w:val="24"/>
+          <w:lang w:val="en-US" w:eastAsia="zh-CN" w:bidi="ar-SA"/>
+        </w:rPr>
+        <w:t>notice the difference here:</w:t>
+      </w:r>
+    </w:p>
+    <w:p>
+      <w:pPr>
+        <w:bidi w:val="0"/>
+        <w:rPr>
+          <w:rFonts w:hint="default" w:cstheme="minorBidi"/>
+          <w:kern w:val="2"/>
+          <w:sz w:val="21"/>
+          <w:szCs w:val="24"/>
+          <w:lang w:val="en-US" w:eastAsia="zh-CN" w:bidi="ar-SA"/>
+        </w:rPr>
+      </w:pPr>
+      <w:r>
+        <w:rPr>
+          <w:rFonts w:hint="default" w:cstheme="minorBidi"/>
+          <w:kern w:val="2"/>
+          <w:sz w:val="21"/>
+          <w:szCs w:val="24"/>
+          <w:lang w:val="en-US" w:eastAsia="zh-CN" w:bidi="ar-SA"/>
+        </w:rPr>
+        <w:t xml:space="preserve">For the previous one, </w:t>
+      </w:r>
+      <w:r>
+        <w:rPr>
+          <w:rFonts w:hint="default" w:cstheme="minorBidi"/>
+          <w:kern w:val="2"/>
+          <w:sz w:val="21"/>
+          <w:szCs w:val="24"/>
+          <w:highlight w:val="yellow"/>
+          <w:lang w:val="en-US" w:eastAsia="zh-CN" w:bidi="ar-SA"/>
+        </w:rPr>
+        <w:t>students[student]</w:t>
+      </w:r>
+      <w:r>
+        <w:rPr>
+          <w:rFonts w:hint="default" w:cstheme="minorBidi"/>
+          <w:kern w:val="2"/>
+          <w:sz w:val="21"/>
+          <w:szCs w:val="24"/>
+          <w:lang w:val="en-US" w:eastAsia="zh-CN" w:bidi="ar-SA"/>
+        </w:rPr>
+        <w:t xml:space="preserve">, “student” is the variable named in the “for” loop, </w:t>
+      </w:r>
+    </w:p>
+    <w:p>
+      <w:pPr>
+        <w:bidi w:val="0"/>
+        <w:rPr>
+          <w:rFonts w:hint="default" w:cstheme="minorBidi"/>
+          <w:kern w:val="2"/>
+          <w:sz w:val="21"/>
+          <w:szCs w:val="24"/>
+          <w:lang w:val="en-US" w:eastAsia="zh-CN" w:bidi="ar-SA"/>
+        </w:rPr>
+      </w:pPr>
+      <w:r>
+        <w:rPr>
+          <w:rFonts w:hint="default" w:cstheme="minorBidi"/>
+          <w:kern w:val="2"/>
+          <w:sz w:val="21"/>
+          <w:szCs w:val="24"/>
+          <w:lang w:val="en-US" w:eastAsia="zh-CN" w:bidi="ar-SA"/>
+        </w:rPr>
+        <w:t xml:space="preserve">which is </w:t>
+      </w:r>
+      <w:r>
+        <w:rPr>
+          <w:rFonts w:hint="default" w:ascii="Menlo" w:hAnsi="Menlo" w:eastAsia="Menlo" w:cs="Menlo"/>
+          <w:b w:val="0"/>
+          <w:bCs w:val="0"/>
+          <w:color w:val="A5D6FF"/>
+          <w:kern w:val="0"/>
+          <w:sz w:val="18"/>
+          <w:szCs w:val="18"/>
+          <w:shd w:val="clear" w:fill="121314"/>
+          <w:lang w:val="en-US" w:eastAsia="zh-CN" w:bidi="ar"/>
+        </w:rPr>
+        <w:t>"Hermione"</w:t>
+      </w:r>
+      <w:r>
+        <w:rPr>
+          <w:rFonts w:hint="default" w:ascii="Menlo" w:hAnsi="Menlo" w:eastAsia="Menlo" w:cs="Menlo"/>
+          <w:b w:val="0"/>
+          <w:bCs w:val="0"/>
+          <w:color w:val="BBBEBF"/>
+          <w:kern w:val="0"/>
+          <w:sz w:val="18"/>
+          <w:szCs w:val="18"/>
+          <w:shd w:val="clear" w:fill="121314"/>
+          <w:lang w:val="en-US" w:eastAsia="zh-CN" w:bidi="ar"/>
+        </w:rPr>
+        <w:t xml:space="preserve">: </w:t>
+      </w:r>
+      <w:r>
+        <w:rPr>
+          <w:rFonts w:hint="default" w:ascii="Menlo" w:hAnsi="Menlo" w:eastAsia="Menlo" w:cs="Menlo"/>
+          <w:b w:val="0"/>
+          <w:bCs w:val="0"/>
+          <w:color w:val="A5D6FF"/>
+          <w:kern w:val="0"/>
+          <w:sz w:val="18"/>
+          <w:szCs w:val="18"/>
+          <w:shd w:val="clear" w:fill="121314"/>
+          <w:lang w:val="en-US" w:eastAsia="zh-CN" w:bidi="ar"/>
+        </w:rPr>
+        <w:t xml:space="preserve">"Gryffindor" </w:t>
+      </w:r>
+      <w:r>
+        <w:rPr>
+          <w:rFonts w:hint="default" w:cstheme="minorBidi"/>
+          <w:kern w:val="2"/>
+          <w:sz w:val="21"/>
+          <w:szCs w:val="24"/>
+          <w:lang w:val="en-US" w:eastAsia="zh-CN" w:bidi="ar-SA"/>
+        </w:rPr>
+        <w:t>, what we ask for print is the “value” of dics.</w:t>
+      </w:r>
+    </w:p>
+    <w:p>
+      <w:pPr>
+        <w:bidi w:val="0"/>
+        <w:rPr>
+          <w:rFonts w:hint="default" w:cstheme="minorBidi"/>
+          <w:kern w:val="2"/>
+          <w:sz w:val="21"/>
+          <w:szCs w:val="24"/>
+          <w:lang w:val="en-US" w:eastAsia="zh-CN" w:bidi="ar-SA"/>
+        </w:rPr>
+      </w:pPr>
+      <w:r>
+        <w:rPr>
+          <w:rFonts w:hint="default" w:cstheme="minorBidi"/>
+          <w:kern w:val="2"/>
+          <w:sz w:val="21"/>
+          <w:szCs w:val="24"/>
+          <w:lang w:val="en-US" w:eastAsia="zh-CN" w:bidi="ar-SA"/>
+        </w:rPr>
+        <w:t xml:space="preserve">As for </w:t>
+      </w:r>
+      <w:r>
+        <w:rPr>
+          <w:rFonts w:hint="default" w:cstheme="minorBidi"/>
+          <w:kern w:val="2"/>
+          <w:sz w:val="21"/>
+          <w:szCs w:val="24"/>
+          <w:highlight w:val="yellow"/>
+          <w:lang w:val="en-US" w:eastAsia="zh-CN" w:bidi="ar-SA"/>
+        </w:rPr>
+        <w:t>student[“name”]</w:t>
+      </w:r>
+      <w:r>
+        <w:rPr>
+          <w:rFonts w:hint="default" w:cstheme="minorBidi"/>
+          <w:kern w:val="2"/>
+          <w:sz w:val="21"/>
+          <w:szCs w:val="24"/>
+          <w:lang w:val="en-US" w:eastAsia="zh-CN" w:bidi="ar-SA"/>
+        </w:rPr>
+        <w:t xml:space="preserve">, student is </w:t>
+      </w:r>
+      <w:r>
+        <w:rPr>
+          <w:rFonts w:hint="default" w:ascii="Menlo" w:hAnsi="Menlo" w:eastAsia="Menlo" w:cs="Menlo"/>
+          <w:b w:val="0"/>
+          <w:bCs w:val="0"/>
+          <w:color w:val="BBBEBF"/>
+          <w:kern w:val="0"/>
+          <w:sz w:val="18"/>
+          <w:szCs w:val="18"/>
+          <w:shd w:val="clear" w:fill="121314"/>
+          <w:lang w:val="en-US" w:eastAsia="zh-CN" w:bidi="ar"/>
+        </w:rPr>
+        <w:t xml:space="preserve"> {</w:t>
+      </w:r>
+      <w:r>
+        <w:rPr>
+          <w:rFonts w:hint="default" w:ascii="Menlo" w:hAnsi="Menlo" w:eastAsia="Menlo" w:cs="Menlo"/>
+          <w:b w:val="0"/>
+          <w:bCs w:val="0"/>
+          <w:color w:val="A5D6FF"/>
+          <w:kern w:val="0"/>
+          <w:sz w:val="18"/>
+          <w:szCs w:val="18"/>
+          <w:shd w:val="clear" w:fill="121314"/>
+          <w:lang w:val="en-US" w:eastAsia="zh-CN" w:bidi="ar"/>
+        </w:rPr>
+        <w:t>"name"</w:t>
+      </w:r>
+      <w:r>
+        <w:rPr>
+          <w:rFonts w:hint="default" w:ascii="Menlo" w:hAnsi="Menlo" w:eastAsia="Menlo" w:cs="Menlo"/>
+          <w:b w:val="0"/>
+          <w:bCs w:val="0"/>
+          <w:color w:val="BBBEBF"/>
+          <w:kern w:val="0"/>
+          <w:sz w:val="18"/>
+          <w:szCs w:val="18"/>
+          <w:shd w:val="clear" w:fill="121314"/>
+          <w:lang w:val="en-US" w:eastAsia="zh-CN" w:bidi="ar"/>
+        </w:rPr>
+        <w:t xml:space="preserve">: </w:t>
+      </w:r>
+      <w:r>
+        <w:rPr>
+          <w:rFonts w:hint="default" w:ascii="Menlo" w:hAnsi="Menlo" w:eastAsia="Menlo" w:cs="Menlo"/>
+          <w:b w:val="0"/>
+          <w:bCs w:val="0"/>
+          <w:color w:val="A5D6FF"/>
+          <w:kern w:val="0"/>
+          <w:sz w:val="18"/>
+          <w:szCs w:val="18"/>
+          <w:shd w:val="clear" w:fill="121314"/>
+          <w:lang w:val="en-US" w:eastAsia="zh-CN" w:bidi="ar"/>
+        </w:rPr>
+        <w:t>"Hermione"</w:t>
+      </w:r>
+      <w:r>
+        <w:rPr>
+          <w:rFonts w:hint="default" w:ascii="Menlo" w:hAnsi="Menlo" w:eastAsia="Menlo" w:cs="Menlo"/>
+          <w:b w:val="0"/>
+          <w:bCs w:val="0"/>
+          <w:color w:val="BBBEBF"/>
+          <w:kern w:val="0"/>
+          <w:sz w:val="18"/>
+          <w:szCs w:val="18"/>
+          <w:shd w:val="clear" w:fill="121314"/>
+          <w:lang w:val="en-US" w:eastAsia="zh-CN" w:bidi="ar"/>
+        </w:rPr>
+        <w:t xml:space="preserve">, </w:t>
+      </w:r>
+      <w:r>
+        <w:rPr>
+          <w:rFonts w:hint="default" w:ascii="Menlo" w:hAnsi="Menlo" w:eastAsia="Menlo" w:cs="Menlo"/>
+          <w:b w:val="0"/>
+          <w:bCs w:val="0"/>
+          <w:color w:val="A5D6FF"/>
+          <w:kern w:val="0"/>
+          <w:sz w:val="18"/>
+          <w:szCs w:val="18"/>
+          <w:shd w:val="clear" w:fill="121314"/>
+          <w:lang w:val="en-US" w:eastAsia="zh-CN" w:bidi="ar"/>
+        </w:rPr>
+        <w:t>"house"</w:t>
+      </w:r>
+      <w:r>
+        <w:rPr>
+          <w:rFonts w:hint="default" w:ascii="Menlo" w:hAnsi="Menlo" w:eastAsia="Menlo" w:cs="Menlo"/>
+          <w:b w:val="0"/>
+          <w:bCs w:val="0"/>
+          <w:color w:val="BBBEBF"/>
+          <w:kern w:val="0"/>
+          <w:sz w:val="18"/>
+          <w:szCs w:val="18"/>
+          <w:shd w:val="clear" w:fill="121314"/>
+          <w:lang w:val="en-US" w:eastAsia="zh-CN" w:bidi="ar"/>
+        </w:rPr>
+        <w:t xml:space="preserve">: </w:t>
+      </w:r>
+      <w:r>
+        <w:rPr>
+          <w:rFonts w:hint="default" w:ascii="Menlo" w:hAnsi="Menlo" w:eastAsia="Menlo" w:cs="Menlo"/>
+          <w:b w:val="0"/>
+          <w:bCs w:val="0"/>
+          <w:color w:val="A5D6FF"/>
+          <w:kern w:val="0"/>
+          <w:sz w:val="18"/>
+          <w:szCs w:val="18"/>
+          <w:shd w:val="clear" w:fill="121314"/>
+          <w:lang w:val="en-US" w:eastAsia="zh-CN" w:bidi="ar"/>
+        </w:rPr>
+        <w:t>"Gryffindor"</w:t>
+      </w:r>
+      <w:r>
+        <w:rPr>
+          <w:rFonts w:hint="default" w:ascii="Menlo" w:hAnsi="Menlo" w:eastAsia="Menlo" w:cs="Menlo"/>
+          <w:b w:val="0"/>
+          <w:bCs w:val="0"/>
+          <w:color w:val="BBBEBF"/>
+          <w:kern w:val="0"/>
+          <w:sz w:val="18"/>
+          <w:szCs w:val="18"/>
+          <w:shd w:val="clear" w:fill="121314"/>
+          <w:lang w:val="en-US" w:eastAsia="zh-CN" w:bidi="ar"/>
+        </w:rPr>
+        <w:t xml:space="preserve">, </w:t>
+      </w:r>
+      <w:r>
+        <w:rPr>
+          <w:rFonts w:hint="default" w:ascii="Menlo" w:hAnsi="Menlo" w:eastAsia="Menlo" w:cs="Menlo"/>
+          <w:b w:val="0"/>
+          <w:bCs w:val="0"/>
+          <w:color w:val="A5D6FF"/>
+          <w:kern w:val="0"/>
+          <w:sz w:val="18"/>
+          <w:szCs w:val="18"/>
+          <w:shd w:val="clear" w:fill="121314"/>
+          <w:lang w:val="en-US" w:eastAsia="zh-CN" w:bidi="ar"/>
+        </w:rPr>
+        <w:t>"patronous"</w:t>
+      </w:r>
+      <w:r>
+        <w:rPr>
+          <w:rFonts w:hint="default" w:ascii="Menlo" w:hAnsi="Menlo" w:eastAsia="Menlo" w:cs="Menlo"/>
+          <w:b w:val="0"/>
+          <w:bCs w:val="0"/>
+          <w:color w:val="BBBEBF"/>
+          <w:kern w:val="0"/>
+          <w:sz w:val="18"/>
+          <w:szCs w:val="18"/>
+          <w:shd w:val="clear" w:fill="121314"/>
+          <w:lang w:val="en-US" w:eastAsia="zh-CN" w:bidi="ar"/>
+        </w:rPr>
+        <w:t xml:space="preserve">: </w:t>
+      </w:r>
+      <w:r>
+        <w:rPr>
+          <w:rFonts w:hint="default" w:ascii="Menlo" w:hAnsi="Menlo" w:eastAsia="Menlo" w:cs="Menlo"/>
+          <w:b w:val="0"/>
+          <w:bCs w:val="0"/>
+          <w:color w:val="A5D6FF"/>
+          <w:kern w:val="0"/>
+          <w:sz w:val="18"/>
+          <w:szCs w:val="18"/>
+          <w:shd w:val="clear" w:fill="121314"/>
+          <w:lang w:val="en-US" w:eastAsia="zh-CN" w:bidi="ar"/>
+        </w:rPr>
+        <w:t>"otter"</w:t>
+      </w:r>
+      <w:r>
+        <w:rPr>
+          <w:rFonts w:hint="default" w:ascii="Menlo" w:hAnsi="Menlo" w:eastAsia="Menlo" w:cs="Menlo"/>
+          <w:b w:val="0"/>
+          <w:bCs w:val="0"/>
+          <w:color w:val="BBBEBF"/>
+          <w:kern w:val="0"/>
+          <w:sz w:val="18"/>
+          <w:szCs w:val="18"/>
+          <w:shd w:val="clear" w:fill="121314"/>
+          <w:lang w:val="en-US" w:eastAsia="zh-CN" w:bidi="ar"/>
+        </w:rPr>
+        <w:t>}</w:t>
+      </w:r>
+      <w:r>
+        <w:rPr>
+          <w:rFonts w:hint="default" w:cstheme="minorBidi"/>
+          <w:kern w:val="2"/>
+          <w:sz w:val="21"/>
+          <w:szCs w:val="24"/>
+          <w:lang w:val="en-US" w:eastAsia="zh-CN" w:bidi="ar-SA"/>
+        </w:rPr>
+        <w:t xml:space="preserve">, the whole dics serves as a variable, </w:t>
+      </w:r>
+      <w:r>
+        <w:rPr>
+          <w:rFonts w:hint="default" w:cstheme="minorBidi"/>
+          <w:kern w:val="2"/>
+          <w:sz w:val="21"/>
+          <w:szCs w:val="24"/>
+          <w:lang w:val="en-US" w:eastAsia="zh-CN" w:bidi="ar-SA"/>
+        </w:rPr>
+        <w:t>what we ask for print is the value of the “name” key of “student”.</w:t>
+      </w:r>
+    </w:p>
+    <w:p>
+      <w:pPr>
+        <w:keepNext w:val="0"/>
+        <w:keepLines w:val="0"/>
+        <w:widowControl/>
+        <w:suppressLineNumbers w:val="0"/>
+        <w:shd w:val="clear" w:fill="121314"/>
+        <w:spacing w:line="360" w:lineRule="atLeast"/>
+        <w:jc w:val="left"/>
+        <w:rPr>
+          <w:rFonts w:ascii="Menlo" w:hAnsi="Menlo" w:eastAsia="Menlo" w:cs="Menlo"/>
+          <w:b w:val="0"/>
+          <w:bCs w:val="0"/>
+          <w:color w:val="BBBEBF"/>
+          <w:sz w:val="18"/>
+          <w:szCs w:val="18"/>
+        </w:rPr>
+      </w:pPr>
+      <w:r>
+        <w:rPr>
+          <w:rFonts w:hint="default" w:ascii="Menlo" w:hAnsi="Menlo" w:eastAsia="Menlo" w:cs="Menlo"/>
+          <w:b w:val="0"/>
+          <w:bCs w:val="0"/>
+          <w:color w:val="FF7B72"/>
+          <w:kern w:val="0"/>
+          <w:sz w:val="18"/>
+          <w:szCs w:val="18"/>
+          <w:shd w:val="clear" w:fill="121314"/>
+          <w:lang w:val="en-US" w:eastAsia="zh-CN" w:bidi="ar"/>
+        </w:rPr>
+        <w:t>def</w:t>
+      </w:r>
+      <w:r>
+        <w:rPr>
+          <w:rFonts w:hint="default" w:ascii="Menlo" w:hAnsi="Menlo" w:eastAsia="Menlo" w:cs="Menlo"/>
+          <w:b w:val="0"/>
+          <w:bCs w:val="0"/>
+          <w:color w:val="BBBEBF"/>
+          <w:kern w:val="0"/>
+          <w:sz w:val="18"/>
+          <w:szCs w:val="18"/>
+          <w:shd w:val="clear" w:fill="121314"/>
+          <w:lang w:val="en-US" w:eastAsia="zh-CN" w:bidi="ar"/>
+        </w:rPr>
+        <w:t xml:space="preserve"> </w:t>
+      </w:r>
+      <w:r>
+        <w:rPr>
+          <w:rFonts w:hint="default" w:ascii="Menlo" w:hAnsi="Menlo" w:eastAsia="Menlo" w:cs="Menlo"/>
+          <w:b w:val="0"/>
+          <w:bCs w:val="0"/>
+          <w:color w:val="D2A8FF"/>
+          <w:kern w:val="0"/>
+          <w:sz w:val="18"/>
+          <w:szCs w:val="18"/>
+          <w:shd w:val="clear" w:fill="121314"/>
+          <w:lang w:val="en-US" w:eastAsia="zh-CN" w:bidi="ar"/>
+        </w:rPr>
+        <w:t>main</w:t>
+      </w:r>
+      <w:r>
+        <w:rPr>
+          <w:rFonts w:hint="default" w:ascii="Menlo" w:hAnsi="Menlo" w:eastAsia="Menlo" w:cs="Menlo"/>
+          <w:b w:val="0"/>
+          <w:bCs w:val="0"/>
+          <w:color w:val="BBBEBF"/>
+          <w:kern w:val="0"/>
+          <w:sz w:val="18"/>
+          <w:szCs w:val="18"/>
+          <w:shd w:val="clear" w:fill="121314"/>
+          <w:lang w:val="en-US" w:eastAsia="zh-CN" w:bidi="ar"/>
+        </w:rPr>
+        <w:t>():</w:t>
+      </w:r>
+    </w:p>
+    <w:p>
+      <w:pPr>
+        <w:keepNext w:val="0"/>
+        <w:keepLines w:val="0"/>
+        <w:widowControl/>
+        <w:suppressLineNumbers w:val="0"/>
+        <w:shd w:val="clear" w:fill="121314"/>
+        <w:spacing w:line="360" w:lineRule="atLeast"/>
+        <w:jc w:val="left"/>
+        <w:rPr>
+          <w:rFonts w:hint="default" w:ascii="Menlo" w:hAnsi="Menlo" w:eastAsia="Menlo" w:cs="Menlo"/>
+          <w:b w:val="0"/>
+          <w:bCs w:val="0"/>
+          <w:color w:val="BBBEBF"/>
+          <w:sz w:val="18"/>
+          <w:szCs w:val="18"/>
+        </w:rPr>
+      </w:pPr>
+      <w:r>
+        <w:rPr>
+          <w:rFonts w:hint="default" w:ascii="Menlo" w:hAnsi="Menlo" w:eastAsia="Menlo" w:cs="Menlo"/>
+          <w:b w:val="0"/>
+          <w:bCs w:val="0"/>
+          <w:color w:val="BBBEBF"/>
+          <w:kern w:val="0"/>
+          <w:sz w:val="18"/>
+          <w:szCs w:val="18"/>
+          <w:shd w:val="clear" w:fill="121314"/>
+          <w:lang w:val="en-US" w:eastAsia="zh-CN" w:bidi="ar"/>
+        </w:rPr>
+        <w:t xml:space="preserve">    </w:t>
+      </w:r>
+      <w:r>
+        <w:rPr>
+          <w:rFonts w:hint="default" w:ascii="Menlo" w:hAnsi="Menlo" w:eastAsia="Menlo" w:cs="Menlo"/>
+          <w:b w:val="0"/>
+          <w:bCs w:val="0"/>
+          <w:color w:val="D2A8FF"/>
+          <w:kern w:val="0"/>
+          <w:sz w:val="18"/>
+          <w:szCs w:val="18"/>
+          <w:shd w:val="clear" w:fill="121314"/>
+          <w:lang w:val="en-US" w:eastAsia="zh-CN" w:bidi="ar"/>
+        </w:rPr>
+        <w:t>print_column</w:t>
+      </w:r>
+      <w:r>
+        <w:rPr>
+          <w:rFonts w:hint="default" w:ascii="Menlo" w:hAnsi="Menlo" w:eastAsia="Menlo" w:cs="Menlo"/>
+          <w:b w:val="0"/>
+          <w:bCs w:val="0"/>
+          <w:color w:val="BBBEBF"/>
+          <w:kern w:val="0"/>
+          <w:sz w:val="18"/>
+          <w:szCs w:val="18"/>
+          <w:shd w:val="clear" w:fill="121314"/>
+          <w:lang w:val="en-US" w:eastAsia="zh-CN" w:bidi="ar"/>
+        </w:rPr>
+        <w:t>(</w:t>
+      </w:r>
+      <w:r>
+        <w:rPr>
+          <w:rFonts w:hint="default" w:ascii="Menlo" w:hAnsi="Menlo" w:eastAsia="Menlo" w:cs="Menlo"/>
+          <w:b w:val="0"/>
+          <w:bCs w:val="0"/>
+          <w:color w:val="B5CEA8"/>
+          <w:kern w:val="0"/>
+          <w:sz w:val="18"/>
+          <w:szCs w:val="18"/>
+          <w:shd w:val="clear" w:fill="121314"/>
+          <w:lang w:val="en-US" w:eastAsia="zh-CN" w:bidi="ar"/>
+        </w:rPr>
+        <w:t>3</w:t>
+      </w:r>
+      <w:r>
+        <w:rPr>
+          <w:rFonts w:hint="default" w:ascii="Menlo" w:hAnsi="Menlo" w:eastAsia="Menlo" w:cs="Menlo"/>
+          <w:b w:val="0"/>
+          <w:bCs w:val="0"/>
+          <w:color w:val="BBBEBF"/>
+          <w:kern w:val="0"/>
+          <w:sz w:val="18"/>
+          <w:szCs w:val="18"/>
+          <w:shd w:val="clear" w:fill="121314"/>
+          <w:lang w:val="en-US" w:eastAsia="zh-CN" w:bidi="ar"/>
+        </w:rPr>
+        <w:t>)</w:t>
+      </w:r>
+    </w:p>
+    <w:p>
+      <w:pPr>
+        <w:keepNext w:val="0"/>
+        <w:keepLines w:val="0"/>
+        <w:widowControl/>
+        <w:suppressLineNumbers w:val="0"/>
+        <w:shd w:val="clear" w:fill="121314"/>
+        <w:spacing w:line="360" w:lineRule="atLeast"/>
+        <w:jc w:val="left"/>
+        <w:rPr>
+          <w:rFonts w:hint="default" w:ascii="Menlo" w:hAnsi="Menlo" w:eastAsia="Menlo" w:cs="Menlo"/>
+          <w:b w:val="0"/>
+          <w:bCs w:val="0"/>
+          <w:color w:val="BBBEBF"/>
+          <w:sz w:val="18"/>
+          <w:szCs w:val="18"/>
+        </w:rPr>
+      </w:pPr>
+    </w:p>
+    <w:p>
+      <w:pPr>
+        <w:keepNext w:val="0"/>
+        <w:keepLines w:val="0"/>
+        <w:widowControl/>
+        <w:suppressLineNumbers w:val="0"/>
+        <w:shd w:val="clear" w:fill="121314"/>
+        <w:spacing w:line="360" w:lineRule="atLeast"/>
+        <w:jc w:val="left"/>
+        <w:rPr>
+          <w:rFonts w:hint="default" w:ascii="Menlo" w:hAnsi="Menlo" w:eastAsia="Menlo" w:cs="Menlo"/>
+          <w:b w:val="0"/>
+          <w:bCs w:val="0"/>
+          <w:color w:val="BBBEBF"/>
+          <w:sz w:val="18"/>
+          <w:szCs w:val="18"/>
+        </w:rPr>
+      </w:pPr>
+      <w:r>
+        <w:rPr>
+          <w:rFonts w:hint="default" w:ascii="Menlo" w:hAnsi="Menlo" w:eastAsia="Menlo" w:cs="Menlo"/>
+          <w:b w:val="0"/>
+          <w:bCs w:val="0"/>
+          <w:color w:val="FF7B72"/>
+          <w:kern w:val="0"/>
+          <w:sz w:val="18"/>
+          <w:szCs w:val="18"/>
+          <w:shd w:val="clear" w:fill="121314"/>
+          <w:lang w:val="en-US" w:eastAsia="zh-CN" w:bidi="ar"/>
+        </w:rPr>
+        <w:t>def</w:t>
+      </w:r>
+      <w:r>
+        <w:rPr>
+          <w:rFonts w:hint="default" w:ascii="Menlo" w:hAnsi="Menlo" w:eastAsia="Menlo" w:cs="Menlo"/>
+          <w:b w:val="0"/>
+          <w:bCs w:val="0"/>
+          <w:color w:val="BBBEBF"/>
+          <w:kern w:val="0"/>
+          <w:sz w:val="18"/>
+          <w:szCs w:val="18"/>
+          <w:shd w:val="clear" w:fill="121314"/>
+          <w:lang w:val="en-US" w:eastAsia="zh-CN" w:bidi="ar"/>
+        </w:rPr>
+        <w:t xml:space="preserve"> </w:t>
+      </w:r>
+      <w:r>
+        <w:rPr>
+          <w:rFonts w:hint="default" w:ascii="Menlo" w:hAnsi="Menlo" w:eastAsia="Menlo" w:cs="Menlo"/>
+          <w:b w:val="0"/>
+          <w:bCs w:val="0"/>
+          <w:color w:val="D2A8FF"/>
+          <w:kern w:val="0"/>
+          <w:sz w:val="18"/>
+          <w:szCs w:val="18"/>
+          <w:shd w:val="clear" w:fill="121314"/>
+          <w:lang w:val="en-US" w:eastAsia="zh-CN" w:bidi="ar"/>
+        </w:rPr>
+        <w:t>print_column</w:t>
+      </w:r>
+      <w:r>
+        <w:rPr>
+          <w:rFonts w:hint="default" w:ascii="Menlo" w:hAnsi="Menlo" w:eastAsia="Menlo" w:cs="Menlo"/>
+          <w:b w:val="0"/>
+          <w:bCs w:val="0"/>
+          <w:color w:val="BBBEBF"/>
+          <w:kern w:val="0"/>
+          <w:sz w:val="18"/>
+          <w:szCs w:val="18"/>
+          <w:shd w:val="clear" w:fill="121314"/>
+          <w:lang w:val="en-US" w:eastAsia="zh-CN" w:bidi="ar"/>
+        </w:rPr>
+        <w:t>(</w:t>
+      </w:r>
+      <w:r>
+        <w:rPr>
+          <w:rFonts w:hint="default" w:ascii="Menlo" w:hAnsi="Menlo" w:eastAsia="Menlo" w:cs="Menlo"/>
+          <w:b w:val="0"/>
+          <w:bCs w:val="0"/>
+          <w:color w:val="FFA657"/>
+          <w:kern w:val="0"/>
+          <w:sz w:val="18"/>
+          <w:szCs w:val="18"/>
+          <w:shd w:val="clear" w:fill="121314"/>
+          <w:lang w:val="en-US" w:eastAsia="zh-CN" w:bidi="ar"/>
+        </w:rPr>
+        <w:t>height</w:t>
+      </w:r>
+      <w:r>
+        <w:rPr>
+          <w:rFonts w:hint="default" w:ascii="Menlo" w:hAnsi="Menlo" w:eastAsia="Menlo" w:cs="Menlo"/>
+          <w:b w:val="0"/>
+          <w:bCs w:val="0"/>
+          <w:color w:val="BBBEBF"/>
+          <w:kern w:val="0"/>
+          <w:sz w:val="18"/>
+          <w:szCs w:val="18"/>
+          <w:shd w:val="clear" w:fill="121314"/>
+          <w:lang w:val="en-US" w:eastAsia="zh-CN" w:bidi="ar"/>
+        </w:rPr>
+        <w:t>):</w:t>
+      </w:r>
+    </w:p>
+    <w:p>
+      <w:pPr>
+        <w:keepNext w:val="0"/>
+        <w:keepLines w:val="0"/>
+        <w:widowControl/>
+        <w:suppressLineNumbers w:val="0"/>
+        <w:shd w:val="clear" w:fill="121314"/>
+        <w:spacing w:line="360" w:lineRule="atLeast"/>
+        <w:jc w:val="left"/>
+        <w:rPr>
+          <w:rFonts w:hint="default" w:ascii="Menlo" w:hAnsi="Menlo" w:eastAsia="Menlo" w:cs="Menlo"/>
+          <w:b w:val="0"/>
+          <w:bCs w:val="0"/>
+          <w:color w:val="BBBEBF"/>
+          <w:sz w:val="18"/>
+          <w:szCs w:val="18"/>
+        </w:rPr>
+      </w:pPr>
+      <w:r>
+        <w:rPr>
+          <w:rFonts w:hint="default" w:ascii="Menlo" w:hAnsi="Menlo" w:eastAsia="Menlo" w:cs="Menlo"/>
+          <w:b w:val="0"/>
+          <w:bCs w:val="0"/>
+          <w:color w:val="BBBEBF"/>
+          <w:kern w:val="0"/>
+          <w:sz w:val="18"/>
+          <w:szCs w:val="18"/>
+          <w:shd w:val="clear" w:fill="121314"/>
+          <w:lang w:val="en-US" w:eastAsia="zh-CN" w:bidi="ar"/>
+        </w:rPr>
+        <w:t xml:space="preserve">    </w:t>
+      </w:r>
+      <w:r>
+        <w:rPr>
+          <w:rFonts w:hint="default" w:ascii="Menlo" w:hAnsi="Menlo" w:eastAsia="Menlo" w:cs="Menlo"/>
+          <w:b w:val="0"/>
+          <w:bCs w:val="0"/>
+          <w:color w:val="C586C0"/>
+          <w:kern w:val="0"/>
+          <w:sz w:val="18"/>
+          <w:szCs w:val="18"/>
+          <w:shd w:val="clear" w:fill="121314"/>
+          <w:lang w:val="en-US" w:eastAsia="zh-CN" w:bidi="ar"/>
+        </w:rPr>
+        <w:t>for</w:t>
+      </w:r>
+      <w:r>
+        <w:rPr>
+          <w:rFonts w:hint="default" w:ascii="Menlo" w:hAnsi="Menlo" w:eastAsia="Menlo" w:cs="Menlo"/>
+          <w:b w:val="0"/>
+          <w:bCs w:val="0"/>
+          <w:color w:val="BBBEBF"/>
+          <w:kern w:val="0"/>
+          <w:sz w:val="18"/>
+          <w:szCs w:val="18"/>
+          <w:shd w:val="clear" w:fill="121314"/>
+          <w:lang w:val="en-US" w:eastAsia="zh-CN" w:bidi="ar"/>
+        </w:rPr>
+        <w:t xml:space="preserve"> </w:t>
+      </w:r>
+      <w:r>
+        <w:rPr>
+          <w:rFonts w:hint="default" w:ascii="Menlo" w:hAnsi="Menlo" w:eastAsia="Menlo" w:cs="Menlo"/>
+          <w:b w:val="0"/>
+          <w:bCs w:val="0"/>
+          <w:color w:val="C9D1D9"/>
+          <w:kern w:val="0"/>
+          <w:sz w:val="18"/>
+          <w:szCs w:val="18"/>
+          <w:shd w:val="clear" w:fill="121314"/>
+          <w:lang w:val="en-US" w:eastAsia="zh-CN" w:bidi="ar"/>
+        </w:rPr>
+        <w:t>_</w:t>
+      </w:r>
+      <w:r>
+        <w:rPr>
+          <w:rFonts w:hint="default" w:ascii="Menlo" w:hAnsi="Menlo" w:eastAsia="Menlo" w:cs="Menlo"/>
+          <w:b w:val="0"/>
+          <w:bCs w:val="0"/>
+          <w:color w:val="BBBEBF"/>
+          <w:kern w:val="0"/>
+          <w:sz w:val="18"/>
+          <w:szCs w:val="18"/>
+          <w:shd w:val="clear" w:fill="121314"/>
+          <w:lang w:val="en-US" w:eastAsia="zh-CN" w:bidi="ar"/>
+        </w:rPr>
+        <w:t xml:space="preserve"> </w:t>
+      </w:r>
+      <w:r>
+        <w:rPr>
+          <w:rFonts w:hint="default" w:ascii="Menlo" w:hAnsi="Menlo" w:eastAsia="Menlo" w:cs="Menlo"/>
+          <w:b w:val="0"/>
+          <w:bCs w:val="0"/>
+          <w:color w:val="C586C0"/>
+          <w:kern w:val="0"/>
+          <w:sz w:val="18"/>
+          <w:szCs w:val="18"/>
+          <w:shd w:val="clear" w:fill="121314"/>
+          <w:lang w:val="en-US" w:eastAsia="zh-CN" w:bidi="ar"/>
+        </w:rPr>
+        <w:t>in</w:t>
+      </w:r>
+      <w:r>
+        <w:rPr>
+          <w:rFonts w:hint="default" w:ascii="Menlo" w:hAnsi="Menlo" w:eastAsia="Menlo" w:cs="Menlo"/>
+          <w:b w:val="0"/>
+          <w:bCs w:val="0"/>
+          <w:color w:val="BBBEBF"/>
+          <w:kern w:val="0"/>
+          <w:sz w:val="18"/>
+          <w:szCs w:val="18"/>
+          <w:shd w:val="clear" w:fill="121314"/>
+          <w:lang w:val="en-US" w:eastAsia="zh-CN" w:bidi="ar"/>
+        </w:rPr>
+        <w:t xml:space="preserve"> </w:t>
+      </w:r>
+      <w:r>
+        <w:rPr>
+          <w:rFonts w:hint="default" w:ascii="Menlo" w:hAnsi="Menlo" w:eastAsia="Menlo" w:cs="Menlo"/>
+          <w:b w:val="0"/>
+          <w:bCs w:val="0"/>
+          <w:color w:val="4EC9B0"/>
+          <w:kern w:val="0"/>
+          <w:sz w:val="18"/>
+          <w:szCs w:val="18"/>
+          <w:shd w:val="clear" w:fill="121314"/>
+          <w:lang w:val="en-US" w:eastAsia="zh-CN" w:bidi="ar"/>
+        </w:rPr>
+        <w:t>range</w:t>
+      </w:r>
+      <w:r>
+        <w:rPr>
+          <w:rFonts w:hint="default" w:ascii="Menlo" w:hAnsi="Menlo" w:eastAsia="Menlo" w:cs="Menlo"/>
+          <w:b w:val="0"/>
+          <w:bCs w:val="0"/>
+          <w:color w:val="BBBEBF"/>
+          <w:kern w:val="0"/>
+          <w:sz w:val="18"/>
+          <w:szCs w:val="18"/>
+          <w:shd w:val="clear" w:fill="121314"/>
+          <w:lang w:val="en-US" w:eastAsia="zh-CN" w:bidi="ar"/>
+        </w:rPr>
+        <w:t>(</w:t>
+      </w:r>
+      <w:r>
+        <w:rPr>
+          <w:rFonts w:hint="default" w:ascii="Menlo" w:hAnsi="Menlo" w:eastAsia="Menlo" w:cs="Menlo"/>
+          <w:b w:val="0"/>
+          <w:bCs w:val="0"/>
+          <w:color w:val="FFA657"/>
+          <w:kern w:val="0"/>
+          <w:sz w:val="18"/>
+          <w:szCs w:val="18"/>
+          <w:shd w:val="clear" w:fill="121314"/>
+          <w:lang w:val="en-US" w:eastAsia="zh-CN" w:bidi="ar"/>
+        </w:rPr>
+        <w:t>height</w:t>
+      </w:r>
+      <w:r>
+        <w:rPr>
+          <w:rFonts w:hint="default" w:ascii="Menlo" w:hAnsi="Menlo" w:eastAsia="Menlo" w:cs="Menlo"/>
+          <w:b w:val="0"/>
+          <w:bCs w:val="0"/>
+          <w:color w:val="BBBEBF"/>
+          <w:kern w:val="0"/>
+          <w:sz w:val="18"/>
+          <w:szCs w:val="18"/>
+          <w:shd w:val="clear" w:fill="121314"/>
+          <w:lang w:val="en-US" w:eastAsia="zh-CN" w:bidi="ar"/>
+        </w:rPr>
+        <w:t>):</w:t>
+      </w:r>
+    </w:p>
+    <w:p>
+      <w:pPr>
+        <w:keepNext w:val="0"/>
+        <w:keepLines w:val="0"/>
+        <w:widowControl/>
+        <w:suppressLineNumbers w:val="0"/>
+        <w:shd w:val="clear" w:fill="121314"/>
+        <w:spacing w:line="360" w:lineRule="atLeast"/>
+        <w:jc w:val="left"/>
+        <w:rPr>
+          <w:rFonts w:ascii="Menlo" w:hAnsi="Menlo" w:eastAsia="Menlo" w:cs="Menlo"/>
+          <w:b w:val="0"/>
+          <w:bCs w:val="0"/>
+          <w:color w:val="BBBEBF"/>
+          <w:sz w:val="18"/>
+          <w:szCs w:val="18"/>
+        </w:rPr>
+      </w:pPr>
+      <w:r>
+        <w:rPr>
+          <w:rFonts w:hint="default" w:ascii="Menlo" w:hAnsi="Menlo" w:eastAsia="Menlo" w:cs="Menlo"/>
+          <w:b w:val="0"/>
+          <w:bCs w:val="0"/>
+          <w:color w:val="BBBEBF"/>
+          <w:kern w:val="0"/>
+          <w:sz w:val="18"/>
+          <w:szCs w:val="18"/>
+          <w:shd w:val="clear" w:fill="121314"/>
+          <w:lang w:val="en-US" w:eastAsia="zh-CN" w:bidi="ar"/>
+        </w:rPr>
+        <w:t xml:space="preserve">        </w:t>
+      </w:r>
+      <w:r>
+        <w:rPr>
+          <w:rFonts w:hint="default" w:ascii="Menlo" w:hAnsi="Menlo" w:eastAsia="Menlo" w:cs="Menlo"/>
+          <w:b w:val="0"/>
+          <w:bCs w:val="0"/>
+          <w:color w:val="D2A8FF"/>
+          <w:kern w:val="0"/>
+          <w:sz w:val="18"/>
+          <w:szCs w:val="18"/>
+          <w:shd w:val="clear" w:fill="121314"/>
+          <w:lang w:val="en-US" w:eastAsia="zh-CN" w:bidi="ar"/>
+        </w:rPr>
+        <w:t>print</w:t>
+      </w:r>
+      <w:r>
+        <w:rPr>
+          <w:rFonts w:hint="default" w:ascii="Menlo" w:hAnsi="Menlo" w:eastAsia="Menlo" w:cs="Menlo"/>
+          <w:b w:val="0"/>
+          <w:bCs w:val="0"/>
+          <w:color w:val="BBBEBF"/>
+          <w:kern w:val="0"/>
+          <w:sz w:val="18"/>
+          <w:szCs w:val="18"/>
+          <w:shd w:val="clear" w:fill="121314"/>
+          <w:lang w:val="en-US" w:eastAsia="zh-CN" w:bidi="ar"/>
+        </w:rPr>
+        <w:t>(</w:t>
+      </w:r>
+      <w:r>
+        <w:rPr>
+          <w:rFonts w:hint="default" w:ascii="Menlo" w:hAnsi="Menlo" w:eastAsia="Menlo" w:cs="Menlo"/>
+          <w:b w:val="0"/>
+          <w:bCs w:val="0"/>
+          <w:color w:val="A5D6FF"/>
+          <w:kern w:val="0"/>
+          <w:sz w:val="18"/>
+          <w:szCs w:val="18"/>
+          <w:shd w:val="clear" w:fill="121314"/>
+          <w:lang w:val="en-US" w:eastAsia="zh-CN" w:bidi="ar"/>
+        </w:rPr>
+        <w:t>"#"</w:t>
+      </w:r>
+      <w:r>
+        <w:rPr>
+          <w:rFonts w:hint="default" w:ascii="Menlo" w:hAnsi="Menlo" w:eastAsia="Menlo" w:cs="Menlo"/>
+          <w:b w:val="0"/>
+          <w:bCs w:val="0"/>
+          <w:color w:val="BBBEBF"/>
+          <w:kern w:val="0"/>
+          <w:sz w:val="18"/>
+          <w:szCs w:val="18"/>
+          <w:shd w:val="clear" w:fill="121314"/>
+          <w:lang w:val="en-US" w:eastAsia="zh-CN" w:bidi="ar"/>
+        </w:rPr>
+        <w:t xml:space="preserve">)                 or   </w:t>
+      </w:r>
+      <w:r>
+        <w:rPr>
+          <w:rFonts w:hint="default" w:ascii="Menlo" w:hAnsi="Menlo" w:eastAsia="Menlo" w:cs="Menlo"/>
+          <w:b w:val="0"/>
+          <w:bCs w:val="0"/>
+          <w:color w:val="D2A8FF"/>
+          <w:kern w:val="0"/>
+          <w:sz w:val="18"/>
+          <w:szCs w:val="18"/>
+          <w:shd w:val="clear" w:fill="121314"/>
+          <w:lang w:val="en-US" w:eastAsia="zh-CN" w:bidi="ar"/>
+        </w:rPr>
+        <w:t>print</w:t>
+      </w:r>
+      <w:r>
+        <w:rPr>
+          <w:rFonts w:hint="default" w:ascii="Menlo" w:hAnsi="Menlo" w:eastAsia="Menlo" w:cs="Menlo"/>
+          <w:b w:val="0"/>
+          <w:bCs w:val="0"/>
+          <w:color w:val="BBBEBF"/>
+          <w:kern w:val="0"/>
+          <w:sz w:val="18"/>
+          <w:szCs w:val="18"/>
+          <w:shd w:val="clear" w:fill="121314"/>
+          <w:lang w:val="en-US" w:eastAsia="zh-CN" w:bidi="ar"/>
+        </w:rPr>
+        <w:t>(</w:t>
+      </w:r>
+      <w:r>
+        <w:rPr>
+          <w:rFonts w:hint="default" w:ascii="Menlo" w:hAnsi="Menlo" w:eastAsia="Menlo" w:cs="Menlo"/>
+          <w:b w:val="0"/>
+          <w:bCs w:val="0"/>
+          <w:color w:val="A5D6FF"/>
+          <w:kern w:val="0"/>
+          <w:sz w:val="18"/>
+          <w:szCs w:val="18"/>
+          <w:shd w:val="clear" w:fill="121314"/>
+          <w:lang w:val="en-US" w:eastAsia="zh-CN" w:bidi="ar"/>
+        </w:rPr>
+        <w:t>"#</w:t>
+      </w:r>
+      <w:r>
+        <w:rPr>
+          <w:rFonts w:hint="default" w:ascii="Menlo" w:hAnsi="Menlo" w:eastAsia="Menlo" w:cs="Menlo"/>
+          <w:b w:val="0"/>
+          <w:bCs w:val="0"/>
+          <w:color w:val="D7BA7D"/>
+          <w:kern w:val="0"/>
+          <w:sz w:val="18"/>
+          <w:szCs w:val="18"/>
+          <w:shd w:val="clear" w:fill="121314"/>
+          <w:lang w:val="en-US" w:eastAsia="zh-CN" w:bidi="ar"/>
+        </w:rPr>
+        <w:t>\n</w:t>
+      </w:r>
+      <w:r>
+        <w:rPr>
+          <w:rFonts w:hint="default" w:ascii="Menlo" w:hAnsi="Menlo" w:eastAsia="Menlo" w:cs="Menlo"/>
+          <w:b w:val="0"/>
+          <w:bCs w:val="0"/>
+          <w:color w:val="A5D6FF"/>
+          <w:kern w:val="0"/>
+          <w:sz w:val="18"/>
+          <w:szCs w:val="18"/>
+          <w:shd w:val="clear" w:fill="121314"/>
+          <w:lang w:val="en-US" w:eastAsia="zh-CN" w:bidi="ar"/>
+        </w:rPr>
+        <w:t>"</w:t>
+      </w:r>
+      <w:r>
+        <w:rPr>
+          <w:rFonts w:hint="default" w:ascii="Menlo" w:hAnsi="Menlo" w:eastAsia="Menlo" w:cs="Menlo"/>
+          <w:b w:val="0"/>
+          <w:bCs w:val="0"/>
+          <w:color w:val="BBBEBF"/>
+          <w:kern w:val="0"/>
+          <w:sz w:val="18"/>
+          <w:szCs w:val="18"/>
+          <w:shd w:val="clear" w:fill="121314"/>
+          <w:lang w:val="en-US" w:eastAsia="zh-CN" w:bidi="ar"/>
+        </w:rPr>
+        <w:t xml:space="preserve"> </w:t>
+      </w:r>
+      <w:r>
+        <w:rPr>
+          <w:rFonts w:hint="default" w:ascii="Menlo" w:hAnsi="Menlo" w:eastAsia="Menlo" w:cs="Menlo"/>
+          <w:b w:val="0"/>
+          <w:bCs w:val="0"/>
+          <w:color w:val="D4D4D4"/>
+          <w:kern w:val="0"/>
+          <w:sz w:val="18"/>
+          <w:szCs w:val="18"/>
+          <w:shd w:val="clear" w:fill="121314"/>
+          <w:lang w:val="en-US" w:eastAsia="zh-CN" w:bidi="ar"/>
+        </w:rPr>
+        <w:t>*</w:t>
+      </w:r>
+      <w:r>
+        <w:rPr>
+          <w:rFonts w:hint="default" w:ascii="Menlo" w:hAnsi="Menlo" w:eastAsia="Menlo" w:cs="Menlo"/>
+          <w:b w:val="0"/>
+          <w:bCs w:val="0"/>
+          <w:color w:val="BBBEBF"/>
+          <w:kern w:val="0"/>
+          <w:sz w:val="18"/>
+          <w:szCs w:val="18"/>
+          <w:shd w:val="clear" w:fill="121314"/>
+          <w:lang w:val="en-US" w:eastAsia="zh-CN" w:bidi="ar"/>
+        </w:rPr>
+        <w:t xml:space="preserve"> </w:t>
+      </w:r>
+      <w:r>
+        <w:rPr>
+          <w:rFonts w:hint="default" w:ascii="Menlo" w:hAnsi="Menlo" w:eastAsia="Menlo" w:cs="Menlo"/>
+          <w:b w:val="0"/>
+          <w:bCs w:val="0"/>
+          <w:color w:val="FFA657"/>
+          <w:kern w:val="0"/>
+          <w:sz w:val="18"/>
+          <w:szCs w:val="18"/>
+          <w:shd w:val="clear" w:fill="121314"/>
+          <w:lang w:val="en-US" w:eastAsia="zh-CN" w:bidi="ar"/>
+        </w:rPr>
+        <w:t>height</w:t>
+      </w:r>
+      <w:r>
+        <w:rPr>
+          <w:rFonts w:hint="default" w:ascii="Menlo" w:hAnsi="Menlo" w:eastAsia="Menlo" w:cs="Menlo"/>
+          <w:b w:val="0"/>
+          <w:bCs w:val="0"/>
+          <w:color w:val="BBBEBF"/>
+          <w:kern w:val="0"/>
+          <w:sz w:val="18"/>
+          <w:szCs w:val="18"/>
+          <w:shd w:val="clear" w:fill="121314"/>
+          <w:lang w:val="en-US" w:eastAsia="zh-CN" w:bidi="ar"/>
+        </w:rPr>
+        <w:t xml:space="preserve">, </w:t>
+      </w:r>
+      <w:r>
+        <w:rPr>
+          <w:rFonts w:hint="default" w:ascii="Menlo" w:hAnsi="Menlo" w:eastAsia="Menlo" w:cs="Menlo"/>
+          <w:b w:val="0"/>
+          <w:bCs w:val="0"/>
+          <w:color w:val="FFA657"/>
+          <w:kern w:val="0"/>
+          <w:sz w:val="18"/>
+          <w:szCs w:val="18"/>
+          <w:shd w:val="clear" w:fill="121314"/>
+          <w:lang w:val="en-US" w:eastAsia="zh-CN" w:bidi="ar"/>
+        </w:rPr>
+        <w:t>end</w:t>
+      </w:r>
+      <w:r>
+        <w:rPr>
+          <w:rFonts w:hint="default" w:ascii="Menlo" w:hAnsi="Menlo" w:eastAsia="Menlo" w:cs="Menlo"/>
+          <w:b w:val="0"/>
+          <w:bCs w:val="0"/>
+          <w:color w:val="BBBEBF"/>
+          <w:kern w:val="0"/>
+          <w:sz w:val="18"/>
+          <w:szCs w:val="18"/>
+          <w:shd w:val="clear" w:fill="121314"/>
+          <w:lang w:val="en-US" w:eastAsia="zh-CN" w:bidi="ar"/>
+        </w:rPr>
+        <w:t xml:space="preserve"> </w:t>
+      </w:r>
+      <w:r>
+        <w:rPr>
+          <w:rFonts w:hint="default" w:ascii="Menlo" w:hAnsi="Menlo" w:eastAsia="Menlo" w:cs="Menlo"/>
+          <w:b w:val="0"/>
+          <w:bCs w:val="0"/>
+          <w:color w:val="D4D4D4"/>
+          <w:kern w:val="0"/>
+          <w:sz w:val="18"/>
+          <w:szCs w:val="18"/>
+          <w:shd w:val="clear" w:fill="121314"/>
+          <w:lang w:val="en-US" w:eastAsia="zh-CN" w:bidi="ar"/>
+        </w:rPr>
+        <w:t>=</w:t>
+      </w:r>
+      <w:r>
+        <w:rPr>
+          <w:rFonts w:hint="default" w:ascii="Menlo" w:hAnsi="Menlo" w:eastAsia="Menlo" w:cs="Menlo"/>
+          <w:b w:val="0"/>
+          <w:bCs w:val="0"/>
+          <w:color w:val="BBBEBF"/>
+          <w:kern w:val="0"/>
+          <w:sz w:val="18"/>
+          <w:szCs w:val="18"/>
+          <w:shd w:val="clear" w:fill="121314"/>
+          <w:lang w:val="en-US" w:eastAsia="zh-CN" w:bidi="ar"/>
+        </w:rPr>
+        <w:t xml:space="preserve"> </w:t>
+      </w:r>
+      <w:r>
+        <w:rPr>
+          <w:rFonts w:hint="default" w:ascii="Menlo" w:hAnsi="Menlo" w:eastAsia="Menlo" w:cs="Menlo"/>
+          <w:b w:val="0"/>
+          <w:bCs w:val="0"/>
+          <w:color w:val="A5D6FF"/>
+          <w:kern w:val="0"/>
+          <w:sz w:val="18"/>
+          <w:szCs w:val="18"/>
+          <w:shd w:val="clear" w:fill="121314"/>
+          <w:lang w:val="en-US" w:eastAsia="zh-CN" w:bidi="ar"/>
+        </w:rPr>
+        <w:t>""</w:t>
+      </w:r>
+      <w:r>
+        <w:rPr>
+          <w:rFonts w:hint="default" w:ascii="Menlo" w:hAnsi="Menlo" w:eastAsia="Menlo" w:cs="Menlo"/>
+          <w:b w:val="0"/>
+          <w:bCs w:val="0"/>
+          <w:color w:val="BBBEBF"/>
+          <w:kern w:val="0"/>
+          <w:sz w:val="18"/>
+          <w:szCs w:val="18"/>
+          <w:shd w:val="clear" w:fill="121314"/>
+          <w:lang w:val="en-US" w:eastAsia="zh-CN" w:bidi="ar"/>
+        </w:rPr>
+        <w:t>)</w:t>
+      </w:r>
+    </w:p>
+    <w:p>
+      <w:pPr>
+        <w:keepNext w:val="0"/>
+        <w:keepLines w:val="0"/>
+        <w:widowControl/>
+        <w:suppressLineNumbers w:val="0"/>
+        <w:shd w:val="clear" w:fill="121314"/>
+        <w:spacing w:line="360" w:lineRule="atLeast"/>
+        <w:jc w:val="left"/>
+        <w:rPr>
+          <w:rFonts w:hint="default" w:ascii="Menlo" w:hAnsi="Menlo" w:eastAsia="Menlo" w:cs="Menlo"/>
+          <w:b w:val="0"/>
+          <w:bCs w:val="0"/>
+          <w:color w:val="BBBEBF"/>
+          <w:sz w:val="18"/>
+          <w:szCs w:val="18"/>
+          <w:lang w:val="en-US"/>
+        </w:rPr>
+      </w:pPr>
+    </w:p>
+    <w:p>
+      <w:pPr>
+        <w:keepNext w:val="0"/>
+        <w:keepLines w:val="0"/>
+        <w:widowControl/>
+        <w:suppressLineNumbers w:val="0"/>
+        <w:shd w:val="clear" w:fill="121314"/>
+        <w:spacing w:line="360" w:lineRule="atLeast"/>
+        <w:jc w:val="left"/>
+        <w:rPr>
+          <w:rFonts w:hint="default" w:ascii="Menlo" w:hAnsi="Menlo" w:eastAsia="Menlo" w:cs="Menlo"/>
+          <w:b w:val="0"/>
+          <w:bCs w:val="0"/>
+          <w:color w:val="BBBEBF"/>
+          <w:sz w:val="18"/>
+          <w:szCs w:val="18"/>
+        </w:rPr>
+      </w:pPr>
+      <w:r>
+        <w:rPr>
+          <w:rFonts w:hint="default" w:ascii="Menlo" w:hAnsi="Menlo" w:eastAsia="Menlo" w:cs="Menlo"/>
+          <w:b w:val="0"/>
+          <w:bCs w:val="0"/>
+          <w:color w:val="D2A8FF"/>
+          <w:kern w:val="0"/>
+          <w:sz w:val="18"/>
+          <w:szCs w:val="18"/>
+          <w:shd w:val="clear" w:fill="121314"/>
+          <w:lang w:val="en-US" w:eastAsia="zh-CN" w:bidi="ar"/>
+        </w:rPr>
+        <w:t>main</w:t>
+      </w:r>
+      <w:r>
+        <w:rPr>
+          <w:rFonts w:hint="default" w:ascii="Menlo" w:hAnsi="Menlo" w:eastAsia="Menlo" w:cs="Menlo"/>
+          <w:b w:val="0"/>
+          <w:bCs w:val="0"/>
+          <w:color w:val="BBBEBF"/>
+          <w:kern w:val="0"/>
+          <w:sz w:val="18"/>
+          <w:szCs w:val="18"/>
+          <w:shd w:val="clear" w:fill="121314"/>
+          <w:lang w:val="en-US" w:eastAsia="zh-CN" w:bidi="ar"/>
+        </w:rPr>
+        <w:t>()</w:t>
+      </w:r>
+    </w:p>
+    <w:p>
+      <w:pPr>
+        <w:bidi w:val="0"/>
+        <w:rPr>
+          <w:rFonts w:hint="default"/>
+          <w:lang w:val="en-US" w:eastAsia="zh-CN"/>
+        </w:rPr>
+      </w:pPr>
+      <w:r>
+        <w:rPr>
+          <w:rFonts w:hint="default"/>
+          <w:lang w:val="en-US" w:eastAsia="zh-CN"/>
+        </w:rPr>
+        <w:t>The “main” doesn’t have to know that the underlying implementation of “print_column” has changed.</w:t>
+      </w:r>
+    </w:p>
+    <w:p>
+      <w:pPr>
+        <w:keepNext w:val="0"/>
+        <w:keepLines w:val="0"/>
+        <w:widowControl/>
+        <w:suppressLineNumbers w:val="0"/>
+        <w:shd w:val="clear" w:fill="121314"/>
+        <w:spacing w:line="360" w:lineRule="atLeast"/>
+        <w:jc w:val="left"/>
+        <w:rPr>
+          <w:rFonts w:hint="default" w:ascii="Menlo" w:hAnsi="Menlo" w:eastAsia="Menlo" w:cs="Menlo"/>
+          <w:b w:val="0"/>
+          <w:bCs w:val="0"/>
+          <w:color w:val="BBBEBF"/>
+          <w:sz w:val="18"/>
+          <w:szCs w:val="18"/>
+        </w:rPr>
+      </w:pPr>
+      <w:r>
+        <w:rPr>
+          <w:rFonts w:hint="default" w:ascii="Menlo" w:hAnsi="Menlo" w:eastAsia="Menlo" w:cs="Menlo"/>
+          <w:b w:val="0"/>
+          <w:bCs w:val="0"/>
+          <w:color w:val="FF7B72"/>
+          <w:kern w:val="0"/>
+          <w:sz w:val="18"/>
+          <w:szCs w:val="18"/>
+          <w:shd w:val="clear" w:fill="121314"/>
+          <w:lang w:val="en-US" w:eastAsia="zh-CN" w:bidi="ar"/>
+        </w:rPr>
+        <w:t>def</w:t>
+      </w:r>
+      <w:r>
+        <w:rPr>
+          <w:rFonts w:hint="default" w:ascii="Menlo" w:hAnsi="Menlo" w:eastAsia="Menlo" w:cs="Menlo"/>
+          <w:b w:val="0"/>
+          <w:bCs w:val="0"/>
+          <w:color w:val="BBBEBF"/>
+          <w:kern w:val="0"/>
+          <w:sz w:val="18"/>
+          <w:szCs w:val="18"/>
+          <w:shd w:val="clear" w:fill="121314"/>
+          <w:lang w:val="en-US" w:eastAsia="zh-CN" w:bidi="ar"/>
+        </w:rPr>
+        <w:t xml:space="preserve"> </w:t>
+      </w:r>
+      <w:r>
+        <w:rPr>
+          <w:rFonts w:hint="default" w:ascii="Menlo" w:hAnsi="Menlo" w:eastAsia="Menlo" w:cs="Menlo"/>
+          <w:b w:val="0"/>
+          <w:bCs w:val="0"/>
+          <w:color w:val="D2A8FF"/>
+          <w:kern w:val="0"/>
+          <w:sz w:val="18"/>
+          <w:szCs w:val="18"/>
+          <w:shd w:val="clear" w:fill="121314"/>
+          <w:lang w:val="en-US" w:eastAsia="zh-CN" w:bidi="ar"/>
+        </w:rPr>
+        <w:t>print_row</w:t>
+      </w:r>
+      <w:r>
+        <w:rPr>
+          <w:rFonts w:hint="default" w:ascii="Menlo" w:hAnsi="Menlo" w:eastAsia="Menlo" w:cs="Menlo"/>
+          <w:b w:val="0"/>
+          <w:bCs w:val="0"/>
+          <w:color w:val="BBBEBF"/>
+          <w:kern w:val="0"/>
+          <w:sz w:val="18"/>
+          <w:szCs w:val="18"/>
+          <w:shd w:val="clear" w:fill="121314"/>
+          <w:lang w:val="en-US" w:eastAsia="zh-CN" w:bidi="ar"/>
+        </w:rPr>
+        <w:t>(</w:t>
+      </w:r>
+      <w:r>
+        <w:rPr>
+          <w:rFonts w:hint="default" w:ascii="Menlo" w:hAnsi="Menlo" w:eastAsia="Menlo" w:cs="Menlo"/>
+          <w:b w:val="0"/>
+          <w:bCs w:val="0"/>
+          <w:color w:val="FFA657"/>
+          <w:kern w:val="0"/>
+          <w:sz w:val="18"/>
+          <w:szCs w:val="18"/>
+          <w:shd w:val="clear" w:fill="121314"/>
+          <w:lang w:val="en-US" w:eastAsia="zh-CN" w:bidi="ar"/>
+        </w:rPr>
+        <w:t>width</w:t>
+      </w:r>
+      <w:r>
+        <w:rPr>
+          <w:rFonts w:hint="default" w:ascii="Menlo" w:hAnsi="Menlo" w:eastAsia="Menlo" w:cs="Menlo"/>
+          <w:b w:val="0"/>
+          <w:bCs w:val="0"/>
+          <w:color w:val="BBBEBF"/>
+          <w:kern w:val="0"/>
+          <w:sz w:val="18"/>
+          <w:szCs w:val="18"/>
+          <w:shd w:val="clear" w:fill="121314"/>
+          <w:lang w:val="en-US" w:eastAsia="zh-CN" w:bidi="ar"/>
+        </w:rPr>
+        <w:t>):</w:t>
+      </w:r>
+    </w:p>
+    <w:p>
+      <w:pPr>
+        <w:keepNext w:val="0"/>
+        <w:keepLines w:val="0"/>
+        <w:widowControl/>
+        <w:suppressLineNumbers w:val="0"/>
+        <w:shd w:val="clear" w:fill="121314"/>
+        <w:spacing w:line="360" w:lineRule="atLeast"/>
+        <w:jc w:val="left"/>
+      </w:pPr>
+      <w:r>
+        <w:rPr>
+          <w:rFonts w:hint="default" w:ascii="Menlo" w:hAnsi="Menlo" w:eastAsia="Menlo" w:cs="Menlo"/>
+          <w:b w:val="0"/>
+          <w:bCs w:val="0"/>
+          <w:color w:val="BBBEBF"/>
+          <w:kern w:val="0"/>
+          <w:sz w:val="18"/>
+          <w:szCs w:val="18"/>
+          <w:shd w:val="clear" w:fill="121314"/>
+          <w:lang w:val="en-US" w:eastAsia="zh-CN" w:bidi="ar"/>
+        </w:rPr>
+        <w:t xml:space="preserve">    </w:t>
+      </w:r>
+      <w:r>
+        <w:rPr>
+          <w:rFonts w:hint="default" w:ascii="Menlo" w:hAnsi="Menlo" w:eastAsia="Menlo" w:cs="Menlo"/>
+          <w:b w:val="0"/>
+          <w:bCs w:val="0"/>
+          <w:color w:val="D2A8FF"/>
+          <w:kern w:val="0"/>
+          <w:sz w:val="18"/>
+          <w:szCs w:val="18"/>
+          <w:shd w:val="clear" w:fill="121314"/>
+          <w:lang w:val="en-US" w:eastAsia="zh-CN" w:bidi="ar"/>
+        </w:rPr>
+        <w:t>print</w:t>
+      </w:r>
+      <w:r>
+        <w:rPr>
+          <w:rFonts w:hint="default" w:ascii="Menlo" w:hAnsi="Menlo" w:eastAsia="Menlo" w:cs="Menlo"/>
+          <w:b w:val="0"/>
+          <w:bCs w:val="0"/>
+          <w:color w:val="BBBEBF"/>
+          <w:kern w:val="0"/>
+          <w:sz w:val="18"/>
+          <w:szCs w:val="18"/>
+          <w:shd w:val="clear" w:fill="121314"/>
+          <w:lang w:val="en-US" w:eastAsia="zh-CN" w:bidi="ar"/>
+        </w:rPr>
+        <w:t>(</w:t>
+      </w:r>
+      <w:r>
+        <w:rPr>
+          <w:rFonts w:hint="default" w:ascii="Menlo" w:hAnsi="Menlo" w:eastAsia="Menlo" w:cs="Menlo"/>
+          <w:b w:val="0"/>
+          <w:bCs w:val="0"/>
+          <w:color w:val="A5D6FF"/>
+          <w:kern w:val="0"/>
+          <w:sz w:val="18"/>
+          <w:szCs w:val="18"/>
+          <w:shd w:val="clear" w:fill="121314"/>
+          <w:lang w:val="en-US" w:eastAsia="zh-CN" w:bidi="ar"/>
+        </w:rPr>
+        <w:t>"?"</w:t>
+      </w:r>
+      <w:r>
+        <w:rPr>
+          <w:rFonts w:hint="default" w:ascii="Menlo" w:hAnsi="Menlo" w:eastAsia="Menlo" w:cs="Menlo"/>
+          <w:b w:val="0"/>
+          <w:bCs w:val="0"/>
+          <w:color w:val="BBBEBF"/>
+          <w:kern w:val="0"/>
+          <w:sz w:val="18"/>
+          <w:szCs w:val="18"/>
+          <w:shd w:val="clear" w:fill="121314"/>
+          <w:lang w:val="en-US" w:eastAsia="zh-CN" w:bidi="ar"/>
+        </w:rPr>
+        <w:t xml:space="preserve"> </w:t>
+      </w:r>
+      <w:r>
+        <w:rPr>
+          <w:rFonts w:hint="default" w:ascii="Menlo" w:hAnsi="Menlo" w:eastAsia="Menlo" w:cs="Menlo"/>
+          <w:b w:val="0"/>
+          <w:bCs w:val="0"/>
+          <w:color w:val="D4D4D4"/>
+          <w:kern w:val="0"/>
+          <w:sz w:val="18"/>
+          <w:szCs w:val="18"/>
+          <w:shd w:val="clear" w:fill="121314"/>
+          <w:lang w:val="en-US" w:eastAsia="zh-CN" w:bidi="ar"/>
+        </w:rPr>
+        <w:t>*</w:t>
+      </w:r>
+      <w:r>
+        <w:rPr>
+          <w:rFonts w:hint="default" w:ascii="Menlo" w:hAnsi="Menlo" w:eastAsia="Menlo" w:cs="Menlo"/>
+          <w:b w:val="0"/>
+          <w:bCs w:val="0"/>
+          <w:color w:val="BBBEBF"/>
+          <w:kern w:val="0"/>
+          <w:sz w:val="18"/>
+          <w:szCs w:val="18"/>
+          <w:shd w:val="clear" w:fill="121314"/>
+          <w:lang w:val="en-US" w:eastAsia="zh-CN" w:bidi="ar"/>
+        </w:rPr>
+        <w:t xml:space="preserve"> </w:t>
+      </w:r>
+      <w:r>
+        <w:rPr>
+          <w:rFonts w:hint="default" w:ascii="Menlo" w:hAnsi="Menlo" w:eastAsia="Menlo" w:cs="Menlo"/>
+          <w:b w:val="0"/>
+          <w:bCs w:val="0"/>
+          <w:color w:val="FFA657"/>
+          <w:kern w:val="0"/>
+          <w:sz w:val="18"/>
+          <w:szCs w:val="18"/>
+          <w:shd w:val="clear" w:fill="121314"/>
+          <w:lang w:val="en-US" w:eastAsia="zh-CN" w:bidi="ar"/>
+        </w:rPr>
+        <w:t>width</w:t>
+      </w:r>
+      <w:r>
+        <w:rPr>
+          <w:rFonts w:hint="default" w:ascii="Menlo" w:hAnsi="Menlo" w:eastAsia="Menlo" w:cs="Menlo"/>
+          <w:b w:val="0"/>
+          <w:bCs w:val="0"/>
+          <w:color w:val="BBBEBF"/>
+          <w:kern w:val="0"/>
+          <w:sz w:val="18"/>
+          <w:szCs w:val="18"/>
+          <w:shd w:val="clear" w:fill="121314"/>
+          <w:lang w:val="en-US" w:eastAsia="zh-CN" w:bidi="ar"/>
+        </w:rPr>
+        <w:t>)</w:t>
+      </w:r>
+    </w:p>
+    <w:p>
+      <w:pPr>
+        <w:bidi w:val="0"/>
+        <w:rPr>
+          <w:rFonts w:hint="default"/>
+          <w:lang w:val="en-US" w:eastAsia="zh-CN"/>
+        </w:rPr>
+      </w:pPr>
+    </w:p>
+    <w:p>
+      <w:pPr>
+        <w:keepNext w:val="0"/>
+        <w:keepLines w:val="0"/>
+        <w:widowControl/>
+        <w:suppressLineNumbers w:val="0"/>
+        <w:shd w:val="clear" w:fill="121314"/>
+        <w:spacing w:line="360" w:lineRule="atLeast"/>
+        <w:jc w:val="left"/>
+        <w:rPr>
+          <w:rFonts w:hint="default" w:ascii="Menlo" w:hAnsi="Menlo" w:eastAsia="Menlo" w:cs="Menlo"/>
+          <w:b w:val="0"/>
+          <w:bCs w:val="0"/>
+          <w:color w:val="BBBEBF"/>
+          <w:sz w:val="18"/>
+          <w:szCs w:val="18"/>
+        </w:rPr>
+      </w:pPr>
+      <w:r>
+        <w:rPr>
+          <w:rFonts w:hint="default" w:ascii="Menlo" w:hAnsi="Menlo" w:eastAsia="Menlo" w:cs="Menlo"/>
+          <w:b w:val="0"/>
+          <w:bCs w:val="0"/>
+          <w:color w:val="FF7B72"/>
+          <w:kern w:val="0"/>
+          <w:sz w:val="18"/>
+          <w:szCs w:val="18"/>
+          <w:shd w:val="clear" w:fill="121314"/>
+          <w:lang w:val="en-US" w:eastAsia="zh-CN" w:bidi="ar"/>
+        </w:rPr>
+        <w:t>def</w:t>
+      </w:r>
+      <w:r>
+        <w:rPr>
+          <w:rFonts w:hint="default" w:ascii="Menlo" w:hAnsi="Menlo" w:eastAsia="Menlo" w:cs="Menlo"/>
+          <w:b w:val="0"/>
+          <w:bCs w:val="0"/>
+          <w:color w:val="BBBEBF"/>
+          <w:kern w:val="0"/>
+          <w:sz w:val="18"/>
+          <w:szCs w:val="18"/>
+          <w:shd w:val="clear" w:fill="121314"/>
+          <w:lang w:val="en-US" w:eastAsia="zh-CN" w:bidi="ar"/>
+        </w:rPr>
+        <w:t xml:space="preserve"> </w:t>
+      </w:r>
+      <w:r>
+        <w:rPr>
+          <w:rFonts w:hint="default" w:ascii="Menlo" w:hAnsi="Menlo" w:eastAsia="Menlo" w:cs="Menlo"/>
+          <w:b w:val="0"/>
+          <w:bCs w:val="0"/>
+          <w:color w:val="D2A8FF"/>
+          <w:kern w:val="0"/>
+          <w:sz w:val="18"/>
+          <w:szCs w:val="18"/>
+          <w:shd w:val="clear" w:fill="121314"/>
+          <w:lang w:val="en-US" w:eastAsia="zh-CN" w:bidi="ar"/>
+        </w:rPr>
+        <w:t>print_square</w:t>
+      </w:r>
+      <w:r>
+        <w:rPr>
+          <w:rFonts w:hint="default" w:ascii="Menlo" w:hAnsi="Menlo" w:eastAsia="Menlo" w:cs="Menlo"/>
+          <w:b w:val="0"/>
+          <w:bCs w:val="0"/>
+          <w:color w:val="BBBEBF"/>
+          <w:kern w:val="0"/>
+          <w:sz w:val="18"/>
+          <w:szCs w:val="18"/>
+          <w:shd w:val="clear" w:fill="121314"/>
+          <w:lang w:val="en-US" w:eastAsia="zh-CN" w:bidi="ar"/>
+        </w:rPr>
+        <w:t>(</w:t>
+      </w:r>
+      <w:r>
+        <w:rPr>
+          <w:rFonts w:hint="default" w:ascii="Menlo" w:hAnsi="Menlo" w:eastAsia="Menlo" w:cs="Menlo"/>
+          <w:b w:val="0"/>
+          <w:bCs w:val="0"/>
+          <w:color w:val="FFA657"/>
+          <w:kern w:val="0"/>
+          <w:sz w:val="18"/>
+          <w:szCs w:val="18"/>
+          <w:shd w:val="clear" w:fill="121314"/>
+          <w:lang w:val="en-US" w:eastAsia="zh-CN" w:bidi="ar"/>
+        </w:rPr>
+        <w:t>size</w:t>
+      </w:r>
+      <w:r>
+        <w:rPr>
+          <w:rFonts w:hint="default" w:ascii="Menlo" w:hAnsi="Menlo" w:eastAsia="Menlo" w:cs="Menlo"/>
+          <w:b w:val="0"/>
+          <w:bCs w:val="0"/>
+          <w:color w:val="BBBEBF"/>
+          <w:kern w:val="0"/>
+          <w:sz w:val="18"/>
+          <w:szCs w:val="18"/>
+          <w:shd w:val="clear" w:fill="121314"/>
+          <w:lang w:val="en-US" w:eastAsia="zh-CN" w:bidi="ar"/>
+        </w:rPr>
+        <w:t>):</w:t>
+      </w:r>
+    </w:p>
+    <w:p>
+      <w:pPr>
+        <w:keepNext w:val="0"/>
+        <w:keepLines w:val="0"/>
+        <w:widowControl/>
+        <w:suppressLineNumbers w:val="0"/>
+        <w:shd w:val="clear" w:fill="121314"/>
+        <w:spacing w:line="360" w:lineRule="atLeast"/>
+        <w:jc w:val="left"/>
+        <w:rPr>
+          <w:rFonts w:hint="default" w:ascii="Menlo" w:hAnsi="Menlo" w:eastAsia="Menlo" w:cs="Menlo"/>
+          <w:b w:val="0"/>
+          <w:bCs w:val="0"/>
+          <w:color w:val="BBBEBF"/>
+          <w:sz w:val="18"/>
+          <w:szCs w:val="18"/>
+          <w:lang w:val="en-US"/>
+        </w:rPr>
+      </w:pPr>
+      <w:r>
+        <w:rPr>
+          <w:rFonts w:hint="default" w:ascii="Menlo" w:hAnsi="Menlo" w:eastAsia="Menlo" w:cs="Menlo"/>
+          <w:b w:val="0"/>
+          <w:bCs w:val="0"/>
+          <w:color w:val="BBBEBF"/>
+          <w:kern w:val="0"/>
+          <w:sz w:val="18"/>
+          <w:szCs w:val="18"/>
+          <w:shd w:val="clear" w:fill="121314"/>
+          <w:lang w:val="en-US" w:eastAsia="zh-CN" w:bidi="ar"/>
+        </w:rPr>
+        <w:t xml:space="preserve">    </w:t>
+      </w:r>
+      <w:r>
+        <w:rPr>
+          <w:rFonts w:hint="default" w:ascii="Menlo" w:hAnsi="Menlo" w:eastAsia="Menlo" w:cs="Menlo"/>
+          <w:b w:val="0"/>
+          <w:bCs w:val="0"/>
+          <w:color w:val="C586C0"/>
+          <w:kern w:val="0"/>
+          <w:sz w:val="18"/>
+          <w:szCs w:val="18"/>
+          <w:highlight w:val="yellow"/>
+          <w:shd w:val="clear" w:fill="121314"/>
+          <w:lang w:val="en-US" w:eastAsia="zh-CN" w:bidi="ar"/>
+        </w:rPr>
+        <w:t>for</w:t>
+      </w:r>
+      <w:r>
+        <w:rPr>
+          <w:rFonts w:hint="default" w:ascii="Menlo" w:hAnsi="Menlo" w:eastAsia="Menlo" w:cs="Menlo"/>
+          <w:b w:val="0"/>
+          <w:bCs w:val="0"/>
+          <w:color w:val="BBBEBF"/>
+          <w:kern w:val="0"/>
+          <w:sz w:val="18"/>
+          <w:szCs w:val="18"/>
+          <w:highlight w:val="yellow"/>
+          <w:shd w:val="clear" w:fill="121314"/>
+          <w:lang w:val="en-US" w:eastAsia="zh-CN" w:bidi="ar"/>
+        </w:rPr>
+        <w:t xml:space="preserve"> </w:t>
+      </w:r>
+      <w:r>
+        <w:rPr>
+          <w:rFonts w:hint="default" w:ascii="Menlo" w:hAnsi="Menlo" w:eastAsia="Menlo" w:cs="Menlo"/>
+          <w:b w:val="0"/>
+          <w:bCs w:val="0"/>
+          <w:color w:val="C9D1D9"/>
+          <w:kern w:val="0"/>
+          <w:sz w:val="18"/>
+          <w:szCs w:val="18"/>
+          <w:highlight w:val="yellow"/>
+          <w:shd w:val="clear" w:fill="121314"/>
+          <w:lang w:val="en-US" w:eastAsia="zh-CN" w:bidi="ar"/>
+        </w:rPr>
+        <w:t>i</w:t>
+      </w:r>
+      <w:r>
+        <w:rPr>
+          <w:rFonts w:hint="default" w:ascii="Menlo" w:hAnsi="Menlo" w:eastAsia="Menlo" w:cs="Menlo"/>
+          <w:b w:val="0"/>
+          <w:bCs w:val="0"/>
+          <w:color w:val="BBBEBF"/>
+          <w:kern w:val="0"/>
+          <w:sz w:val="18"/>
+          <w:szCs w:val="18"/>
+          <w:shd w:val="clear" w:fill="121314"/>
+          <w:lang w:val="en-US" w:eastAsia="zh-CN" w:bidi="ar"/>
+        </w:rPr>
+        <w:t xml:space="preserve"> </w:t>
+      </w:r>
+      <w:r>
+        <w:rPr>
+          <w:rFonts w:hint="default" w:ascii="Menlo" w:hAnsi="Menlo" w:eastAsia="Menlo" w:cs="Menlo"/>
+          <w:b w:val="0"/>
+          <w:bCs w:val="0"/>
+          <w:color w:val="C586C0"/>
+          <w:kern w:val="0"/>
+          <w:sz w:val="18"/>
+          <w:szCs w:val="18"/>
+          <w:shd w:val="clear" w:fill="121314"/>
+          <w:lang w:val="en-US" w:eastAsia="zh-CN" w:bidi="ar"/>
+        </w:rPr>
+        <w:t>in</w:t>
+      </w:r>
+      <w:r>
+        <w:rPr>
+          <w:rFonts w:hint="default" w:ascii="Menlo" w:hAnsi="Menlo" w:eastAsia="Menlo" w:cs="Menlo"/>
+          <w:b w:val="0"/>
+          <w:bCs w:val="0"/>
+          <w:color w:val="BBBEBF"/>
+          <w:kern w:val="0"/>
+          <w:sz w:val="18"/>
+          <w:szCs w:val="18"/>
+          <w:shd w:val="clear" w:fill="121314"/>
+          <w:lang w:val="en-US" w:eastAsia="zh-CN" w:bidi="ar"/>
+        </w:rPr>
+        <w:t xml:space="preserve"> </w:t>
+      </w:r>
+      <w:r>
+        <w:rPr>
+          <w:rFonts w:hint="default" w:ascii="Menlo" w:hAnsi="Menlo" w:eastAsia="Menlo" w:cs="Menlo"/>
+          <w:b w:val="0"/>
+          <w:bCs w:val="0"/>
+          <w:color w:val="4EC9B0"/>
+          <w:kern w:val="0"/>
+          <w:sz w:val="18"/>
+          <w:szCs w:val="18"/>
+          <w:shd w:val="clear" w:fill="121314"/>
+          <w:lang w:val="en-US" w:eastAsia="zh-CN" w:bidi="ar"/>
+        </w:rPr>
+        <w:t>range</w:t>
+      </w:r>
+      <w:r>
+        <w:rPr>
+          <w:rFonts w:hint="default" w:ascii="Menlo" w:hAnsi="Menlo" w:eastAsia="Menlo" w:cs="Menlo"/>
+          <w:b w:val="0"/>
+          <w:bCs w:val="0"/>
+          <w:color w:val="BBBEBF"/>
+          <w:kern w:val="0"/>
+          <w:sz w:val="18"/>
+          <w:szCs w:val="18"/>
+          <w:shd w:val="clear" w:fill="121314"/>
+          <w:lang w:val="en-US" w:eastAsia="zh-CN" w:bidi="ar"/>
+        </w:rPr>
+        <w:t>(</w:t>
+      </w:r>
+      <w:r>
+        <w:rPr>
+          <w:rFonts w:hint="default" w:ascii="Menlo" w:hAnsi="Menlo" w:eastAsia="Menlo" w:cs="Menlo"/>
+          <w:b w:val="0"/>
+          <w:bCs w:val="0"/>
+          <w:color w:val="FFA657"/>
+          <w:kern w:val="0"/>
+          <w:sz w:val="18"/>
+          <w:szCs w:val="18"/>
+          <w:shd w:val="clear" w:fill="121314"/>
+          <w:lang w:val="en-US" w:eastAsia="zh-CN" w:bidi="ar"/>
+        </w:rPr>
+        <w:t>size</w:t>
+      </w:r>
+      <w:r>
+        <w:rPr>
+          <w:rFonts w:hint="default" w:ascii="Menlo" w:hAnsi="Menlo" w:eastAsia="Menlo" w:cs="Menlo"/>
+          <w:b w:val="0"/>
+          <w:bCs w:val="0"/>
+          <w:color w:val="BBBEBF"/>
+          <w:kern w:val="0"/>
+          <w:sz w:val="18"/>
+          <w:szCs w:val="18"/>
+          <w:shd w:val="clear" w:fill="121314"/>
+          <w:lang w:val="en-US" w:eastAsia="zh-CN" w:bidi="ar"/>
+        </w:rPr>
+        <w:t xml:space="preserve">): </w:t>
+      </w:r>
+    </w:p>
+    <w:p>
+      <w:pPr>
+        <w:keepNext w:val="0"/>
+        <w:keepLines w:val="0"/>
+        <w:widowControl/>
+        <w:suppressLineNumbers w:val="0"/>
+        <w:shd w:val="clear" w:fill="121314"/>
+        <w:spacing w:line="360" w:lineRule="atLeast"/>
+        <w:jc w:val="left"/>
+        <w:rPr>
+          <w:rFonts w:hint="default" w:ascii="Menlo" w:hAnsi="Menlo" w:eastAsia="Menlo" w:cs="Menlo"/>
+          <w:b w:val="0"/>
+          <w:bCs w:val="0"/>
+          <w:color w:val="BBBEBF"/>
+          <w:sz w:val="18"/>
+          <w:szCs w:val="18"/>
+        </w:rPr>
+      </w:pPr>
+      <w:r>
+        <w:rPr>
+          <w:rFonts w:hint="default" w:ascii="Menlo" w:hAnsi="Menlo" w:eastAsia="Menlo" w:cs="Menlo"/>
+          <w:b w:val="0"/>
+          <w:bCs w:val="0"/>
+          <w:color w:val="BBBEBF"/>
+          <w:kern w:val="0"/>
+          <w:sz w:val="18"/>
+          <w:szCs w:val="18"/>
+          <w:shd w:val="clear" w:fill="121314"/>
+          <w:lang w:val="en-US" w:eastAsia="zh-CN" w:bidi="ar"/>
+        </w:rPr>
+        <w:t xml:space="preserve">        </w:t>
+      </w:r>
+      <w:r>
+        <w:rPr>
+          <w:rFonts w:hint="default" w:ascii="Menlo" w:hAnsi="Menlo" w:eastAsia="Menlo" w:cs="Menlo"/>
+          <w:b w:val="0"/>
+          <w:bCs w:val="0"/>
+          <w:color w:val="C586C0"/>
+          <w:kern w:val="0"/>
+          <w:sz w:val="18"/>
+          <w:szCs w:val="18"/>
+          <w:highlight w:val="yellow"/>
+          <w:shd w:val="clear" w:fill="121314"/>
+          <w:lang w:val="en-US" w:eastAsia="zh-CN" w:bidi="ar"/>
+        </w:rPr>
+        <w:t>for</w:t>
+      </w:r>
+      <w:r>
+        <w:rPr>
+          <w:rFonts w:hint="default" w:ascii="Menlo" w:hAnsi="Menlo" w:eastAsia="Menlo" w:cs="Menlo"/>
+          <w:b w:val="0"/>
+          <w:bCs w:val="0"/>
+          <w:color w:val="BBBEBF"/>
+          <w:kern w:val="0"/>
+          <w:sz w:val="18"/>
+          <w:szCs w:val="18"/>
+          <w:highlight w:val="yellow"/>
+          <w:shd w:val="clear" w:fill="121314"/>
+          <w:lang w:val="en-US" w:eastAsia="zh-CN" w:bidi="ar"/>
+        </w:rPr>
+        <w:t xml:space="preserve"> </w:t>
+      </w:r>
+      <w:r>
+        <w:rPr>
+          <w:rFonts w:hint="default" w:ascii="Menlo" w:hAnsi="Menlo" w:eastAsia="Menlo" w:cs="Menlo"/>
+          <w:b w:val="0"/>
+          <w:bCs w:val="0"/>
+          <w:color w:val="C9D1D9"/>
+          <w:kern w:val="0"/>
+          <w:sz w:val="18"/>
+          <w:szCs w:val="18"/>
+          <w:highlight w:val="yellow"/>
+          <w:shd w:val="clear" w:fill="121314"/>
+          <w:lang w:val="en-US" w:eastAsia="zh-CN" w:bidi="ar"/>
+        </w:rPr>
+        <w:t>j</w:t>
+      </w:r>
+      <w:r>
+        <w:rPr>
+          <w:rFonts w:hint="default" w:ascii="Menlo" w:hAnsi="Menlo" w:eastAsia="Menlo" w:cs="Menlo"/>
+          <w:b w:val="0"/>
+          <w:bCs w:val="0"/>
+          <w:color w:val="BBBEBF"/>
+          <w:kern w:val="0"/>
+          <w:sz w:val="18"/>
+          <w:szCs w:val="18"/>
+          <w:shd w:val="clear" w:fill="121314"/>
+          <w:lang w:val="en-US" w:eastAsia="zh-CN" w:bidi="ar"/>
+        </w:rPr>
+        <w:t xml:space="preserve"> </w:t>
+      </w:r>
+      <w:r>
+        <w:rPr>
+          <w:rFonts w:hint="default" w:ascii="Menlo" w:hAnsi="Menlo" w:eastAsia="Menlo" w:cs="Menlo"/>
+          <w:b w:val="0"/>
+          <w:bCs w:val="0"/>
+          <w:color w:val="C586C0"/>
+          <w:kern w:val="0"/>
+          <w:sz w:val="18"/>
+          <w:szCs w:val="18"/>
+          <w:shd w:val="clear" w:fill="121314"/>
+          <w:lang w:val="en-US" w:eastAsia="zh-CN" w:bidi="ar"/>
+        </w:rPr>
+        <w:t>in</w:t>
+      </w:r>
+      <w:r>
+        <w:rPr>
+          <w:rFonts w:hint="default" w:ascii="Menlo" w:hAnsi="Menlo" w:eastAsia="Menlo" w:cs="Menlo"/>
+          <w:b w:val="0"/>
+          <w:bCs w:val="0"/>
+          <w:color w:val="BBBEBF"/>
+          <w:kern w:val="0"/>
+          <w:sz w:val="18"/>
+          <w:szCs w:val="18"/>
+          <w:shd w:val="clear" w:fill="121314"/>
+          <w:lang w:val="en-US" w:eastAsia="zh-CN" w:bidi="ar"/>
+        </w:rPr>
+        <w:t xml:space="preserve"> </w:t>
+      </w:r>
+      <w:r>
+        <w:rPr>
+          <w:rFonts w:hint="default" w:ascii="Menlo" w:hAnsi="Menlo" w:eastAsia="Menlo" w:cs="Menlo"/>
+          <w:b w:val="0"/>
+          <w:bCs w:val="0"/>
+          <w:color w:val="4EC9B0"/>
+          <w:kern w:val="0"/>
+          <w:sz w:val="18"/>
+          <w:szCs w:val="18"/>
+          <w:shd w:val="clear" w:fill="121314"/>
+          <w:lang w:val="en-US" w:eastAsia="zh-CN" w:bidi="ar"/>
+        </w:rPr>
+        <w:t>range</w:t>
+      </w:r>
+      <w:r>
+        <w:rPr>
+          <w:rFonts w:hint="default" w:ascii="Menlo" w:hAnsi="Menlo" w:eastAsia="Menlo" w:cs="Menlo"/>
+          <w:b w:val="0"/>
+          <w:bCs w:val="0"/>
+          <w:color w:val="BBBEBF"/>
+          <w:kern w:val="0"/>
+          <w:sz w:val="18"/>
+          <w:szCs w:val="18"/>
+          <w:shd w:val="clear" w:fill="121314"/>
+          <w:lang w:val="en-US" w:eastAsia="zh-CN" w:bidi="ar"/>
+        </w:rPr>
+        <w:t>(</w:t>
+      </w:r>
+      <w:r>
+        <w:rPr>
+          <w:rFonts w:hint="default" w:ascii="Menlo" w:hAnsi="Menlo" w:eastAsia="Menlo" w:cs="Menlo"/>
+          <w:b w:val="0"/>
+          <w:bCs w:val="0"/>
+          <w:color w:val="FFA657"/>
+          <w:kern w:val="0"/>
+          <w:sz w:val="18"/>
+          <w:szCs w:val="18"/>
+          <w:shd w:val="clear" w:fill="121314"/>
+          <w:lang w:val="en-US" w:eastAsia="zh-CN" w:bidi="ar"/>
+        </w:rPr>
+        <w:t>size</w:t>
+      </w:r>
+      <w:r>
+        <w:rPr>
+          <w:rFonts w:hint="default" w:ascii="Menlo" w:hAnsi="Menlo" w:eastAsia="Menlo" w:cs="Menlo"/>
+          <w:b w:val="0"/>
+          <w:bCs w:val="0"/>
+          <w:color w:val="BBBEBF"/>
+          <w:kern w:val="0"/>
+          <w:sz w:val="18"/>
+          <w:szCs w:val="18"/>
+          <w:shd w:val="clear" w:fill="121314"/>
+          <w:lang w:val="en-US" w:eastAsia="zh-CN" w:bidi="ar"/>
+        </w:rPr>
+        <w:t>):  (inner loop)</w:t>
+      </w:r>
+    </w:p>
+    <w:p>
+      <w:pPr>
+        <w:keepNext w:val="0"/>
+        <w:keepLines w:val="0"/>
+        <w:widowControl/>
+        <w:suppressLineNumbers w:val="0"/>
+        <w:shd w:val="clear" w:fill="121314"/>
+        <w:spacing w:line="360" w:lineRule="atLeast"/>
+        <w:jc w:val="left"/>
+        <w:rPr>
+          <w:rFonts w:hint="default" w:ascii="Menlo" w:hAnsi="Menlo" w:eastAsia="Menlo" w:cs="Menlo"/>
+          <w:b w:val="0"/>
+          <w:bCs w:val="0"/>
+          <w:color w:val="BBBEBF"/>
+          <w:sz w:val="18"/>
+          <w:szCs w:val="18"/>
+        </w:rPr>
+      </w:pPr>
+      <w:r>
+        <w:rPr>
+          <w:rFonts w:hint="default" w:ascii="Menlo" w:hAnsi="Menlo" w:eastAsia="Menlo" w:cs="Menlo"/>
+          <w:b w:val="0"/>
+          <w:bCs w:val="0"/>
+          <w:color w:val="BBBEBF"/>
+          <w:kern w:val="0"/>
+          <w:sz w:val="18"/>
+          <w:szCs w:val="18"/>
+          <w:shd w:val="clear" w:fill="121314"/>
+          <w:lang w:val="en-US" w:eastAsia="zh-CN" w:bidi="ar"/>
+        </w:rPr>
+        <w:t xml:space="preserve">            </w:t>
+      </w:r>
+      <w:r>
+        <w:rPr>
+          <w:rFonts w:hint="default" w:ascii="Menlo" w:hAnsi="Menlo" w:eastAsia="Menlo" w:cs="Menlo"/>
+          <w:b w:val="0"/>
+          <w:bCs w:val="0"/>
+          <w:color w:val="D2A8FF"/>
+          <w:kern w:val="0"/>
+          <w:sz w:val="18"/>
+          <w:szCs w:val="18"/>
+          <w:shd w:val="clear" w:fill="121314"/>
+          <w:lang w:val="en-US" w:eastAsia="zh-CN" w:bidi="ar"/>
+        </w:rPr>
+        <w:t>print</w:t>
+      </w:r>
+      <w:r>
+        <w:rPr>
+          <w:rFonts w:hint="default" w:ascii="Menlo" w:hAnsi="Menlo" w:eastAsia="Menlo" w:cs="Menlo"/>
+          <w:b w:val="0"/>
+          <w:bCs w:val="0"/>
+          <w:color w:val="BBBEBF"/>
+          <w:kern w:val="0"/>
+          <w:sz w:val="18"/>
+          <w:szCs w:val="18"/>
+          <w:shd w:val="clear" w:fill="121314"/>
+          <w:lang w:val="en-US" w:eastAsia="zh-CN" w:bidi="ar"/>
+        </w:rPr>
+        <w:t>(</w:t>
+      </w:r>
+      <w:r>
+        <w:rPr>
+          <w:rFonts w:hint="default" w:ascii="Menlo" w:hAnsi="Menlo" w:eastAsia="Menlo" w:cs="Menlo"/>
+          <w:b w:val="0"/>
+          <w:bCs w:val="0"/>
+          <w:color w:val="A5D6FF"/>
+          <w:kern w:val="0"/>
+          <w:sz w:val="18"/>
+          <w:szCs w:val="18"/>
+          <w:shd w:val="clear" w:fill="121314"/>
+          <w:lang w:val="en-US" w:eastAsia="zh-CN" w:bidi="ar"/>
+        </w:rPr>
+        <w:t>"#"</w:t>
+      </w:r>
+      <w:r>
+        <w:rPr>
+          <w:rFonts w:hint="default" w:ascii="Menlo" w:hAnsi="Menlo" w:eastAsia="Menlo" w:cs="Menlo"/>
+          <w:b w:val="0"/>
+          <w:bCs w:val="0"/>
+          <w:color w:val="BBBEBF"/>
+          <w:kern w:val="0"/>
+          <w:sz w:val="18"/>
+          <w:szCs w:val="18"/>
+          <w:shd w:val="clear" w:fill="121314"/>
+          <w:lang w:val="en-US" w:eastAsia="zh-CN" w:bidi="ar"/>
+        </w:rPr>
+        <w:t xml:space="preserve">, </w:t>
+      </w:r>
+      <w:r>
+        <w:rPr>
+          <w:rFonts w:hint="default" w:ascii="Menlo" w:hAnsi="Menlo" w:eastAsia="Menlo" w:cs="Menlo"/>
+          <w:b w:val="0"/>
+          <w:bCs w:val="0"/>
+          <w:color w:val="FFA657"/>
+          <w:kern w:val="0"/>
+          <w:sz w:val="18"/>
+          <w:szCs w:val="18"/>
+          <w:shd w:val="clear" w:fill="121314"/>
+          <w:lang w:val="en-US" w:eastAsia="zh-CN" w:bidi="ar"/>
+        </w:rPr>
+        <w:t>end</w:t>
+      </w:r>
+      <w:r>
+        <w:rPr>
+          <w:rFonts w:hint="default" w:ascii="Menlo" w:hAnsi="Menlo" w:eastAsia="Menlo" w:cs="Menlo"/>
+          <w:b w:val="0"/>
+          <w:bCs w:val="0"/>
+          <w:color w:val="BBBEBF"/>
+          <w:kern w:val="0"/>
+          <w:sz w:val="18"/>
+          <w:szCs w:val="18"/>
+          <w:shd w:val="clear" w:fill="121314"/>
+          <w:lang w:val="en-US" w:eastAsia="zh-CN" w:bidi="ar"/>
+        </w:rPr>
+        <w:t xml:space="preserve"> </w:t>
+      </w:r>
+      <w:r>
+        <w:rPr>
+          <w:rFonts w:hint="default" w:ascii="Menlo" w:hAnsi="Menlo" w:eastAsia="Menlo" w:cs="Menlo"/>
+          <w:b w:val="0"/>
+          <w:bCs w:val="0"/>
+          <w:color w:val="D4D4D4"/>
+          <w:kern w:val="0"/>
+          <w:sz w:val="18"/>
+          <w:szCs w:val="18"/>
+          <w:shd w:val="clear" w:fill="121314"/>
+          <w:lang w:val="en-US" w:eastAsia="zh-CN" w:bidi="ar"/>
+        </w:rPr>
+        <w:t>=</w:t>
+      </w:r>
+      <w:r>
+        <w:rPr>
+          <w:rFonts w:hint="default" w:ascii="Menlo" w:hAnsi="Menlo" w:eastAsia="Menlo" w:cs="Menlo"/>
+          <w:b w:val="0"/>
+          <w:bCs w:val="0"/>
+          <w:color w:val="BBBEBF"/>
+          <w:kern w:val="0"/>
+          <w:sz w:val="18"/>
+          <w:szCs w:val="18"/>
+          <w:shd w:val="clear" w:fill="121314"/>
+          <w:lang w:val="en-US" w:eastAsia="zh-CN" w:bidi="ar"/>
+        </w:rPr>
+        <w:t xml:space="preserve"> </w:t>
+      </w:r>
+      <w:r>
+        <w:rPr>
+          <w:rFonts w:hint="default" w:ascii="Menlo" w:hAnsi="Menlo" w:eastAsia="Menlo" w:cs="Menlo"/>
+          <w:b w:val="0"/>
+          <w:bCs w:val="0"/>
+          <w:color w:val="A5D6FF"/>
+          <w:kern w:val="0"/>
+          <w:sz w:val="18"/>
+          <w:szCs w:val="18"/>
+          <w:shd w:val="clear" w:fill="121314"/>
+          <w:lang w:val="en-US" w:eastAsia="zh-CN" w:bidi="ar"/>
+        </w:rPr>
+        <w:t>""</w:t>
+      </w:r>
+      <w:r>
+        <w:rPr>
+          <w:rFonts w:hint="default" w:ascii="Menlo" w:hAnsi="Menlo" w:eastAsia="Menlo" w:cs="Menlo"/>
+          <w:b w:val="0"/>
+          <w:bCs w:val="0"/>
+          <w:color w:val="BBBEBF"/>
+          <w:kern w:val="0"/>
+          <w:sz w:val="18"/>
+          <w:szCs w:val="18"/>
+          <w:shd w:val="clear" w:fill="121314"/>
+          <w:lang w:val="en-US" w:eastAsia="zh-CN" w:bidi="ar"/>
+        </w:rPr>
+        <w:t>)</w:t>
+      </w:r>
+    </w:p>
+    <w:p>
+      <w:pPr>
+        <w:keepNext w:val="0"/>
+        <w:keepLines w:val="0"/>
+        <w:widowControl/>
+        <w:suppressLineNumbers w:val="0"/>
+        <w:shd w:val="clear" w:fill="121314"/>
+        <w:spacing w:line="360" w:lineRule="atLeast"/>
+        <w:jc w:val="left"/>
+      </w:pPr>
+      <w:r>
+        <w:rPr>
+          <w:rFonts w:hint="default" w:ascii="Menlo" w:hAnsi="Menlo" w:eastAsia="Menlo" w:cs="Menlo"/>
+          <w:b w:val="0"/>
+          <w:bCs w:val="0"/>
+          <w:color w:val="BBBEBF"/>
+          <w:kern w:val="0"/>
+          <w:sz w:val="18"/>
+          <w:szCs w:val="18"/>
+          <w:shd w:val="clear" w:fill="121314"/>
+          <w:lang w:val="en-US" w:eastAsia="zh-CN" w:bidi="ar"/>
+        </w:rPr>
+        <w:t xml:space="preserve">        </w:t>
+      </w:r>
+      <w:r>
+        <w:rPr>
+          <w:rFonts w:hint="default" w:ascii="Menlo" w:hAnsi="Menlo" w:eastAsia="Menlo" w:cs="Menlo"/>
+          <w:b w:val="0"/>
+          <w:bCs w:val="0"/>
+          <w:color w:val="D2A8FF"/>
+          <w:kern w:val="0"/>
+          <w:sz w:val="18"/>
+          <w:szCs w:val="18"/>
+          <w:shd w:val="clear" w:fill="121314"/>
+          <w:lang w:val="en-US" w:eastAsia="zh-CN" w:bidi="ar"/>
+        </w:rPr>
+        <w:t>print</w:t>
+      </w:r>
+      <w:r>
+        <w:rPr>
+          <w:rFonts w:hint="default" w:ascii="Menlo" w:hAnsi="Menlo" w:eastAsia="Menlo" w:cs="Menlo"/>
+          <w:b w:val="0"/>
+          <w:bCs w:val="0"/>
+          <w:color w:val="BBBEBF"/>
+          <w:kern w:val="0"/>
+          <w:sz w:val="18"/>
+          <w:szCs w:val="18"/>
+          <w:shd w:val="clear" w:fill="121314"/>
+          <w:lang w:val="en-US" w:eastAsia="zh-CN" w:bidi="ar"/>
+        </w:rPr>
+        <w:t>()</w:t>
+      </w:r>
+    </w:p>
+    <w:p>
+      <w:pPr>
+        <w:bidi w:val="0"/>
+        <w:rPr>
+          <w:rFonts w:hint="default"/>
+          <w:lang w:val="en-US" w:eastAsia="zh-CN"/>
+        </w:rPr>
+      </w:pPr>
+      <w:r>
+        <w:rPr>
+          <w:rFonts w:hint="default"/>
+          <w:lang w:val="en-US" w:eastAsia="zh-CN"/>
+        </w:rPr>
+        <w:t>or</w:t>
+      </w:r>
+    </w:p>
+    <w:p>
+      <w:pPr>
+        <w:keepNext w:val="0"/>
+        <w:keepLines w:val="0"/>
+        <w:widowControl/>
+        <w:suppressLineNumbers w:val="0"/>
+        <w:shd w:val="clear" w:fill="121314"/>
+        <w:spacing w:line="360" w:lineRule="atLeast"/>
+        <w:jc w:val="left"/>
+        <w:rPr>
+          <w:rFonts w:ascii="Menlo" w:hAnsi="Menlo" w:eastAsia="Menlo" w:cs="Menlo"/>
+          <w:b w:val="0"/>
+          <w:bCs w:val="0"/>
+          <w:color w:val="BBBEBF"/>
+          <w:sz w:val="18"/>
+          <w:szCs w:val="18"/>
+        </w:rPr>
+      </w:pPr>
+      <w:r>
+        <w:rPr>
+          <w:rFonts w:hint="default" w:ascii="Menlo" w:hAnsi="Menlo" w:eastAsia="Menlo" w:cs="Menlo"/>
+          <w:b w:val="0"/>
+          <w:bCs w:val="0"/>
+          <w:color w:val="FF7B72"/>
+          <w:kern w:val="0"/>
+          <w:sz w:val="18"/>
+          <w:szCs w:val="18"/>
+          <w:shd w:val="clear" w:fill="121314"/>
+          <w:lang w:val="en-US" w:eastAsia="zh-CN" w:bidi="ar"/>
+        </w:rPr>
+        <w:t>def</w:t>
+      </w:r>
+      <w:r>
+        <w:rPr>
+          <w:rFonts w:hint="default" w:ascii="Menlo" w:hAnsi="Menlo" w:eastAsia="Menlo" w:cs="Menlo"/>
+          <w:b w:val="0"/>
+          <w:bCs w:val="0"/>
+          <w:color w:val="BBBEBF"/>
+          <w:kern w:val="0"/>
+          <w:sz w:val="18"/>
+          <w:szCs w:val="18"/>
+          <w:shd w:val="clear" w:fill="121314"/>
+          <w:lang w:val="en-US" w:eastAsia="zh-CN" w:bidi="ar"/>
+        </w:rPr>
+        <w:t xml:space="preserve"> </w:t>
+      </w:r>
+      <w:r>
+        <w:rPr>
+          <w:rFonts w:hint="default" w:ascii="Menlo" w:hAnsi="Menlo" w:eastAsia="Menlo" w:cs="Menlo"/>
+          <w:b w:val="0"/>
+          <w:bCs w:val="0"/>
+          <w:color w:val="D2A8FF"/>
+          <w:kern w:val="0"/>
+          <w:sz w:val="18"/>
+          <w:szCs w:val="18"/>
+          <w:shd w:val="clear" w:fill="121314"/>
+          <w:lang w:val="en-US" w:eastAsia="zh-CN" w:bidi="ar"/>
+        </w:rPr>
+        <w:t>print_square</w:t>
+      </w:r>
+      <w:r>
+        <w:rPr>
+          <w:rFonts w:hint="default" w:ascii="Menlo" w:hAnsi="Menlo" w:eastAsia="Menlo" w:cs="Menlo"/>
+          <w:b w:val="0"/>
+          <w:bCs w:val="0"/>
+          <w:color w:val="BBBEBF"/>
+          <w:kern w:val="0"/>
+          <w:sz w:val="18"/>
+          <w:szCs w:val="18"/>
+          <w:shd w:val="clear" w:fill="121314"/>
+          <w:lang w:val="en-US" w:eastAsia="zh-CN" w:bidi="ar"/>
+        </w:rPr>
+        <w:t>(</w:t>
+      </w:r>
+      <w:r>
+        <w:rPr>
+          <w:rFonts w:hint="default" w:ascii="Menlo" w:hAnsi="Menlo" w:eastAsia="Menlo" w:cs="Menlo"/>
+          <w:b w:val="0"/>
+          <w:bCs w:val="0"/>
+          <w:color w:val="FFA657"/>
+          <w:kern w:val="0"/>
+          <w:sz w:val="18"/>
+          <w:szCs w:val="18"/>
+          <w:shd w:val="clear" w:fill="121314"/>
+          <w:lang w:val="en-US" w:eastAsia="zh-CN" w:bidi="ar"/>
+        </w:rPr>
+        <w:t>size</w:t>
+      </w:r>
+      <w:r>
+        <w:rPr>
+          <w:rFonts w:hint="default" w:ascii="Menlo" w:hAnsi="Menlo" w:eastAsia="Menlo" w:cs="Menlo"/>
+          <w:b w:val="0"/>
+          <w:bCs w:val="0"/>
+          <w:color w:val="BBBEBF"/>
+          <w:kern w:val="0"/>
+          <w:sz w:val="18"/>
+          <w:szCs w:val="18"/>
+          <w:shd w:val="clear" w:fill="121314"/>
+          <w:lang w:val="en-US" w:eastAsia="zh-CN" w:bidi="ar"/>
+        </w:rPr>
+        <w:t>):</w:t>
+      </w:r>
+    </w:p>
+    <w:p>
+      <w:pPr>
+        <w:keepNext w:val="0"/>
+        <w:keepLines w:val="0"/>
+        <w:widowControl/>
+        <w:suppressLineNumbers w:val="0"/>
+        <w:shd w:val="clear" w:fill="121314"/>
+        <w:spacing w:line="360" w:lineRule="atLeast"/>
+        <w:jc w:val="left"/>
+        <w:rPr>
+          <w:rFonts w:hint="default" w:ascii="Menlo" w:hAnsi="Menlo" w:eastAsia="Menlo" w:cs="Menlo"/>
+          <w:b w:val="0"/>
+          <w:bCs w:val="0"/>
+          <w:color w:val="BBBEBF"/>
+          <w:sz w:val="18"/>
+          <w:szCs w:val="18"/>
+        </w:rPr>
+      </w:pPr>
+      <w:r>
+        <w:rPr>
+          <w:rFonts w:hint="default" w:ascii="Menlo" w:hAnsi="Menlo" w:eastAsia="Menlo" w:cs="Menlo"/>
+          <w:b w:val="0"/>
+          <w:bCs w:val="0"/>
+          <w:color w:val="BBBEBF"/>
+          <w:kern w:val="0"/>
+          <w:sz w:val="18"/>
+          <w:szCs w:val="18"/>
+          <w:shd w:val="clear" w:fill="121314"/>
+          <w:lang w:val="en-US" w:eastAsia="zh-CN" w:bidi="ar"/>
+        </w:rPr>
+        <w:t xml:space="preserve">    </w:t>
+      </w:r>
+      <w:r>
+        <w:rPr>
+          <w:rFonts w:hint="default" w:ascii="Menlo" w:hAnsi="Menlo" w:eastAsia="Menlo" w:cs="Menlo"/>
+          <w:b w:val="0"/>
+          <w:bCs w:val="0"/>
+          <w:color w:val="C586C0"/>
+          <w:kern w:val="0"/>
+          <w:sz w:val="18"/>
+          <w:szCs w:val="18"/>
+          <w:shd w:val="clear" w:fill="121314"/>
+          <w:lang w:val="en-US" w:eastAsia="zh-CN" w:bidi="ar"/>
+        </w:rPr>
+        <w:t>for</w:t>
+      </w:r>
+      <w:r>
+        <w:rPr>
+          <w:rFonts w:hint="default" w:ascii="Menlo" w:hAnsi="Menlo" w:eastAsia="Menlo" w:cs="Menlo"/>
+          <w:b w:val="0"/>
+          <w:bCs w:val="0"/>
+          <w:color w:val="BBBEBF"/>
+          <w:kern w:val="0"/>
+          <w:sz w:val="18"/>
+          <w:szCs w:val="18"/>
+          <w:shd w:val="clear" w:fill="121314"/>
+          <w:lang w:val="en-US" w:eastAsia="zh-CN" w:bidi="ar"/>
+        </w:rPr>
+        <w:t xml:space="preserve"> </w:t>
+      </w:r>
+      <w:r>
+        <w:rPr>
+          <w:rFonts w:hint="default" w:ascii="Menlo" w:hAnsi="Menlo" w:eastAsia="Menlo" w:cs="Menlo"/>
+          <w:b w:val="0"/>
+          <w:bCs w:val="0"/>
+          <w:color w:val="C9D1D9"/>
+          <w:kern w:val="0"/>
+          <w:sz w:val="18"/>
+          <w:szCs w:val="18"/>
+          <w:shd w:val="clear" w:fill="121314"/>
+          <w:lang w:val="en-US" w:eastAsia="zh-CN" w:bidi="ar"/>
+        </w:rPr>
+        <w:t>i</w:t>
+      </w:r>
+      <w:r>
+        <w:rPr>
+          <w:rFonts w:hint="default" w:ascii="Menlo" w:hAnsi="Menlo" w:eastAsia="Menlo" w:cs="Menlo"/>
+          <w:b w:val="0"/>
+          <w:bCs w:val="0"/>
+          <w:color w:val="BBBEBF"/>
+          <w:kern w:val="0"/>
+          <w:sz w:val="18"/>
+          <w:szCs w:val="18"/>
+          <w:shd w:val="clear" w:fill="121314"/>
+          <w:lang w:val="en-US" w:eastAsia="zh-CN" w:bidi="ar"/>
+        </w:rPr>
+        <w:t xml:space="preserve"> </w:t>
+      </w:r>
+      <w:r>
+        <w:rPr>
+          <w:rFonts w:hint="default" w:ascii="Menlo" w:hAnsi="Menlo" w:eastAsia="Menlo" w:cs="Menlo"/>
+          <w:b w:val="0"/>
+          <w:bCs w:val="0"/>
+          <w:color w:val="C586C0"/>
+          <w:kern w:val="0"/>
+          <w:sz w:val="18"/>
+          <w:szCs w:val="18"/>
+          <w:shd w:val="clear" w:fill="121314"/>
+          <w:lang w:val="en-US" w:eastAsia="zh-CN" w:bidi="ar"/>
+        </w:rPr>
+        <w:t>in</w:t>
+      </w:r>
+      <w:r>
+        <w:rPr>
+          <w:rFonts w:hint="default" w:ascii="Menlo" w:hAnsi="Menlo" w:eastAsia="Menlo" w:cs="Menlo"/>
+          <w:b w:val="0"/>
+          <w:bCs w:val="0"/>
+          <w:color w:val="BBBEBF"/>
+          <w:kern w:val="0"/>
+          <w:sz w:val="18"/>
+          <w:szCs w:val="18"/>
+          <w:shd w:val="clear" w:fill="121314"/>
+          <w:lang w:val="en-US" w:eastAsia="zh-CN" w:bidi="ar"/>
+        </w:rPr>
+        <w:t xml:space="preserve"> </w:t>
+      </w:r>
+      <w:r>
+        <w:rPr>
+          <w:rFonts w:hint="default" w:ascii="Menlo" w:hAnsi="Menlo" w:eastAsia="Menlo" w:cs="Menlo"/>
+          <w:b w:val="0"/>
+          <w:bCs w:val="0"/>
+          <w:color w:val="4EC9B0"/>
+          <w:kern w:val="0"/>
+          <w:sz w:val="18"/>
+          <w:szCs w:val="18"/>
+          <w:shd w:val="clear" w:fill="121314"/>
+          <w:lang w:val="en-US" w:eastAsia="zh-CN" w:bidi="ar"/>
+        </w:rPr>
+        <w:t>range</w:t>
+      </w:r>
+      <w:r>
+        <w:rPr>
+          <w:rFonts w:hint="default" w:ascii="Menlo" w:hAnsi="Menlo" w:eastAsia="Menlo" w:cs="Menlo"/>
+          <w:b w:val="0"/>
+          <w:bCs w:val="0"/>
+          <w:color w:val="BBBEBF"/>
+          <w:kern w:val="0"/>
+          <w:sz w:val="18"/>
+          <w:szCs w:val="18"/>
+          <w:shd w:val="clear" w:fill="121314"/>
+          <w:lang w:val="en-US" w:eastAsia="zh-CN" w:bidi="ar"/>
+        </w:rPr>
+        <w:t>(</w:t>
+      </w:r>
+      <w:r>
+        <w:rPr>
+          <w:rFonts w:hint="default" w:ascii="Menlo" w:hAnsi="Menlo" w:eastAsia="Menlo" w:cs="Menlo"/>
+          <w:b w:val="0"/>
+          <w:bCs w:val="0"/>
+          <w:color w:val="FFA657"/>
+          <w:kern w:val="0"/>
+          <w:sz w:val="18"/>
+          <w:szCs w:val="18"/>
+          <w:shd w:val="clear" w:fill="121314"/>
+          <w:lang w:val="en-US" w:eastAsia="zh-CN" w:bidi="ar"/>
+        </w:rPr>
+        <w:t>size</w:t>
+      </w:r>
+      <w:r>
+        <w:rPr>
+          <w:rFonts w:hint="default" w:ascii="Menlo" w:hAnsi="Menlo" w:eastAsia="Menlo" w:cs="Menlo"/>
+          <w:b w:val="0"/>
+          <w:bCs w:val="0"/>
+          <w:color w:val="BBBEBF"/>
+          <w:kern w:val="0"/>
+          <w:sz w:val="18"/>
+          <w:szCs w:val="18"/>
+          <w:shd w:val="clear" w:fill="121314"/>
+          <w:lang w:val="en-US" w:eastAsia="zh-CN" w:bidi="ar"/>
+        </w:rPr>
+        <w:t>):</w:t>
+      </w:r>
+    </w:p>
+    <w:p>
+      <w:pPr>
+        <w:keepNext w:val="0"/>
+        <w:keepLines w:val="0"/>
+        <w:widowControl/>
+        <w:suppressLineNumbers w:val="0"/>
+        <w:shd w:val="clear" w:fill="121314"/>
+        <w:spacing w:line="360" w:lineRule="atLeast"/>
+        <w:jc w:val="left"/>
+        <w:rPr>
+          <w:rFonts w:hint="default" w:ascii="Menlo" w:hAnsi="Menlo" w:eastAsia="Menlo" w:cs="Menlo"/>
+          <w:b w:val="0"/>
+          <w:bCs w:val="0"/>
+          <w:color w:val="BBBEBF"/>
+          <w:sz w:val="18"/>
+          <w:szCs w:val="18"/>
+        </w:rPr>
+      </w:pPr>
+      <w:r>
+        <w:rPr>
+          <w:rFonts w:hint="default" w:ascii="Menlo" w:hAnsi="Menlo" w:eastAsia="Menlo" w:cs="Menlo"/>
+          <w:b w:val="0"/>
+          <w:bCs w:val="0"/>
+          <w:color w:val="BBBEBF"/>
+          <w:kern w:val="0"/>
+          <w:sz w:val="18"/>
+          <w:szCs w:val="18"/>
+          <w:shd w:val="clear" w:fill="121314"/>
+          <w:lang w:val="en-US" w:eastAsia="zh-CN" w:bidi="ar"/>
+        </w:rPr>
+        <w:t xml:space="preserve">        </w:t>
+      </w:r>
+      <w:r>
+        <w:rPr>
+          <w:rFonts w:hint="default" w:ascii="Menlo" w:hAnsi="Menlo" w:eastAsia="Menlo" w:cs="Menlo"/>
+          <w:b w:val="0"/>
+          <w:bCs w:val="0"/>
+          <w:color w:val="D2A8FF"/>
+          <w:kern w:val="0"/>
+          <w:sz w:val="18"/>
+          <w:szCs w:val="18"/>
+          <w:shd w:val="clear" w:fill="121314"/>
+          <w:lang w:val="en-US" w:eastAsia="zh-CN" w:bidi="ar"/>
+        </w:rPr>
+        <w:t>print</w:t>
+      </w:r>
+      <w:r>
+        <w:rPr>
+          <w:rFonts w:hint="default" w:ascii="Menlo" w:hAnsi="Menlo" w:eastAsia="Menlo" w:cs="Menlo"/>
+          <w:b w:val="0"/>
+          <w:bCs w:val="0"/>
+          <w:color w:val="BBBEBF"/>
+          <w:kern w:val="0"/>
+          <w:sz w:val="18"/>
+          <w:szCs w:val="18"/>
+          <w:shd w:val="clear" w:fill="121314"/>
+          <w:lang w:val="en-US" w:eastAsia="zh-CN" w:bidi="ar"/>
+        </w:rPr>
+        <w:t>(</w:t>
+      </w:r>
+      <w:r>
+        <w:rPr>
+          <w:rFonts w:hint="default" w:ascii="Menlo" w:hAnsi="Menlo" w:eastAsia="Menlo" w:cs="Menlo"/>
+          <w:b w:val="0"/>
+          <w:bCs w:val="0"/>
+          <w:color w:val="A5D6FF"/>
+          <w:kern w:val="0"/>
+          <w:sz w:val="18"/>
+          <w:szCs w:val="18"/>
+          <w:shd w:val="clear" w:fill="121314"/>
+          <w:lang w:val="en-US" w:eastAsia="zh-CN" w:bidi="ar"/>
+        </w:rPr>
+        <w:t>"#"</w:t>
+      </w:r>
+      <w:r>
+        <w:rPr>
+          <w:rFonts w:hint="default" w:ascii="Menlo" w:hAnsi="Menlo" w:eastAsia="Menlo" w:cs="Menlo"/>
+          <w:b w:val="0"/>
+          <w:bCs w:val="0"/>
+          <w:color w:val="BBBEBF"/>
+          <w:kern w:val="0"/>
+          <w:sz w:val="18"/>
+          <w:szCs w:val="18"/>
+          <w:shd w:val="clear" w:fill="121314"/>
+          <w:lang w:val="en-US" w:eastAsia="zh-CN" w:bidi="ar"/>
+        </w:rPr>
+        <w:t xml:space="preserve"> </w:t>
+      </w:r>
+      <w:r>
+        <w:rPr>
+          <w:rFonts w:hint="default" w:ascii="Menlo" w:hAnsi="Menlo" w:eastAsia="Menlo" w:cs="Menlo"/>
+          <w:b w:val="0"/>
+          <w:bCs w:val="0"/>
+          <w:color w:val="D4D4D4"/>
+          <w:kern w:val="0"/>
+          <w:sz w:val="18"/>
+          <w:szCs w:val="18"/>
+          <w:shd w:val="clear" w:fill="121314"/>
+          <w:lang w:val="en-US" w:eastAsia="zh-CN" w:bidi="ar"/>
+        </w:rPr>
+        <w:t>*</w:t>
+      </w:r>
+      <w:r>
+        <w:rPr>
+          <w:rFonts w:hint="default" w:ascii="Menlo" w:hAnsi="Menlo" w:eastAsia="Menlo" w:cs="Menlo"/>
+          <w:b w:val="0"/>
+          <w:bCs w:val="0"/>
+          <w:color w:val="BBBEBF"/>
+          <w:kern w:val="0"/>
+          <w:sz w:val="18"/>
+          <w:szCs w:val="18"/>
+          <w:shd w:val="clear" w:fill="121314"/>
+          <w:lang w:val="en-US" w:eastAsia="zh-CN" w:bidi="ar"/>
+        </w:rPr>
+        <w:t xml:space="preserve"> </w:t>
+      </w:r>
+      <w:r>
+        <w:rPr>
+          <w:rFonts w:hint="default" w:ascii="Menlo" w:hAnsi="Menlo" w:eastAsia="Menlo" w:cs="Menlo"/>
+          <w:b w:val="0"/>
+          <w:bCs w:val="0"/>
+          <w:color w:val="FFA657"/>
+          <w:kern w:val="0"/>
+          <w:sz w:val="18"/>
+          <w:szCs w:val="18"/>
+          <w:shd w:val="clear" w:fill="121314"/>
+          <w:lang w:val="en-US" w:eastAsia="zh-CN" w:bidi="ar"/>
+        </w:rPr>
+        <w:t>size</w:t>
+      </w:r>
+      <w:r>
+        <w:rPr>
+          <w:rFonts w:hint="default" w:ascii="Menlo" w:hAnsi="Menlo" w:eastAsia="Menlo" w:cs="Menlo"/>
+          <w:b w:val="0"/>
+          <w:bCs w:val="0"/>
+          <w:color w:val="BBBEBF"/>
+          <w:kern w:val="0"/>
+          <w:sz w:val="18"/>
+          <w:szCs w:val="18"/>
+          <w:shd w:val="clear" w:fill="121314"/>
+          <w:lang w:val="en-US" w:eastAsia="zh-CN" w:bidi="ar"/>
+        </w:rPr>
+        <w:t>)</w:t>
+      </w:r>
+    </w:p>
+    <w:p>
+      <w:pPr>
+        <w:bidi w:val="0"/>
+        <w:rPr>
+          <w:rFonts w:hint="default"/>
+          <w:lang w:val="en-US" w:eastAsia="zh-CN"/>
+        </w:rPr>
+      </w:pPr>
+      <w:r>
+        <w:rPr>
+          <w:rFonts w:hint="default"/>
+          <w:lang w:val="en-US" w:eastAsia="zh-CN"/>
+        </w:rPr>
+        <w:t>or</w:t>
+      </w:r>
+    </w:p>
+    <w:p>
+      <w:pPr>
+        <w:keepNext w:val="0"/>
+        <w:keepLines w:val="0"/>
+        <w:widowControl/>
+        <w:suppressLineNumbers w:val="0"/>
+        <w:shd w:val="clear" w:fill="121314"/>
+        <w:spacing w:line="360" w:lineRule="atLeast"/>
+        <w:jc w:val="left"/>
+        <w:rPr>
+          <w:rFonts w:ascii="Menlo" w:hAnsi="Menlo" w:eastAsia="Menlo" w:cs="Menlo"/>
+          <w:b w:val="0"/>
+          <w:bCs w:val="0"/>
+          <w:color w:val="BBBEBF"/>
+          <w:sz w:val="18"/>
+          <w:szCs w:val="18"/>
+        </w:rPr>
+      </w:pPr>
+      <w:r>
+        <w:rPr>
+          <w:rFonts w:hint="default" w:ascii="Menlo" w:hAnsi="Menlo" w:eastAsia="Menlo" w:cs="Menlo"/>
+          <w:b w:val="0"/>
+          <w:bCs w:val="0"/>
+          <w:color w:val="FF7B72"/>
+          <w:kern w:val="0"/>
+          <w:sz w:val="18"/>
+          <w:szCs w:val="18"/>
+          <w:shd w:val="clear" w:fill="121314"/>
+          <w:lang w:val="en-US" w:eastAsia="zh-CN" w:bidi="ar"/>
+        </w:rPr>
+        <w:t>def</w:t>
+      </w:r>
+      <w:r>
+        <w:rPr>
+          <w:rFonts w:hint="default" w:ascii="Menlo" w:hAnsi="Menlo" w:eastAsia="Menlo" w:cs="Menlo"/>
+          <w:b w:val="0"/>
+          <w:bCs w:val="0"/>
+          <w:color w:val="BBBEBF"/>
+          <w:kern w:val="0"/>
+          <w:sz w:val="18"/>
+          <w:szCs w:val="18"/>
+          <w:shd w:val="clear" w:fill="121314"/>
+          <w:lang w:val="en-US" w:eastAsia="zh-CN" w:bidi="ar"/>
+        </w:rPr>
+        <w:t xml:space="preserve"> </w:t>
+      </w:r>
+      <w:r>
+        <w:rPr>
+          <w:rFonts w:hint="default" w:ascii="Menlo" w:hAnsi="Menlo" w:eastAsia="Menlo" w:cs="Menlo"/>
+          <w:b w:val="0"/>
+          <w:bCs w:val="0"/>
+          <w:color w:val="D2A8FF"/>
+          <w:kern w:val="0"/>
+          <w:sz w:val="18"/>
+          <w:szCs w:val="18"/>
+          <w:shd w:val="clear" w:fill="121314"/>
+          <w:lang w:val="en-US" w:eastAsia="zh-CN" w:bidi="ar"/>
+        </w:rPr>
+        <w:t>print_square</w:t>
+      </w:r>
+      <w:r>
+        <w:rPr>
+          <w:rFonts w:hint="default" w:ascii="Menlo" w:hAnsi="Menlo" w:eastAsia="Menlo" w:cs="Menlo"/>
+          <w:b w:val="0"/>
+          <w:bCs w:val="0"/>
+          <w:color w:val="BBBEBF"/>
+          <w:kern w:val="0"/>
+          <w:sz w:val="18"/>
+          <w:szCs w:val="18"/>
+          <w:shd w:val="clear" w:fill="121314"/>
+          <w:lang w:val="en-US" w:eastAsia="zh-CN" w:bidi="ar"/>
+        </w:rPr>
+        <w:t>(</w:t>
+      </w:r>
+      <w:r>
+        <w:rPr>
+          <w:rFonts w:hint="default" w:ascii="Menlo" w:hAnsi="Menlo" w:eastAsia="Menlo" w:cs="Menlo"/>
+          <w:b w:val="0"/>
+          <w:bCs w:val="0"/>
+          <w:color w:val="FFA657"/>
+          <w:kern w:val="0"/>
+          <w:sz w:val="18"/>
+          <w:szCs w:val="18"/>
+          <w:shd w:val="clear" w:fill="121314"/>
+          <w:lang w:val="en-US" w:eastAsia="zh-CN" w:bidi="ar"/>
+        </w:rPr>
+        <w:t>size</w:t>
+      </w:r>
+      <w:r>
+        <w:rPr>
+          <w:rFonts w:hint="default" w:ascii="Menlo" w:hAnsi="Menlo" w:eastAsia="Menlo" w:cs="Menlo"/>
+          <w:b w:val="0"/>
+          <w:bCs w:val="0"/>
+          <w:color w:val="BBBEBF"/>
+          <w:kern w:val="0"/>
+          <w:sz w:val="18"/>
+          <w:szCs w:val="18"/>
+          <w:shd w:val="clear" w:fill="121314"/>
+          <w:lang w:val="en-US" w:eastAsia="zh-CN" w:bidi="ar"/>
+        </w:rPr>
+        <w:t>):</w:t>
+      </w:r>
+    </w:p>
+    <w:p>
+      <w:pPr>
+        <w:keepNext w:val="0"/>
+        <w:keepLines w:val="0"/>
+        <w:widowControl/>
+        <w:suppressLineNumbers w:val="0"/>
+        <w:shd w:val="clear" w:fill="121314"/>
+        <w:spacing w:line="360" w:lineRule="atLeast"/>
+        <w:jc w:val="left"/>
+        <w:rPr>
+          <w:rFonts w:hint="default" w:ascii="Menlo" w:hAnsi="Menlo" w:eastAsia="Menlo" w:cs="Menlo"/>
+          <w:b w:val="0"/>
+          <w:bCs w:val="0"/>
+          <w:color w:val="BBBEBF"/>
+          <w:sz w:val="18"/>
+          <w:szCs w:val="18"/>
+        </w:rPr>
+      </w:pPr>
+      <w:r>
+        <w:rPr>
+          <w:rFonts w:hint="default" w:ascii="Menlo" w:hAnsi="Menlo" w:eastAsia="Menlo" w:cs="Menlo"/>
+          <w:b w:val="0"/>
+          <w:bCs w:val="0"/>
+          <w:color w:val="BBBEBF"/>
+          <w:kern w:val="0"/>
+          <w:sz w:val="18"/>
+          <w:szCs w:val="18"/>
+          <w:shd w:val="clear" w:fill="121314"/>
+          <w:lang w:val="en-US" w:eastAsia="zh-CN" w:bidi="ar"/>
+        </w:rPr>
+        <w:t xml:space="preserve">    </w:t>
+      </w:r>
+      <w:r>
+        <w:rPr>
+          <w:rFonts w:hint="default" w:ascii="Menlo" w:hAnsi="Menlo" w:eastAsia="Menlo" w:cs="Menlo"/>
+          <w:b w:val="0"/>
+          <w:bCs w:val="0"/>
+          <w:color w:val="C586C0"/>
+          <w:kern w:val="0"/>
+          <w:sz w:val="18"/>
+          <w:szCs w:val="18"/>
+          <w:shd w:val="clear" w:fill="121314"/>
+          <w:lang w:val="en-US" w:eastAsia="zh-CN" w:bidi="ar"/>
+        </w:rPr>
+        <w:t>for</w:t>
+      </w:r>
+      <w:r>
+        <w:rPr>
+          <w:rFonts w:hint="default" w:ascii="Menlo" w:hAnsi="Menlo" w:eastAsia="Menlo" w:cs="Menlo"/>
+          <w:b w:val="0"/>
+          <w:bCs w:val="0"/>
+          <w:color w:val="BBBEBF"/>
+          <w:kern w:val="0"/>
+          <w:sz w:val="18"/>
+          <w:szCs w:val="18"/>
+          <w:shd w:val="clear" w:fill="121314"/>
+          <w:lang w:val="en-US" w:eastAsia="zh-CN" w:bidi="ar"/>
+        </w:rPr>
+        <w:t xml:space="preserve"> </w:t>
+      </w:r>
+      <w:r>
+        <w:rPr>
+          <w:rFonts w:hint="default" w:ascii="Menlo" w:hAnsi="Menlo" w:eastAsia="Menlo" w:cs="Menlo"/>
+          <w:b w:val="0"/>
+          <w:bCs w:val="0"/>
+          <w:color w:val="C9D1D9"/>
+          <w:kern w:val="0"/>
+          <w:sz w:val="18"/>
+          <w:szCs w:val="18"/>
+          <w:shd w:val="clear" w:fill="121314"/>
+          <w:lang w:val="en-US" w:eastAsia="zh-CN" w:bidi="ar"/>
+        </w:rPr>
+        <w:t>i</w:t>
+      </w:r>
+      <w:r>
+        <w:rPr>
+          <w:rFonts w:hint="default" w:ascii="Menlo" w:hAnsi="Menlo" w:eastAsia="Menlo" w:cs="Menlo"/>
+          <w:b w:val="0"/>
+          <w:bCs w:val="0"/>
+          <w:color w:val="BBBEBF"/>
+          <w:kern w:val="0"/>
+          <w:sz w:val="18"/>
+          <w:szCs w:val="18"/>
+          <w:shd w:val="clear" w:fill="121314"/>
+          <w:lang w:val="en-US" w:eastAsia="zh-CN" w:bidi="ar"/>
+        </w:rPr>
+        <w:t xml:space="preserve"> </w:t>
+      </w:r>
+      <w:r>
+        <w:rPr>
+          <w:rFonts w:hint="default" w:ascii="Menlo" w:hAnsi="Menlo" w:eastAsia="Menlo" w:cs="Menlo"/>
+          <w:b w:val="0"/>
+          <w:bCs w:val="0"/>
+          <w:color w:val="C586C0"/>
+          <w:kern w:val="0"/>
+          <w:sz w:val="18"/>
+          <w:szCs w:val="18"/>
+          <w:shd w:val="clear" w:fill="121314"/>
+          <w:lang w:val="en-US" w:eastAsia="zh-CN" w:bidi="ar"/>
+        </w:rPr>
+        <w:t>in</w:t>
+      </w:r>
+      <w:r>
+        <w:rPr>
+          <w:rFonts w:hint="default" w:ascii="Menlo" w:hAnsi="Menlo" w:eastAsia="Menlo" w:cs="Menlo"/>
+          <w:b w:val="0"/>
+          <w:bCs w:val="0"/>
+          <w:color w:val="BBBEBF"/>
+          <w:kern w:val="0"/>
+          <w:sz w:val="18"/>
+          <w:szCs w:val="18"/>
+          <w:shd w:val="clear" w:fill="121314"/>
+          <w:lang w:val="en-US" w:eastAsia="zh-CN" w:bidi="ar"/>
+        </w:rPr>
+        <w:t xml:space="preserve"> </w:t>
+      </w:r>
+      <w:r>
+        <w:rPr>
+          <w:rFonts w:hint="default" w:ascii="Menlo" w:hAnsi="Menlo" w:eastAsia="Menlo" w:cs="Menlo"/>
+          <w:b w:val="0"/>
+          <w:bCs w:val="0"/>
+          <w:color w:val="4EC9B0"/>
+          <w:kern w:val="0"/>
+          <w:sz w:val="18"/>
+          <w:szCs w:val="18"/>
+          <w:shd w:val="clear" w:fill="121314"/>
+          <w:lang w:val="en-US" w:eastAsia="zh-CN" w:bidi="ar"/>
+        </w:rPr>
+        <w:t>range</w:t>
+      </w:r>
+      <w:r>
+        <w:rPr>
+          <w:rFonts w:hint="default" w:ascii="Menlo" w:hAnsi="Menlo" w:eastAsia="Menlo" w:cs="Menlo"/>
+          <w:b w:val="0"/>
+          <w:bCs w:val="0"/>
+          <w:color w:val="BBBEBF"/>
+          <w:kern w:val="0"/>
+          <w:sz w:val="18"/>
+          <w:szCs w:val="18"/>
+          <w:shd w:val="clear" w:fill="121314"/>
+          <w:lang w:val="en-US" w:eastAsia="zh-CN" w:bidi="ar"/>
+        </w:rPr>
+        <w:t>(</w:t>
+      </w:r>
+      <w:r>
+        <w:rPr>
+          <w:rFonts w:hint="default" w:ascii="Menlo" w:hAnsi="Menlo" w:eastAsia="Menlo" w:cs="Menlo"/>
+          <w:b w:val="0"/>
+          <w:bCs w:val="0"/>
+          <w:color w:val="FFA657"/>
+          <w:kern w:val="0"/>
+          <w:sz w:val="18"/>
+          <w:szCs w:val="18"/>
+          <w:shd w:val="clear" w:fill="121314"/>
+          <w:lang w:val="en-US" w:eastAsia="zh-CN" w:bidi="ar"/>
+        </w:rPr>
+        <w:t>size</w:t>
+      </w:r>
+      <w:r>
+        <w:rPr>
+          <w:rFonts w:hint="default" w:ascii="Menlo" w:hAnsi="Menlo" w:eastAsia="Menlo" w:cs="Menlo"/>
+          <w:b w:val="0"/>
+          <w:bCs w:val="0"/>
+          <w:color w:val="BBBEBF"/>
+          <w:kern w:val="0"/>
+          <w:sz w:val="18"/>
+          <w:szCs w:val="18"/>
+          <w:shd w:val="clear" w:fill="121314"/>
+          <w:lang w:val="en-US" w:eastAsia="zh-CN" w:bidi="ar"/>
+        </w:rPr>
+        <w:t>):</w:t>
+      </w:r>
+    </w:p>
+    <w:p>
+      <w:pPr>
+        <w:keepNext w:val="0"/>
+        <w:keepLines w:val="0"/>
+        <w:widowControl/>
+        <w:suppressLineNumbers w:val="0"/>
+        <w:shd w:val="clear" w:fill="121314"/>
+        <w:spacing w:line="360" w:lineRule="atLeast"/>
+        <w:jc w:val="left"/>
+        <w:rPr>
+          <w:rFonts w:hint="default" w:ascii="Menlo" w:hAnsi="Menlo" w:eastAsia="Menlo" w:cs="Menlo"/>
+          <w:b w:val="0"/>
+          <w:bCs w:val="0"/>
+          <w:color w:val="BBBEBF"/>
+          <w:sz w:val="18"/>
+          <w:szCs w:val="18"/>
+        </w:rPr>
+      </w:pPr>
+      <w:r>
+        <w:rPr>
+          <w:rFonts w:hint="default" w:ascii="Menlo" w:hAnsi="Menlo" w:eastAsia="Menlo" w:cs="Menlo"/>
+          <w:b w:val="0"/>
+          <w:bCs w:val="0"/>
+          <w:color w:val="BBBEBF"/>
+          <w:kern w:val="0"/>
+          <w:sz w:val="18"/>
+          <w:szCs w:val="18"/>
+          <w:shd w:val="clear" w:fill="121314"/>
+          <w:lang w:val="en-US" w:eastAsia="zh-CN" w:bidi="ar"/>
+        </w:rPr>
+        <w:t xml:space="preserve">        </w:t>
+      </w:r>
+      <w:r>
+        <w:rPr>
+          <w:rFonts w:hint="default" w:ascii="Menlo" w:hAnsi="Menlo" w:eastAsia="Menlo" w:cs="Menlo"/>
+          <w:b w:val="0"/>
+          <w:bCs w:val="0"/>
+          <w:color w:val="D2A8FF"/>
+          <w:kern w:val="0"/>
+          <w:sz w:val="18"/>
+          <w:szCs w:val="18"/>
+          <w:highlight w:val="yellow"/>
+          <w:shd w:val="clear" w:fill="121314"/>
+          <w:lang w:val="en-US" w:eastAsia="zh-CN" w:bidi="ar"/>
+        </w:rPr>
+        <w:t>print_row</w:t>
+      </w:r>
+      <w:r>
+        <w:rPr>
+          <w:rFonts w:hint="default" w:ascii="Menlo" w:hAnsi="Menlo" w:eastAsia="Menlo" w:cs="Menlo"/>
+          <w:b w:val="0"/>
+          <w:bCs w:val="0"/>
+          <w:color w:val="BBBEBF"/>
+          <w:kern w:val="0"/>
+          <w:sz w:val="18"/>
+          <w:szCs w:val="18"/>
+          <w:highlight w:val="yellow"/>
+          <w:shd w:val="clear" w:fill="121314"/>
+          <w:lang w:val="en-US" w:eastAsia="zh-CN" w:bidi="ar"/>
+        </w:rPr>
+        <w:t>(</w:t>
+      </w:r>
+      <w:r>
+        <w:rPr>
+          <w:rFonts w:hint="default" w:ascii="Menlo" w:hAnsi="Menlo" w:eastAsia="Menlo" w:cs="Menlo"/>
+          <w:b w:val="0"/>
+          <w:bCs w:val="0"/>
+          <w:color w:val="FFA657"/>
+          <w:kern w:val="0"/>
+          <w:sz w:val="18"/>
+          <w:szCs w:val="18"/>
+          <w:highlight w:val="yellow"/>
+          <w:shd w:val="clear" w:fill="121314"/>
+          <w:lang w:val="en-US" w:eastAsia="zh-CN" w:bidi="ar"/>
+        </w:rPr>
+        <w:t>size</w:t>
+      </w:r>
+      <w:r>
+        <w:rPr>
+          <w:rFonts w:hint="default" w:ascii="Menlo" w:hAnsi="Menlo" w:eastAsia="Menlo" w:cs="Menlo"/>
+          <w:b w:val="0"/>
+          <w:bCs w:val="0"/>
+          <w:color w:val="BBBEBF"/>
+          <w:kern w:val="0"/>
+          <w:sz w:val="18"/>
+          <w:szCs w:val="18"/>
+          <w:highlight w:val="yellow"/>
+          <w:shd w:val="clear" w:fill="121314"/>
+          <w:lang w:val="en-US" w:eastAsia="zh-CN" w:bidi="ar"/>
+        </w:rPr>
+        <w:t>)</w:t>
+      </w:r>
+    </w:p>
+    <w:p>
+      <w:pPr>
+        <w:keepNext w:val="0"/>
+        <w:keepLines w:val="0"/>
+        <w:widowControl/>
+        <w:suppressLineNumbers w:val="0"/>
+        <w:shd w:val="clear" w:fill="121314"/>
+        <w:spacing w:line="360" w:lineRule="atLeast"/>
+        <w:jc w:val="left"/>
+        <w:rPr>
+          <w:rFonts w:hint="default" w:ascii="Menlo" w:hAnsi="Menlo" w:eastAsia="Menlo" w:cs="Menlo"/>
+          <w:b w:val="0"/>
+          <w:bCs w:val="0"/>
+          <w:color w:val="FF7B72"/>
+          <w:kern w:val="0"/>
+          <w:sz w:val="18"/>
+          <w:szCs w:val="18"/>
+          <w:shd w:val="clear" w:fill="121314"/>
+          <w:lang w:val="en-US" w:eastAsia="zh-CN" w:bidi="ar"/>
+        </w:rPr>
+      </w:pPr>
+    </w:p>
+    <w:p>
+      <w:pPr>
+        <w:keepNext w:val="0"/>
+        <w:keepLines w:val="0"/>
+        <w:widowControl/>
+        <w:suppressLineNumbers w:val="0"/>
+        <w:shd w:val="clear" w:fill="121314"/>
+        <w:spacing w:line="360" w:lineRule="atLeast"/>
+        <w:jc w:val="left"/>
+        <w:rPr>
+          <w:rFonts w:hint="default" w:ascii="Menlo" w:hAnsi="Menlo" w:eastAsia="Menlo" w:cs="Menlo"/>
+          <w:b w:val="0"/>
+          <w:bCs w:val="0"/>
+          <w:color w:val="BBBEBF"/>
+          <w:sz w:val="18"/>
+          <w:szCs w:val="18"/>
+        </w:rPr>
+      </w:pPr>
+      <w:r>
+        <w:rPr>
+          <w:rFonts w:hint="default" w:ascii="Menlo" w:hAnsi="Menlo" w:eastAsia="Menlo" w:cs="Menlo"/>
+          <w:b w:val="0"/>
+          <w:bCs w:val="0"/>
+          <w:color w:val="FF7B72"/>
+          <w:kern w:val="0"/>
+          <w:sz w:val="18"/>
+          <w:szCs w:val="18"/>
+          <w:shd w:val="clear" w:fill="121314"/>
+          <w:lang w:val="en-US" w:eastAsia="zh-CN" w:bidi="ar"/>
+        </w:rPr>
+        <w:t>def</w:t>
+      </w:r>
+      <w:r>
+        <w:rPr>
+          <w:rFonts w:hint="default" w:ascii="Menlo" w:hAnsi="Menlo" w:eastAsia="Menlo" w:cs="Menlo"/>
+          <w:b w:val="0"/>
+          <w:bCs w:val="0"/>
+          <w:color w:val="BBBEBF"/>
+          <w:kern w:val="0"/>
+          <w:sz w:val="18"/>
+          <w:szCs w:val="18"/>
+          <w:shd w:val="clear" w:fill="121314"/>
+          <w:lang w:val="en-US" w:eastAsia="zh-CN" w:bidi="ar"/>
+        </w:rPr>
+        <w:t xml:space="preserve"> </w:t>
+      </w:r>
+      <w:r>
+        <w:rPr>
+          <w:rFonts w:hint="default" w:ascii="Menlo" w:hAnsi="Menlo" w:eastAsia="Menlo" w:cs="Menlo"/>
+          <w:b w:val="0"/>
+          <w:bCs w:val="0"/>
+          <w:color w:val="D2A8FF"/>
+          <w:kern w:val="0"/>
+          <w:sz w:val="18"/>
+          <w:szCs w:val="18"/>
+          <w:shd w:val="clear" w:fill="121314"/>
+          <w:lang w:val="en-US" w:eastAsia="zh-CN" w:bidi="ar"/>
+        </w:rPr>
+        <w:t>print_row</w:t>
+      </w:r>
+      <w:r>
+        <w:rPr>
+          <w:rFonts w:hint="default" w:ascii="Menlo" w:hAnsi="Menlo" w:eastAsia="Menlo" w:cs="Menlo"/>
+          <w:b w:val="0"/>
+          <w:bCs w:val="0"/>
+          <w:color w:val="BBBEBF"/>
+          <w:kern w:val="0"/>
+          <w:sz w:val="18"/>
+          <w:szCs w:val="18"/>
+          <w:shd w:val="clear" w:fill="121314"/>
+          <w:lang w:val="en-US" w:eastAsia="zh-CN" w:bidi="ar"/>
+        </w:rPr>
+        <w:t>(</w:t>
+      </w:r>
+      <w:r>
+        <w:rPr>
+          <w:rFonts w:hint="default" w:ascii="Menlo" w:hAnsi="Menlo" w:eastAsia="Menlo" w:cs="Menlo"/>
+          <w:b w:val="0"/>
+          <w:bCs w:val="0"/>
+          <w:color w:val="FFA657"/>
+          <w:kern w:val="0"/>
+          <w:sz w:val="18"/>
+          <w:szCs w:val="18"/>
+          <w:shd w:val="clear" w:fill="121314"/>
+          <w:lang w:val="en-US" w:eastAsia="zh-CN" w:bidi="ar"/>
+        </w:rPr>
+        <w:t>width</w:t>
+      </w:r>
+      <w:r>
+        <w:rPr>
+          <w:rFonts w:hint="default" w:ascii="Menlo" w:hAnsi="Menlo" w:eastAsia="Menlo" w:cs="Menlo"/>
+          <w:b w:val="0"/>
+          <w:bCs w:val="0"/>
+          <w:color w:val="BBBEBF"/>
+          <w:kern w:val="0"/>
+          <w:sz w:val="18"/>
+          <w:szCs w:val="18"/>
+          <w:shd w:val="clear" w:fill="121314"/>
+          <w:lang w:val="en-US" w:eastAsia="zh-CN" w:bidi="ar"/>
+        </w:rPr>
+        <w:t>):</w:t>
+      </w:r>
+    </w:p>
+    <w:p>
+      <w:pPr>
+        <w:keepNext w:val="0"/>
+        <w:keepLines w:val="0"/>
+        <w:widowControl/>
+        <w:suppressLineNumbers w:val="0"/>
+        <w:shd w:val="clear" w:fill="121314"/>
+        <w:spacing w:line="360" w:lineRule="atLeast"/>
+        <w:jc w:val="left"/>
+        <w:rPr>
+          <w:rFonts w:hint="default" w:ascii="Menlo" w:hAnsi="Menlo" w:eastAsia="Menlo" w:cs="Menlo"/>
+          <w:b w:val="0"/>
+          <w:bCs w:val="0"/>
+          <w:color w:val="BBBEBF"/>
+          <w:sz w:val="18"/>
+          <w:szCs w:val="18"/>
+        </w:rPr>
+      </w:pPr>
+      <w:r>
+        <w:rPr>
+          <w:rFonts w:hint="default" w:ascii="Menlo" w:hAnsi="Menlo" w:eastAsia="Menlo" w:cs="Menlo"/>
+          <w:b w:val="0"/>
+          <w:bCs w:val="0"/>
+          <w:color w:val="BBBEBF"/>
+          <w:kern w:val="0"/>
+          <w:sz w:val="18"/>
+          <w:szCs w:val="18"/>
+          <w:shd w:val="clear" w:fill="121314"/>
+          <w:lang w:val="en-US" w:eastAsia="zh-CN" w:bidi="ar"/>
+        </w:rPr>
+        <w:t xml:space="preserve">    </w:t>
+      </w:r>
+      <w:r>
+        <w:rPr>
+          <w:rFonts w:hint="default" w:ascii="Menlo" w:hAnsi="Menlo" w:eastAsia="Menlo" w:cs="Menlo"/>
+          <w:b w:val="0"/>
+          <w:bCs w:val="0"/>
+          <w:color w:val="D2A8FF"/>
+          <w:kern w:val="0"/>
+          <w:sz w:val="18"/>
+          <w:szCs w:val="18"/>
+          <w:shd w:val="clear" w:fill="121314"/>
+          <w:lang w:val="en-US" w:eastAsia="zh-CN" w:bidi="ar"/>
+        </w:rPr>
+        <w:t>print</w:t>
+      </w:r>
+      <w:r>
+        <w:rPr>
+          <w:rFonts w:hint="default" w:ascii="Menlo" w:hAnsi="Menlo" w:eastAsia="Menlo" w:cs="Menlo"/>
+          <w:b w:val="0"/>
+          <w:bCs w:val="0"/>
+          <w:color w:val="BBBEBF"/>
+          <w:kern w:val="0"/>
+          <w:sz w:val="18"/>
+          <w:szCs w:val="18"/>
+          <w:shd w:val="clear" w:fill="121314"/>
+          <w:lang w:val="en-US" w:eastAsia="zh-CN" w:bidi="ar"/>
+        </w:rPr>
+        <w:t>(</w:t>
+      </w:r>
+      <w:r>
+        <w:rPr>
+          <w:rFonts w:hint="default" w:ascii="Menlo" w:hAnsi="Menlo" w:eastAsia="Menlo" w:cs="Menlo"/>
+          <w:b w:val="0"/>
+          <w:bCs w:val="0"/>
+          <w:color w:val="A5D6FF"/>
+          <w:kern w:val="0"/>
+          <w:sz w:val="18"/>
+          <w:szCs w:val="18"/>
+          <w:shd w:val="clear" w:fill="121314"/>
+          <w:lang w:val="en-US" w:eastAsia="zh-CN" w:bidi="ar"/>
+        </w:rPr>
+        <w:t>"#"</w:t>
+      </w:r>
+      <w:r>
+        <w:rPr>
+          <w:rFonts w:hint="default" w:ascii="Menlo" w:hAnsi="Menlo" w:eastAsia="Menlo" w:cs="Menlo"/>
+          <w:b w:val="0"/>
+          <w:bCs w:val="0"/>
+          <w:color w:val="D4D4D4"/>
+          <w:kern w:val="0"/>
+          <w:sz w:val="18"/>
+          <w:szCs w:val="18"/>
+          <w:shd w:val="clear" w:fill="121314"/>
+          <w:lang w:val="en-US" w:eastAsia="zh-CN" w:bidi="ar"/>
+        </w:rPr>
+        <w:t>*</w:t>
+      </w:r>
+      <w:r>
+        <w:rPr>
+          <w:rFonts w:hint="default" w:ascii="Menlo" w:hAnsi="Menlo" w:eastAsia="Menlo" w:cs="Menlo"/>
+          <w:b w:val="0"/>
+          <w:bCs w:val="0"/>
+          <w:color w:val="BBBEBF"/>
+          <w:kern w:val="0"/>
+          <w:sz w:val="18"/>
+          <w:szCs w:val="18"/>
+          <w:shd w:val="clear" w:fill="121314"/>
+          <w:lang w:val="en-US" w:eastAsia="zh-CN" w:bidi="ar"/>
+        </w:rPr>
+        <w:t xml:space="preserve"> </w:t>
+      </w:r>
+      <w:r>
+        <w:rPr>
+          <w:rFonts w:hint="default" w:ascii="Menlo" w:hAnsi="Menlo" w:eastAsia="Menlo" w:cs="Menlo"/>
+          <w:b w:val="0"/>
+          <w:bCs w:val="0"/>
+          <w:color w:val="FFA657"/>
+          <w:kern w:val="0"/>
+          <w:sz w:val="18"/>
+          <w:szCs w:val="18"/>
+          <w:shd w:val="clear" w:fill="121314"/>
+          <w:lang w:val="en-US" w:eastAsia="zh-CN" w:bidi="ar"/>
+        </w:rPr>
+        <w:t>width</w:t>
+      </w:r>
+      <w:r>
+        <w:rPr>
+          <w:rFonts w:hint="default" w:ascii="Menlo" w:hAnsi="Menlo" w:eastAsia="Menlo" w:cs="Menlo"/>
+          <w:b w:val="0"/>
+          <w:bCs w:val="0"/>
+          <w:color w:val="BBBEBF"/>
+          <w:kern w:val="0"/>
+          <w:sz w:val="18"/>
+          <w:szCs w:val="18"/>
+          <w:shd w:val="clear" w:fill="121314"/>
+          <w:lang w:val="en-US" w:eastAsia="zh-CN" w:bidi="ar"/>
+        </w:rPr>
+        <w:t>)</w:t>
+      </w:r>
+    </w:p>
+    <w:p>
+      <w:pPr>
+        <w:bidi w:val="0"/>
+        <w:rPr>
+          <w:rFonts w:hint="default"/>
+          <w:lang w:val="en-US" w:eastAsia="zh-CN"/>
+        </w:rPr>
+      </w:pPr>
+      <w:r>
+        <w:rPr>
+          <w:rFonts w:hint="default"/>
+          <w:lang w:val="en-US" w:eastAsia="zh-CN"/>
+        </w:rPr>
+        <w:t>This is a way to take a larger program.--decompose it into these smaller components, that once assembled, to achieve your final idea.</w:t>
+      </w:r>
       <w:bookmarkStart w:id="0" w:name="_GoBack"/>
       <w:bookmarkEnd w:id="0"/>
     </w:p>
     <w:p>
       <w:pPr>
-        <w:rPr>
-          <w:rFonts w:hint="default"/>
-          <w:lang w:val="en-US"/>
-        </w:rPr>
-      </w:pPr>
-    </w:p>
-    <w:p/>
-    <w:p>
-      <w:pPr>
-        <w:rPr>
-          <w:rFonts w:hint="default"/>
-          <w:lang w:val="en-US" w:eastAsia="zh-CN"/>
-        </w:rPr>
-      </w:pPr>
+        <w:bidi w:val="0"/>
+        <w:rPr>
+          <w:rFonts w:hint="default"/>
+          <w:lang w:val="en-US" w:eastAsia="zh-CN"/>
+        </w:rPr>
+      </w:pPr>
+    </w:p>
+    <w:p>
+      <w:pPr>
+        <w:tabs>
+          <w:tab w:val="left" w:pos="7043"/>
+        </w:tabs>
+        <w:bidi w:val="0"/>
+        <w:jc w:val="both"/>
+        <w:rPr>
+          <w:rFonts w:hint="default"/>
+          <w:lang w:val="en-US" w:eastAsia="zh-CN"/>
+        </w:rPr>
+      </w:pPr>
+      <w:r>
+        <w:rPr>
+          <w:rFonts w:hint="default"/>
+          <w:lang w:val="en-US" w:eastAsia="zh-CN"/>
+        </w:rPr>
+        <w:tab/>
+      </w:r>
     </w:p>
     <w:sectPr>
       <w:pgSz w:w="11906" w:h="16838"/>
